--- a/Sprint1.docx
+++ b/Sprint1.docx
@@ -2518,6 +2518,8 @@
         <w:spacing w:before="60" w:after="60"/>
         <w:jc w:val="both"/>
         <w:rPr>
+          <w:rFonts w:cs="Times New Roman"/>
+          <w:color w:val="000000"/>
           <w:lang w:val="vi-VN"/>
         </w:rPr>
       </w:pPr>
@@ -2829,11 +2831,19 @@
               <w:spacing w:before="60" w:after="60"/>
               <w:jc w:val="center"/>
               <w:rPr>
+                <w:b/>
+                <w:bCs/>
+                <w:sz w:val="18"/>
+                <w:szCs w:val="18"/>
                 <w:lang w:val="vi-VN"/>
               </w:rPr>
             </w:pPr>
             <w:r>
               <w:rPr>
+                <w:b/>
+                <w:bCs/>
+                <w:sz w:val="18"/>
+                <w:szCs w:val="18"/>
                 <w:lang w:val="vi-VN"/>
               </w:rPr>
               <w:t>523c0012</w:t>
@@ -2844,11 +2854,19 @@
               <w:spacing w:before="60" w:after="60"/>
               <w:jc w:val="center"/>
               <w:rPr>
+                <w:b/>
+                <w:bCs/>
+                <w:sz w:val="18"/>
+                <w:szCs w:val="18"/>
                 <w:lang w:val="vi-VN"/>
               </w:rPr>
             </w:pPr>
             <w:r>
               <w:rPr>
+                <w:b/>
+                <w:bCs/>
+                <w:sz w:val="18"/>
+                <w:szCs w:val="18"/>
                 <w:lang w:val="vi-VN"/>
               </w:rPr>
               <w:t>-</w:t>
@@ -2864,6 +2882,10 @@
             </w:pPr>
             <w:r>
               <w:rPr>
+                <w:b/>
+                <w:bCs/>
+                <w:sz w:val="18"/>
+                <w:szCs w:val="18"/>
                 <w:lang w:val="vi-VN"/>
               </w:rPr>
               <w:t>Huynh Nhat Huy</w:t>
@@ -3730,292 +3752,6 @@
             <w:pPr>
               <w:spacing w:before="60" w:after="60"/>
               <w:jc w:val="center"/>
-            </w:pPr>
-            <w:r>
-              <w:rPr>
-                <w:rFonts w:cs="Times New Roman"/>
-                <w:b/>
-                <w:bCs/>
-                <w:color w:val="1F4E8C"/>
-                <w:sz w:val="19"/>
-                <w:szCs w:val="19"/>
-              </w:rPr>
-              <w:t>FR-18</w:t>
-            </w:r>
-          </w:p>
-        </w:tc>
-        <w:tc>
-          <w:tcPr>
-            <w:tcW w:w="5187" w:type="dxa"/>
-            <w:tcBorders>
-              <w:top w:val="single" w:sz="2" w:space="0" w:color="CCCCCC"/>
-              <w:left w:val="single" w:sz="2" w:space="0" w:color="CCCCCC"/>
-              <w:bottom w:val="single" w:sz="2" w:space="0" w:color="CCCCCC"/>
-              <w:right w:val="single" w:sz="2" w:space="0" w:color="CCCCCC"/>
-            </w:tcBorders>
-            <w:tcMar>
-              <w:top w:w="80" w:type="dxa"/>
-              <w:left w:w="120" w:type="dxa"/>
-              <w:bottom w:w="80" w:type="dxa"/>
-              <w:right w:w="120" w:type="dxa"/>
-            </w:tcMar>
-            <w:vAlign w:val="center"/>
-          </w:tcPr>
-          <w:p>
-            <w:pPr>
-              <w:spacing w:before="60" w:after="60"/>
-            </w:pPr>
-            <w:r>
-              <w:rPr>
-                <w:rFonts w:cs="Times New Roman"/>
-                <w:color w:val="000000"/>
-                <w:sz w:val="19"/>
-                <w:szCs w:val="19"/>
-              </w:rPr>
-              <w:t>Allow a new Local Commuter to register with: full name, email, phone number, and preferred payment method (</w:t>
-            </w:r>
-            <w:proofErr w:type="spellStart"/>
-            <w:r>
-              <w:rPr>
-                <w:rFonts w:cs="Times New Roman"/>
-                <w:color w:val="000000"/>
-                <w:sz w:val="19"/>
-                <w:szCs w:val="19"/>
-              </w:rPr>
-              <w:t>MoMo</w:t>
-            </w:r>
-            <w:proofErr w:type="spellEnd"/>
-            <w:r>
-              <w:rPr>
-                <w:rFonts w:cs="Times New Roman"/>
-                <w:color w:val="000000"/>
-                <w:sz w:val="19"/>
-                <w:szCs w:val="19"/>
-              </w:rPr>
-              <w:t xml:space="preserve"> / VNPay / Cash).</w:t>
-            </w:r>
-          </w:p>
-        </w:tc>
-        <w:tc>
-          <w:tcPr>
-            <w:tcW w:w="1846" w:type="dxa"/>
-            <w:vMerge/>
-            <w:tcBorders>
-              <w:left w:val="single" w:sz="2" w:space="0" w:color="CCCCCC"/>
-              <w:right w:val="single" w:sz="2" w:space="0" w:color="CCCCCC"/>
-            </w:tcBorders>
-            <w:shd w:val="clear" w:color="auto" w:fill="D1ECE4"/>
-            <w:tcMar>
-              <w:top w:w="80" w:type="dxa"/>
-              <w:left w:w="120" w:type="dxa"/>
-              <w:bottom w:w="80" w:type="dxa"/>
-              <w:right w:w="120" w:type="dxa"/>
-            </w:tcMar>
-            <w:vAlign w:val="center"/>
-          </w:tcPr>
-          <w:p>
-            <w:pPr>
-              <w:spacing w:before="60" w:after="60"/>
-              <w:jc w:val="center"/>
-              <w:rPr>
-                <w:lang w:val="vi-VN"/>
-              </w:rPr>
-            </w:pPr>
-          </w:p>
-        </w:tc>
-        <w:tc>
-          <w:tcPr>
-            <w:tcW w:w="900" w:type="dxa"/>
-            <w:tcBorders>
-              <w:top w:val="single" w:sz="2" w:space="0" w:color="CCCCCC"/>
-              <w:left w:val="single" w:sz="2" w:space="0" w:color="CCCCCC"/>
-              <w:bottom w:val="single" w:sz="2" w:space="0" w:color="CCCCCC"/>
-              <w:right w:val="single" w:sz="2" w:space="0" w:color="CCCCCC"/>
-            </w:tcBorders>
-            <w:shd w:val="clear" w:color="auto" w:fill="FFECEC"/>
-            <w:tcMar>
-              <w:top w:w="80" w:type="dxa"/>
-              <w:left w:w="120" w:type="dxa"/>
-              <w:bottom w:w="80" w:type="dxa"/>
-              <w:right w:w="120" w:type="dxa"/>
-            </w:tcMar>
-            <w:vAlign w:val="center"/>
-          </w:tcPr>
-          <w:p>
-            <w:pPr>
-              <w:spacing w:before="60" w:after="60"/>
-              <w:jc w:val="center"/>
-            </w:pPr>
-            <w:r>
-              <w:rPr>
-                <w:rFonts w:cs="Times New Roman"/>
-                <w:b/>
-                <w:bCs/>
-                <w:color w:val="8B0000"/>
-                <w:sz w:val="18"/>
-                <w:szCs w:val="18"/>
-              </w:rPr>
-              <w:t>High</w:t>
-            </w:r>
-          </w:p>
-        </w:tc>
-      </w:tr>
-      <w:tr>
-        <w:tc>
-          <w:tcPr>
-            <w:tcW w:w="893" w:type="dxa"/>
-            <w:tcBorders>
-              <w:top w:val="single" w:sz="2" w:space="0" w:color="CCCCCC"/>
-              <w:left w:val="single" w:sz="2" w:space="0" w:color="CCCCCC"/>
-              <w:bottom w:val="single" w:sz="2" w:space="0" w:color="CCCCCC"/>
-              <w:right w:val="single" w:sz="2" w:space="0" w:color="CCCCCC"/>
-            </w:tcBorders>
-            <w:shd w:val="clear" w:color="auto" w:fill="D6E4F0"/>
-            <w:tcMar>
-              <w:top w:w="80" w:type="dxa"/>
-              <w:left w:w="120" w:type="dxa"/>
-              <w:bottom w:w="80" w:type="dxa"/>
-              <w:right w:w="120" w:type="dxa"/>
-            </w:tcMar>
-            <w:vAlign w:val="center"/>
-          </w:tcPr>
-          <w:p>
-            <w:pPr>
-              <w:spacing w:before="60" w:after="60"/>
-              <w:jc w:val="center"/>
-            </w:pPr>
-            <w:r>
-              <w:rPr>
-                <w:rFonts w:cs="Times New Roman"/>
-                <w:b/>
-                <w:bCs/>
-                <w:color w:val="1F4E8C"/>
-                <w:sz w:val="19"/>
-                <w:szCs w:val="19"/>
-              </w:rPr>
-              <w:t>FR-19</w:t>
-            </w:r>
-          </w:p>
-        </w:tc>
-        <w:tc>
-          <w:tcPr>
-            <w:tcW w:w="5187" w:type="dxa"/>
-            <w:tcBorders>
-              <w:top w:val="single" w:sz="2" w:space="0" w:color="CCCCCC"/>
-              <w:left w:val="single" w:sz="2" w:space="0" w:color="CCCCCC"/>
-              <w:bottom w:val="single" w:sz="2" w:space="0" w:color="CCCCCC"/>
-              <w:right w:val="single" w:sz="2" w:space="0" w:color="CCCCCC"/>
-            </w:tcBorders>
-            <w:tcMar>
-              <w:top w:w="80" w:type="dxa"/>
-              <w:left w:w="120" w:type="dxa"/>
-              <w:bottom w:w="80" w:type="dxa"/>
-              <w:right w:w="120" w:type="dxa"/>
-            </w:tcMar>
-            <w:vAlign w:val="center"/>
-          </w:tcPr>
-          <w:p>
-            <w:pPr>
-              <w:spacing w:before="60" w:after="60"/>
-            </w:pPr>
-            <w:r>
-              <w:rPr>
-                <w:rFonts w:cs="Times New Roman"/>
-                <w:color w:val="000000"/>
-                <w:sz w:val="19"/>
-                <w:szCs w:val="19"/>
-              </w:rPr>
-              <w:t>Allow a new Foreign Tourist to register with: full name, email, passport number, nationality, and preferred payment method (Apple Pay / PayPal / Cash).</w:t>
-            </w:r>
-          </w:p>
-        </w:tc>
-        <w:tc>
-          <w:tcPr>
-            <w:tcW w:w="1846" w:type="dxa"/>
-            <w:vMerge/>
-            <w:tcBorders>
-              <w:left w:val="single" w:sz="2" w:space="0" w:color="CCCCCC"/>
-              <w:right w:val="single" w:sz="2" w:space="0" w:color="CCCCCC"/>
-            </w:tcBorders>
-            <w:shd w:val="clear" w:color="auto" w:fill="D1ECE4"/>
-            <w:tcMar>
-              <w:top w:w="80" w:type="dxa"/>
-              <w:left w:w="120" w:type="dxa"/>
-              <w:bottom w:w="80" w:type="dxa"/>
-              <w:right w:w="120" w:type="dxa"/>
-            </w:tcMar>
-            <w:vAlign w:val="center"/>
-          </w:tcPr>
-          <w:p>
-            <w:pPr>
-              <w:spacing w:before="60" w:after="60"/>
-              <w:jc w:val="center"/>
-              <w:rPr>
-                <w:lang w:val="vi-VN"/>
-              </w:rPr>
-            </w:pPr>
-          </w:p>
-        </w:tc>
-        <w:tc>
-          <w:tcPr>
-            <w:tcW w:w="900" w:type="dxa"/>
-            <w:tcBorders>
-              <w:top w:val="single" w:sz="2" w:space="0" w:color="CCCCCC"/>
-              <w:left w:val="single" w:sz="2" w:space="0" w:color="CCCCCC"/>
-              <w:bottom w:val="single" w:sz="2" w:space="0" w:color="CCCCCC"/>
-              <w:right w:val="single" w:sz="2" w:space="0" w:color="CCCCCC"/>
-            </w:tcBorders>
-            <w:shd w:val="clear" w:color="auto" w:fill="FFECEC"/>
-            <w:tcMar>
-              <w:top w:w="80" w:type="dxa"/>
-              <w:left w:w="120" w:type="dxa"/>
-              <w:bottom w:w="80" w:type="dxa"/>
-              <w:right w:w="120" w:type="dxa"/>
-            </w:tcMar>
-            <w:vAlign w:val="center"/>
-          </w:tcPr>
-          <w:p>
-            <w:pPr>
-              <w:spacing w:before="60" w:after="60"/>
-              <w:jc w:val="center"/>
-            </w:pPr>
-            <w:r>
-              <w:rPr>
-                <w:rFonts w:cs="Times New Roman"/>
-                <w:b/>
-                <w:bCs/>
-                <w:color w:val="8B0000"/>
-                <w:sz w:val="18"/>
-                <w:szCs w:val="18"/>
-              </w:rPr>
-              <w:t>High</w:t>
-            </w:r>
-          </w:p>
-        </w:tc>
-      </w:tr>
-      <w:tr>
-        <w:tc>
-          <w:tcPr>
-            <w:tcW w:w="893" w:type="dxa"/>
-            <w:tcBorders>
-              <w:top w:val="single" w:sz="2" w:space="0" w:color="CCCCCC"/>
-              <w:left w:val="single" w:sz="2" w:space="0" w:color="CCCCCC"/>
-              <w:bottom w:val="single" w:sz="2" w:space="0" w:color="CCCCCC"/>
-              <w:right w:val="single" w:sz="2" w:space="0" w:color="CCCCCC"/>
-            </w:tcBorders>
-            <w:shd w:val="clear" w:color="auto" w:fill="D6E4F0"/>
-            <w:tcMar>
-              <w:top w:w="80" w:type="dxa"/>
-              <w:left w:w="120" w:type="dxa"/>
-              <w:bottom w:w="80" w:type="dxa"/>
-              <w:right w:w="120" w:type="dxa"/>
-            </w:tcMar>
-            <w:vAlign w:val="center"/>
-          </w:tcPr>
-          <w:p>
-            <w:pPr>
-              <w:spacing w:before="60" w:after="60"/>
-              <w:jc w:val="center"/>
               <w:rPr>
                 <w:rFonts w:cs="Times New Roman"/>
                 <w:b/>
@@ -4304,9 +4040,67 @@
               <w:spacing w:before="60" w:after="60"/>
               <w:jc w:val="center"/>
               <w:rPr>
+                <w:b/>
+                <w:bCs/>
+                <w:sz w:val="18"/>
+                <w:szCs w:val="18"/>
                 <w:lang w:val="vi-VN"/>
               </w:rPr>
             </w:pPr>
+            <w:r>
+              <w:rPr>
+                <w:b/>
+                <w:bCs/>
+                <w:sz w:val="18"/>
+                <w:szCs w:val="18"/>
+                <w:lang w:val="vi-VN"/>
+              </w:rPr>
+              <w:t>523c0012</w:t>
+            </w:r>
+          </w:p>
+          <w:p>
+            <w:pPr>
+              <w:spacing w:before="60" w:after="60"/>
+              <w:jc w:val="center"/>
+              <w:rPr>
+                <w:b/>
+                <w:bCs/>
+                <w:sz w:val="18"/>
+                <w:szCs w:val="18"/>
+                <w:lang w:val="vi-VN"/>
+              </w:rPr>
+            </w:pPr>
+            <w:r>
+              <w:rPr>
+                <w:b/>
+                <w:bCs/>
+                <w:sz w:val="18"/>
+                <w:szCs w:val="18"/>
+                <w:lang w:val="vi-VN"/>
+              </w:rPr>
+              <w:t>-</w:t>
+            </w:r>
+          </w:p>
+          <w:p>
+            <w:pPr>
+              <w:spacing w:before="60" w:after="60"/>
+              <w:jc w:val="center"/>
+              <w:rPr>
+                <w:b/>
+                <w:bCs/>
+                <w:lang w:val="vi-VN"/>
+              </w:rPr>
+            </w:pPr>
+            <w:r>
+              <w:rPr>
+                <w:b/>
+                <w:bCs/>
+                <w:sz w:val="18"/>
+                <w:szCs w:val="18"/>
+                <w:lang w:val="vi-VN"/>
+              </w:rPr>
+              <w:t>Huynh Nhat Huy</w:t>
+            </w:r>
           </w:p>
         </w:tc>
         <w:tc>
@@ -4509,7 +4303,6 @@
                 <w:sz w:val="20"/>
                 <w:szCs w:val="20"/>
               </w:rPr>
-              <w:lastRenderedPageBreak/>
               <w:t xml:space="preserve">UC2 — Manage </w:t>
             </w:r>
             <w:proofErr w:type="gramStart"/>
@@ -4622,10 +4415,10 @@
         <w:tc>
           <w:tcPr>
             <w:tcW w:w="1846" w:type="dxa"/>
-            <w:tcBorders>
-              <w:top w:val="single" w:sz="2" w:space="0" w:color="CCCCCC"/>
-              <w:left w:val="single" w:sz="2" w:space="0" w:color="CCCCCC"/>
-              <w:bottom w:val="single" w:sz="2" w:space="0" w:color="CCCCCC"/>
+            <w:vMerge w:val="restart"/>
+            <w:tcBorders>
+              <w:top w:val="single" w:sz="2" w:space="0" w:color="CCCCCC"/>
+              <w:left w:val="single" w:sz="2" w:space="0" w:color="CCCCCC"/>
               <w:right w:val="single" w:sz="2" w:space="0" w:color="CCCCCC"/>
             </w:tcBorders>
             <w:shd w:val="clear" w:color="auto" w:fill="D1ECE4"/>
@@ -4641,8 +4434,6 @@
             <w:pPr>
               <w:spacing w:before="60" w:after="60"/>
               <w:jc w:val="center"/>
-            </w:pPr>
-            <w:r>
               <w:rPr>
                 <w:rFonts w:cs="Times New Roman"/>
                 <w:b/>
@@ -4650,8 +4441,68 @@
                 <w:color w:val="1A7A5E"/>
                 <w:sz w:val="18"/>
                 <w:szCs w:val="18"/>
-              </w:rPr>
-              <w:t>2</w:t>
+                <w:lang w:val="vi-VN"/>
+              </w:rPr>
+            </w:pPr>
+            <w:r>
+              <w:rPr>
+                <w:rFonts w:cs="Times New Roman"/>
+                <w:b/>
+                <w:bCs/>
+                <w:color w:val="1A7A5E"/>
+                <w:sz w:val="18"/>
+                <w:szCs w:val="18"/>
+                <w:lang w:val="vi-VN"/>
+              </w:rPr>
+              <w:t>Bui Quang Huy</w:t>
+            </w:r>
+          </w:p>
+          <w:p>
+            <w:pPr>
+              <w:spacing w:before="60" w:after="60"/>
+              <w:jc w:val="center"/>
+              <w:rPr>
+                <w:rFonts w:cs="Times New Roman"/>
+                <w:b/>
+                <w:bCs/>
+                <w:color w:val="1A7A5E"/>
+                <w:sz w:val="18"/>
+                <w:szCs w:val="18"/>
+                <w:lang w:val="vi-VN"/>
+              </w:rPr>
+            </w:pPr>
+            <w:r>
+              <w:rPr>
+                <w:rFonts w:cs="Times New Roman"/>
+                <w:b/>
+                <w:bCs/>
+                <w:color w:val="1A7A5E"/>
+                <w:sz w:val="18"/>
+                <w:szCs w:val="18"/>
+                <w:lang w:val="vi-VN"/>
+              </w:rPr>
+              <w:t>-</w:t>
+            </w:r>
+          </w:p>
+          <w:p>
+            <w:pPr>
+              <w:spacing w:before="60" w:after="60"/>
+              <w:jc w:val="center"/>
+              <w:rPr>
+                <w:lang w:val="vi-VN"/>
+              </w:rPr>
+            </w:pPr>
+            <w:r>
+              <w:rPr>
+                <w:rFonts w:cs="Times New Roman"/>
+                <w:b/>
+                <w:bCs/>
+                <w:color w:val="1A7A5E"/>
+                <w:sz w:val="18"/>
+                <w:szCs w:val="18"/>
+                <w:lang w:val="vi-VN"/>
+              </w:rPr>
+              <w:t>523v0002</w:t>
             </w:r>
           </w:p>
         </w:tc>
@@ -4764,10 +4615,9 @@
         <w:tc>
           <w:tcPr>
             <w:tcW w:w="1846" w:type="dxa"/>
-            <w:tcBorders>
-              <w:top w:val="single" w:sz="2" w:space="0" w:color="CCCCCC"/>
-              <w:left w:val="single" w:sz="2" w:space="0" w:color="CCCCCC"/>
-              <w:bottom w:val="single" w:sz="2" w:space="0" w:color="CCCCCC"/>
+            <w:vMerge/>
+            <w:tcBorders>
+              <w:left w:val="single" w:sz="2" w:space="0" w:color="CCCCCC"/>
               <w:right w:val="single" w:sz="2" w:space="0" w:color="CCCCCC"/>
             </w:tcBorders>
             <w:shd w:val="clear" w:color="auto" w:fill="D1ECE4"/>
@@ -4784,17 +4634,6 @@
               <w:spacing w:before="60" w:after="60"/>
               <w:jc w:val="center"/>
             </w:pPr>
-            <w:r>
-              <w:rPr>
-                <w:rFonts w:cs="Times New Roman"/>
-                <w:b/>
-                <w:bCs/>
-                <w:color w:val="1A7A5E"/>
-                <w:sz w:val="18"/>
-                <w:szCs w:val="18"/>
-              </w:rPr>
-              <w:t>2</w:t>
-            </w:r>
           </w:p>
         </w:tc>
         <w:tc>
@@ -4867,6 +4706,7 @@
                 <w:sz w:val="19"/>
                 <w:szCs w:val="19"/>
               </w:rPr>
+              <w:lastRenderedPageBreak/>
               <w:t>FR-12</w:t>
             </w:r>
           </w:p>
@@ -4906,10 +4746,9 @@
         <w:tc>
           <w:tcPr>
             <w:tcW w:w="1846" w:type="dxa"/>
-            <w:tcBorders>
-              <w:top w:val="single" w:sz="2" w:space="0" w:color="CCCCCC"/>
-              <w:left w:val="single" w:sz="2" w:space="0" w:color="CCCCCC"/>
-              <w:bottom w:val="single" w:sz="2" w:space="0" w:color="CCCCCC"/>
+            <w:vMerge/>
+            <w:tcBorders>
+              <w:left w:val="single" w:sz="2" w:space="0" w:color="CCCCCC"/>
               <w:right w:val="single" w:sz="2" w:space="0" w:color="CCCCCC"/>
             </w:tcBorders>
             <w:shd w:val="clear" w:color="auto" w:fill="D1ECE4"/>
@@ -4926,17 +4765,6 @@
               <w:spacing w:before="60" w:after="60"/>
               <w:jc w:val="center"/>
             </w:pPr>
-            <w:r>
-              <w:rPr>
-                <w:rFonts w:cs="Times New Roman"/>
-                <w:b/>
-                <w:bCs/>
-                <w:color w:val="1A7A5E"/>
-                <w:sz w:val="18"/>
-                <w:szCs w:val="18"/>
-              </w:rPr>
-              <w:t>2</w:t>
-            </w:r>
           </w:p>
         </w:tc>
         <w:tc>
@@ -5048,10 +4876,9 @@
         <w:tc>
           <w:tcPr>
             <w:tcW w:w="1846" w:type="dxa"/>
-            <w:tcBorders>
-              <w:top w:val="single" w:sz="2" w:space="0" w:color="CCCCCC"/>
-              <w:left w:val="single" w:sz="2" w:space="0" w:color="CCCCCC"/>
-              <w:bottom w:val="single" w:sz="2" w:space="0" w:color="CCCCCC"/>
+            <w:vMerge/>
+            <w:tcBorders>
+              <w:left w:val="single" w:sz="2" w:space="0" w:color="CCCCCC"/>
               <w:right w:val="single" w:sz="2" w:space="0" w:color="CCCCCC"/>
             </w:tcBorders>
             <w:shd w:val="clear" w:color="auto" w:fill="D1ECE4"/>
@@ -5068,17 +4895,6 @@
               <w:spacing w:before="60" w:after="60"/>
               <w:jc w:val="center"/>
             </w:pPr>
-            <w:r>
-              <w:rPr>
-                <w:rFonts w:cs="Times New Roman"/>
-                <w:b/>
-                <w:bCs/>
-                <w:color w:val="1A7A5E"/>
-                <w:sz w:val="18"/>
-                <w:szCs w:val="18"/>
-              </w:rPr>
-              <w:t>2</w:t>
-            </w:r>
           </w:p>
         </w:tc>
         <w:tc>
@@ -5190,10 +5006,9 @@
         <w:tc>
           <w:tcPr>
             <w:tcW w:w="1846" w:type="dxa"/>
-            <w:tcBorders>
-              <w:top w:val="single" w:sz="2" w:space="0" w:color="CCCCCC"/>
-              <w:left w:val="single" w:sz="2" w:space="0" w:color="CCCCCC"/>
-              <w:bottom w:val="single" w:sz="2" w:space="0" w:color="CCCCCC"/>
+            <w:vMerge/>
+            <w:tcBorders>
+              <w:left w:val="single" w:sz="2" w:space="0" w:color="CCCCCC"/>
               <w:right w:val="single" w:sz="2" w:space="0" w:color="CCCCCC"/>
             </w:tcBorders>
             <w:shd w:val="clear" w:color="auto" w:fill="D1ECE4"/>
@@ -5210,17 +5025,6 @@
               <w:spacing w:before="60" w:after="60"/>
               <w:jc w:val="center"/>
             </w:pPr>
-            <w:r>
-              <w:rPr>
-                <w:rFonts w:cs="Times New Roman"/>
-                <w:b/>
-                <w:bCs/>
-                <w:color w:val="1A7A5E"/>
-                <w:sz w:val="18"/>
-                <w:szCs w:val="18"/>
-              </w:rPr>
-              <w:t>2</w:t>
-            </w:r>
           </w:p>
         </w:tc>
         <w:tc>
@@ -5332,10 +5136,9 @@
         <w:tc>
           <w:tcPr>
             <w:tcW w:w="1846" w:type="dxa"/>
-            <w:tcBorders>
-              <w:top w:val="single" w:sz="2" w:space="0" w:color="CCCCCC"/>
-              <w:left w:val="single" w:sz="2" w:space="0" w:color="CCCCCC"/>
-              <w:bottom w:val="single" w:sz="2" w:space="0" w:color="CCCCCC"/>
+            <w:vMerge/>
+            <w:tcBorders>
+              <w:left w:val="single" w:sz="2" w:space="0" w:color="CCCCCC"/>
               <w:right w:val="single" w:sz="2" w:space="0" w:color="CCCCCC"/>
             </w:tcBorders>
             <w:shd w:val="clear" w:color="auto" w:fill="D1ECE4"/>
@@ -5352,17 +5155,6 @@
               <w:spacing w:before="60" w:after="60"/>
               <w:jc w:val="center"/>
             </w:pPr>
-            <w:r>
-              <w:rPr>
-                <w:rFonts w:cs="Times New Roman"/>
-                <w:b/>
-                <w:bCs/>
-                <w:color w:val="1A7A5E"/>
-                <w:sz w:val="18"/>
-                <w:szCs w:val="18"/>
-              </w:rPr>
-              <w:t>2</w:t>
-            </w:r>
           </w:p>
         </w:tc>
         <w:tc>
@@ -5474,10 +5266,9 @@
         <w:tc>
           <w:tcPr>
             <w:tcW w:w="1846" w:type="dxa"/>
-            <w:tcBorders>
-              <w:top w:val="single" w:sz="2" w:space="0" w:color="CCCCCC"/>
-              <w:left w:val="single" w:sz="2" w:space="0" w:color="CCCCCC"/>
-              <w:bottom w:val="single" w:sz="2" w:space="0" w:color="CCCCCC"/>
+            <w:vMerge/>
+            <w:tcBorders>
+              <w:left w:val="single" w:sz="2" w:space="0" w:color="CCCCCC"/>
               <w:right w:val="single" w:sz="2" w:space="0" w:color="CCCCCC"/>
             </w:tcBorders>
             <w:shd w:val="clear" w:color="auto" w:fill="D1ECE4"/>
@@ -5494,17 +5285,6 @@
               <w:spacing w:before="60" w:after="60"/>
               <w:jc w:val="center"/>
             </w:pPr>
-            <w:r>
-              <w:rPr>
-                <w:rFonts w:cs="Times New Roman"/>
-                <w:b/>
-                <w:bCs/>
-                <w:color w:val="1A7A5E"/>
-                <w:sz w:val="18"/>
-                <w:szCs w:val="18"/>
-              </w:rPr>
-              <w:t>2</w:t>
-            </w:r>
           </w:p>
         </w:tc>
         <w:tc>
@@ -5567,6 +5347,10 @@
             <w:pPr>
               <w:spacing w:before="60" w:after="60"/>
               <w:jc w:val="center"/>
+              <w:rPr>
+                <w:sz w:val="19"/>
+                <w:szCs w:val="19"/>
+              </w:rPr>
             </w:pPr>
             <w:r>
               <w:rPr>
@@ -5601,6 +5385,10 @@
           <w:p>
             <w:pPr>
               <w:spacing w:before="60" w:after="60"/>
+              <w:rPr>
+                <w:sz w:val="19"/>
+                <w:szCs w:val="19"/>
+              </w:rPr>
             </w:pPr>
             <w:r>
               <w:rPr>
@@ -5616,10 +5404,9 @@
         <w:tc>
           <w:tcPr>
             <w:tcW w:w="1846" w:type="dxa"/>
-            <w:tcBorders>
-              <w:top w:val="single" w:sz="2" w:space="0" w:color="CCCCCC"/>
-              <w:left w:val="single" w:sz="2" w:space="0" w:color="CCCCCC"/>
-              <w:bottom w:val="single" w:sz="2" w:space="0" w:color="CCCCCC"/>
+            <w:vMerge/>
+            <w:tcBorders>
+              <w:left w:val="single" w:sz="2" w:space="0" w:color="CCCCCC"/>
               <w:right w:val="single" w:sz="2" w:space="0" w:color="CCCCCC"/>
             </w:tcBorders>
             <w:shd w:val="clear" w:color="auto" w:fill="D1ECE4"/>
@@ -5636,17 +5423,6 @@
               <w:spacing w:before="60" w:after="60"/>
               <w:jc w:val="center"/>
             </w:pPr>
-            <w:r>
-              <w:rPr>
-                <w:rFonts w:cs="Times New Roman"/>
-                <w:b/>
-                <w:bCs/>
-                <w:color w:val="1A7A5E"/>
-                <w:sz w:val="18"/>
-                <w:szCs w:val="18"/>
-              </w:rPr>
-              <w:t>2</w:t>
-            </w:r>
           </w:p>
         </w:tc>
         <w:tc>
@@ -5689,279 +5465,6 @@
       <w:tr>
         <w:tc>
           <w:tcPr>
-            <w:tcW w:w="8826" w:type="dxa"/>
-            <w:gridSpan w:val="4"/>
-            <w:tcBorders>
-              <w:top w:val="single" w:sz="2" w:space="0" w:color="CCCCCC"/>
-              <w:left w:val="single" w:sz="2" w:space="0" w:color="CCCCCC"/>
-              <w:bottom w:val="single" w:sz="2" w:space="0" w:color="CCCCCC"/>
-              <w:right w:val="single" w:sz="2" w:space="0" w:color="CCCCCC"/>
-            </w:tcBorders>
-            <w:shd w:val="clear" w:color="auto" w:fill="17614A"/>
-            <w:tcMar>
-              <w:top w:w="80" w:type="dxa"/>
-              <w:left w:w="120" w:type="dxa"/>
-              <w:bottom w:w="80" w:type="dxa"/>
-              <w:right w:w="120" w:type="dxa"/>
-            </w:tcMar>
-            <w:vAlign w:val="center"/>
-          </w:tcPr>
-          <w:p>
-            <w:pPr>
-              <w:spacing w:before="60" w:after="60"/>
-            </w:pPr>
-            <w:r>
-              <w:rPr>
-                <w:rFonts w:cs="Times New Roman"/>
-                <w:b/>
-                <w:bCs/>
-                <w:color w:val="FFFFFF"/>
-                <w:sz w:val="20"/>
-                <w:szCs w:val="20"/>
-              </w:rPr>
-              <w:t xml:space="preserve">UC4 — Manage </w:t>
-            </w:r>
-            <w:proofErr w:type="gramStart"/>
-            <w:r>
-              <w:rPr>
-                <w:rFonts w:cs="Times New Roman"/>
-                <w:b/>
-                <w:bCs/>
-                <w:color w:val="FFFFFF"/>
-                <w:sz w:val="20"/>
-                <w:szCs w:val="20"/>
-              </w:rPr>
-              <w:t>Users  (</w:t>
-            </w:r>
-            <w:proofErr w:type="gramEnd"/>
-            <w:r>
-              <w:rPr>
-                <w:rFonts w:cs="Times New Roman"/>
-                <w:b/>
-                <w:bCs/>
-                <w:color w:val="FFFFFF"/>
-                <w:sz w:val="20"/>
-                <w:szCs w:val="20"/>
-              </w:rPr>
-              <w:t>2</w:t>
-            </w:r>
-            <w:r>
-              <w:rPr>
-                <w:rFonts w:cs="Times New Roman"/>
-                <w:b/>
-                <w:bCs/>
-                <w:color w:val="FFFFFF"/>
-                <w:sz w:val="20"/>
-                <w:szCs w:val="20"/>
-              </w:rPr>
-              <w:t>)</w:t>
-            </w:r>
-          </w:p>
-        </w:tc>
-      </w:tr>
-      <w:tr>
-        <w:tc>
-          <w:tcPr>
-            <w:tcW w:w="893" w:type="dxa"/>
-            <w:tcBorders>
-              <w:top w:val="single" w:sz="2" w:space="0" w:color="CCCCCC"/>
-              <w:left w:val="single" w:sz="2" w:space="0" w:color="CCCCCC"/>
-              <w:bottom w:val="single" w:sz="2" w:space="0" w:color="CCCCCC"/>
-              <w:right w:val="single" w:sz="2" w:space="0" w:color="CCCCCC"/>
-            </w:tcBorders>
-            <w:shd w:val="clear" w:color="auto" w:fill="D6E4F0"/>
-            <w:tcMar>
-              <w:top w:w="80" w:type="dxa"/>
-              <w:left w:w="120" w:type="dxa"/>
-              <w:bottom w:w="80" w:type="dxa"/>
-              <w:right w:w="120" w:type="dxa"/>
-            </w:tcMar>
-            <w:vAlign w:val="center"/>
-          </w:tcPr>
-          <w:p>
-            <w:pPr>
-              <w:spacing w:before="60" w:after="60"/>
-              <w:jc w:val="center"/>
-            </w:pPr>
-          </w:p>
-        </w:tc>
-        <w:tc>
-          <w:tcPr>
-            <w:tcW w:w="5187" w:type="dxa"/>
-            <w:tcBorders>
-              <w:top w:val="single" w:sz="2" w:space="0" w:color="CCCCCC"/>
-              <w:left w:val="single" w:sz="2" w:space="0" w:color="CCCCCC"/>
-              <w:bottom w:val="single" w:sz="2" w:space="0" w:color="CCCCCC"/>
-              <w:right w:val="single" w:sz="2" w:space="0" w:color="CCCCCC"/>
-            </w:tcBorders>
-            <w:tcMar>
-              <w:top w:w="80" w:type="dxa"/>
-              <w:left w:w="120" w:type="dxa"/>
-              <w:bottom w:w="80" w:type="dxa"/>
-              <w:right w:w="120" w:type="dxa"/>
-            </w:tcMar>
-            <w:vAlign w:val="center"/>
-          </w:tcPr>
-          <w:p>
-            <w:pPr>
-              <w:spacing w:before="60" w:after="60"/>
-            </w:pPr>
-          </w:p>
-        </w:tc>
-        <w:tc>
-          <w:tcPr>
-            <w:tcW w:w="1846" w:type="dxa"/>
-            <w:tcBorders>
-              <w:top w:val="single" w:sz="2" w:space="0" w:color="CCCCCC"/>
-              <w:left w:val="single" w:sz="2" w:space="0" w:color="CCCCCC"/>
-              <w:bottom w:val="single" w:sz="2" w:space="0" w:color="CCCCCC"/>
-              <w:right w:val="single" w:sz="2" w:space="0" w:color="CCCCCC"/>
-            </w:tcBorders>
-            <w:shd w:val="clear" w:color="auto" w:fill="D1ECE4"/>
-            <w:tcMar>
-              <w:top w:w="80" w:type="dxa"/>
-              <w:left w:w="120" w:type="dxa"/>
-              <w:bottom w:w="80" w:type="dxa"/>
-              <w:right w:w="120" w:type="dxa"/>
-            </w:tcMar>
-            <w:vAlign w:val="center"/>
-          </w:tcPr>
-          <w:p>
-            <w:pPr>
-              <w:spacing w:before="60" w:after="60"/>
-              <w:jc w:val="center"/>
-            </w:pPr>
-          </w:p>
-        </w:tc>
-        <w:tc>
-          <w:tcPr>
-            <w:tcW w:w="900" w:type="dxa"/>
-            <w:tcBorders>
-              <w:top w:val="single" w:sz="2" w:space="0" w:color="CCCCCC"/>
-              <w:left w:val="single" w:sz="2" w:space="0" w:color="CCCCCC"/>
-              <w:bottom w:val="single" w:sz="2" w:space="0" w:color="CCCCCC"/>
-              <w:right w:val="single" w:sz="2" w:space="0" w:color="CCCCCC"/>
-            </w:tcBorders>
-            <w:shd w:val="clear" w:color="auto" w:fill="FFECEC"/>
-            <w:tcMar>
-              <w:top w:w="80" w:type="dxa"/>
-              <w:left w:w="120" w:type="dxa"/>
-              <w:bottom w:w="80" w:type="dxa"/>
-              <w:right w:w="120" w:type="dxa"/>
-            </w:tcMar>
-            <w:vAlign w:val="center"/>
-          </w:tcPr>
-          <w:p>
-            <w:pPr>
-              <w:spacing w:before="60" w:after="60"/>
-              <w:jc w:val="center"/>
-            </w:pPr>
-          </w:p>
-        </w:tc>
-      </w:tr>
-      <w:tr>
-        <w:tc>
-          <w:tcPr>
-            <w:tcW w:w="893" w:type="dxa"/>
-            <w:tcBorders>
-              <w:top w:val="single" w:sz="2" w:space="0" w:color="CCCCCC"/>
-              <w:left w:val="single" w:sz="2" w:space="0" w:color="CCCCCC"/>
-              <w:bottom w:val="single" w:sz="2" w:space="0" w:color="CCCCCC"/>
-              <w:right w:val="single" w:sz="2" w:space="0" w:color="CCCCCC"/>
-            </w:tcBorders>
-            <w:shd w:val="clear" w:color="auto" w:fill="D6E4F0"/>
-            <w:tcMar>
-              <w:top w:w="80" w:type="dxa"/>
-              <w:left w:w="120" w:type="dxa"/>
-              <w:bottom w:w="80" w:type="dxa"/>
-              <w:right w:w="120" w:type="dxa"/>
-            </w:tcMar>
-            <w:vAlign w:val="center"/>
-          </w:tcPr>
-          <w:p>
-            <w:pPr>
-              <w:spacing w:before="60" w:after="60"/>
-              <w:jc w:val="center"/>
-            </w:pPr>
-          </w:p>
-        </w:tc>
-        <w:tc>
-          <w:tcPr>
-            <w:tcW w:w="5187" w:type="dxa"/>
-            <w:tcBorders>
-              <w:top w:val="single" w:sz="2" w:space="0" w:color="CCCCCC"/>
-              <w:left w:val="single" w:sz="2" w:space="0" w:color="CCCCCC"/>
-              <w:bottom w:val="single" w:sz="2" w:space="0" w:color="CCCCCC"/>
-              <w:right w:val="single" w:sz="2" w:space="0" w:color="CCCCCC"/>
-            </w:tcBorders>
-            <w:tcMar>
-              <w:top w:w="80" w:type="dxa"/>
-              <w:left w:w="120" w:type="dxa"/>
-              <w:bottom w:w="80" w:type="dxa"/>
-              <w:right w:w="120" w:type="dxa"/>
-            </w:tcMar>
-            <w:vAlign w:val="center"/>
-          </w:tcPr>
-          <w:p>
-            <w:pPr>
-              <w:spacing w:before="60" w:after="60"/>
-            </w:pPr>
-          </w:p>
-        </w:tc>
-        <w:tc>
-          <w:tcPr>
-            <w:tcW w:w="1846" w:type="dxa"/>
-            <w:tcBorders>
-              <w:top w:val="single" w:sz="2" w:space="0" w:color="CCCCCC"/>
-              <w:left w:val="single" w:sz="2" w:space="0" w:color="CCCCCC"/>
-              <w:bottom w:val="single" w:sz="2" w:space="0" w:color="CCCCCC"/>
-              <w:right w:val="single" w:sz="2" w:space="0" w:color="CCCCCC"/>
-            </w:tcBorders>
-            <w:shd w:val="clear" w:color="auto" w:fill="D1ECE4"/>
-            <w:tcMar>
-              <w:top w:w="80" w:type="dxa"/>
-              <w:left w:w="120" w:type="dxa"/>
-              <w:bottom w:w="80" w:type="dxa"/>
-              <w:right w:w="120" w:type="dxa"/>
-            </w:tcMar>
-            <w:vAlign w:val="center"/>
-          </w:tcPr>
-          <w:p>
-            <w:pPr>
-              <w:spacing w:before="60" w:after="60"/>
-              <w:jc w:val="center"/>
-            </w:pPr>
-          </w:p>
-        </w:tc>
-        <w:tc>
-          <w:tcPr>
-            <w:tcW w:w="900" w:type="dxa"/>
-            <w:tcBorders>
-              <w:top w:val="single" w:sz="2" w:space="0" w:color="CCCCCC"/>
-              <w:left w:val="single" w:sz="2" w:space="0" w:color="CCCCCC"/>
-              <w:bottom w:val="single" w:sz="2" w:space="0" w:color="CCCCCC"/>
-              <w:right w:val="single" w:sz="2" w:space="0" w:color="CCCCCC"/>
-            </w:tcBorders>
-            <w:shd w:val="clear" w:color="auto" w:fill="FFECEC"/>
-            <w:tcMar>
-              <w:top w:w="80" w:type="dxa"/>
-              <w:left w:w="120" w:type="dxa"/>
-              <w:bottom w:w="80" w:type="dxa"/>
-              <w:right w:w="120" w:type="dxa"/>
-            </w:tcMar>
-            <w:vAlign w:val="center"/>
-          </w:tcPr>
-          <w:p>
-            <w:pPr>
-              <w:spacing w:before="60" w:after="60"/>
-              <w:jc w:val="center"/>
-            </w:pPr>
-          </w:p>
-        </w:tc>
-      </w:tr>
-      <w:tr>
-        <w:tc>
-          <w:tcPr>
             <w:tcW w:w="893" w:type="dxa"/>
             <w:tcBorders>
               <w:top w:val="single" w:sz="2" w:space="0" w:color="CCCCCC"/>
@@ -5992,7 +5495,7 @@
                 <w:sz w:val="19"/>
                 <w:szCs w:val="19"/>
               </w:rPr>
-              <w:t>FR-20</w:t>
+              <w:t>FR-18</w:t>
             </w:r>
           </w:p>
         </w:tc>
@@ -6024,17 +5527,36 @@
                 <w:sz w:val="19"/>
                 <w:szCs w:val="19"/>
               </w:rPr>
-              <w:t>Allow a System Admin to view, update, and delete any user account.</w:t>
+              <w:t>Allow a new Local Commuter to register with: full name, email, phone number, and preferred payment method (</w:t>
+            </w:r>
+            <w:proofErr w:type="spellStart"/>
+            <w:r>
+              <w:rPr>
+                <w:rFonts w:cs="Times New Roman"/>
+                <w:color w:val="000000"/>
+                <w:sz w:val="19"/>
+                <w:szCs w:val="19"/>
+              </w:rPr>
+              <w:t>MoMo</w:t>
+            </w:r>
+            <w:proofErr w:type="spellEnd"/>
+            <w:r>
+              <w:rPr>
+                <w:rFonts w:cs="Times New Roman"/>
+                <w:color w:val="000000"/>
+                <w:sz w:val="19"/>
+                <w:szCs w:val="19"/>
+              </w:rPr>
+              <w:t xml:space="preserve"> / VNPay / Cash).</w:t>
             </w:r>
           </w:p>
         </w:tc>
         <w:tc>
           <w:tcPr>
             <w:tcW w:w="1846" w:type="dxa"/>
-            <w:tcBorders>
-              <w:top w:val="single" w:sz="2" w:space="0" w:color="CCCCCC"/>
-              <w:left w:val="single" w:sz="2" w:space="0" w:color="CCCCCC"/>
-              <w:bottom w:val="single" w:sz="2" w:space="0" w:color="CCCCCC"/>
+            <w:vMerge/>
+            <w:tcBorders>
+              <w:left w:val="single" w:sz="2" w:space="0" w:color="CCCCCC"/>
               <w:right w:val="single" w:sz="2" w:space="0" w:color="CCCCCC"/>
             </w:tcBorders>
             <w:shd w:val="clear" w:color="auto" w:fill="D1ECE4"/>
@@ -6051,52 +5573,51 @@
               <w:spacing w:before="60" w:after="60"/>
               <w:jc w:val="center"/>
             </w:pPr>
-            <w:r>
-              <w:rPr>
-                <w:rFonts w:cs="Times New Roman"/>
-                <w:b/>
-                <w:bCs/>
-                <w:color w:val="1A7A5E"/>
+          </w:p>
+        </w:tc>
+        <w:tc>
+          <w:tcPr>
+            <w:tcW w:w="900" w:type="dxa"/>
+            <w:tcBorders>
+              <w:top w:val="single" w:sz="2" w:space="0" w:color="CCCCCC"/>
+              <w:left w:val="single" w:sz="2" w:space="0" w:color="CCCCCC"/>
+              <w:bottom w:val="single" w:sz="2" w:space="0" w:color="CCCCCC"/>
+              <w:right w:val="single" w:sz="2" w:space="0" w:color="CCCCCC"/>
+            </w:tcBorders>
+            <w:shd w:val="clear" w:color="auto" w:fill="ECFFEC"/>
+            <w:tcMar>
+              <w:top w:w="80" w:type="dxa"/>
+              <w:left w:w="120" w:type="dxa"/>
+              <w:bottom w:w="80" w:type="dxa"/>
+              <w:right w:w="120" w:type="dxa"/>
+            </w:tcMar>
+            <w:vAlign w:val="center"/>
+          </w:tcPr>
+          <w:p>
+            <w:pPr>
+              <w:spacing w:before="60" w:after="60"/>
+              <w:jc w:val="center"/>
+              <w:rPr>
+                <w:rFonts w:cs="Times New Roman"/>
+                <w:b/>
+                <w:bCs/>
+                <w:color w:val="1A5C1A"/>
                 <w:sz w:val="18"/>
                 <w:szCs w:val="18"/>
-              </w:rPr>
-              <w:t>2</w:t>
-            </w:r>
-          </w:p>
-        </w:tc>
-        <w:tc>
-          <w:tcPr>
-            <w:tcW w:w="900" w:type="dxa"/>
-            <w:tcBorders>
-              <w:top w:val="single" w:sz="2" w:space="0" w:color="CCCCCC"/>
-              <w:left w:val="single" w:sz="2" w:space="0" w:color="CCCCCC"/>
-              <w:bottom w:val="single" w:sz="2" w:space="0" w:color="CCCCCC"/>
-              <w:right w:val="single" w:sz="2" w:space="0" w:color="CCCCCC"/>
-            </w:tcBorders>
-            <w:shd w:val="clear" w:color="auto" w:fill="FFECEC"/>
-            <w:tcMar>
-              <w:top w:w="80" w:type="dxa"/>
-              <w:left w:w="120" w:type="dxa"/>
-              <w:bottom w:w="80" w:type="dxa"/>
-              <w:right w:w="120" w:type="dxa"/>
-            </w:tcMar>
-            <w:vAlign w:val="center"/>
-          </w:tcPr>
-          <w:p>
-            <w:pPr>
-              <w:spacing w:before="60" w:after="60"/>
-              <w:jc w:val="center"/>
-            </w:pPr>
-            <w:r>
-              <w:rPr>
-                <w:rFonts w:cs="Times New Roman"/>
-                <w:b/>
-                <w:bCs/>
-                <w:color w:val="8B0000"/>
+                <w:lang w:val="vi-VN"/>
+              </w:rPr>
+            </w:pPr>
+            <w:r>
+              <w:rPr>
+                <w:rFonts w:cs="Times New Roman"/>
+                <w:b/>
+                <w:bCs/>
+                <w:color w:val="1A5C1A"/>
                 <w:sz w:val="18"/>
                 <w:szCs w:val="18"/>
-              </w:rPr>
-              <w:t>High</w:t>
+                <w:lang w:val="vi-VN"/>
+              </w:rPr>
+              <w:t>Medium</w:t>
             </w:r>
           </w:p>
         </w:tc>
@@ -6134,7 +5655,7 @@
                 <w:sz w:val="19"/>
                 <w:szCs w:val="19"/>
               </w:rPr>
-              <w:t>FR-21</w:t>
+              <w:t>FR-19</w:t>
             </w:r>
           </w:p>
         </w:tc>
@@ -6166,17 +5687,16 @@
                 <w:sz w:val="19"/>
                 <w:szCs w:val="19"/>
               </w:rPr>
-              <w:t>Authenticate all users via secure login (hashed password) and enforce role-based session access (Commuter / Tourist / Admin).</w:t>
+              <w:t>Allow a new Foreign Tourist to register with: full name, email, passport number, nationality, and preferred payment method (Apple Pay / PayPal / Cash).</w:t>
             </w:r>
           </w:p>
         </w:tc>
         <w:tc>
           <w:tcPr>
             <w:tcW w:w="1846" w:type="dxa"/>
-            <w:tcBorders>
-              <w:top w:val="single" w:sz="2" w:space="0" w:color="CCCCCC"/>
-              <w:left w:val="single" w:sz="2" w:space="0" w:color="CCCCCC"/>
-              <w:bottom w:val="single" w:sz="2" w:space="0" w:color="CCCCCC"/>
+            <w:vMerge/>
+            <w:tcBorders>
+              <w:left w:val="single" w:sz="2" w:space="0" w:color="CCCCCC"/>
               <w:right w:val="single" w:sz="2" w:space="0" w:color="CCCCCC"/>
             </w:tcBorders>
             <w:shd w:val="clear" w:color="auto" w:fill="D1ECE4"/>
@@ -6193,50 +5713,362 @@
               <w:spacing w:before="60" w:after="60"/>
               <w:jc w:val="center"/>
             </w:pPr>
-            <w:r>
-              <w:rPr>
-                <w:rFonts w:cs="Times New Roman"/>
-                <w:b/>
-                <w:bCs/>
-                <w:color w:val="1A7A5E"/>
+          </w:p>
+        </w:tc>
+        <w:tc>
+          <w:tcPr>
+            <w:tcW w:w="900" w:type="dxa"/>
+            <w:tcBorders>
+              <w:top w:val="single" w:sz="2" w:space="0" w:color="CCCCCC"/>
+              <w:left w:val="single" w:sz="2" w:space="0" w:color="CCCCCC"/>
+              <w:bottom w:val="single" w:sz="2" w:space="0" w:color="CCCCCC"/>
+              <w:right w:val="single" w:sz="2" w:space="0" w:color="CCCCCC"/>
+            </w:tcBorders>
+            <w:shd w:val="clear" w:color="auto" w:fill="ECFFEC"/>
+            <w:tcMar>
+              <w:top w:w="80" w:type="dxa"/>
+              <w:left w:w="120" w:type="dxa"/>
+              <w:bottom w:w="80" w:type="dxa"/>
+              <w:right w:w="120" w:type="dxa"/>
+            </w:tcMar>
+            <w:vAlign w:val="center"/>
+          </w:tcPr>
+          <w:p>
+            <w:pPr>
+              <w:spacing w:before="60" w:after="60"/>
+              <w:jc w:val="center"/>
+              <w:rPr>
+                <w:rFonts w:cs="Times New Roman"/>
+                <w:b/>
+                <w:bCs/>
+                <w:color w:val="1A5C1A"/>
                 <w:sz w:val="18"/>
                 <w:szCs w:val="18"/>
-              </w:rPr>
-              <w:t>2</w:t>
-            </w:r>
-          </w:p>
-        </w:tc>
-        <w:tc>
-          <w:tcPr>
-            <w:tcW w:w="900" w:type="dxa"/>
-            <w:tcBorders>
-              <w:top w:val="single" w:sz="2" w:space="0" w:color="CCCCCC"/>
-              <w:left w:val="single" w:sz="2" w:space="0" w:color="CCCCCC"/>
-              <w:bottom w:val="single" w:sz="2" w:space="0" w:color="CCCCCC"/>
-              <w:right w:val="single" w:sz="2" w:space="0" w:color="CCCCCC"/>
-            </w:tcBorders>
-            <w:shd w:val="clear" w:color="auto" w:fill="FFECEC"/>
-            <w:tcMar>
-              <w:top w:w="80" w:type="dxa"/>
-              <w:left w:w="120" w:type="dxa"/>
-              <w:bottom w:w="80" w:type="dxa"/>
-              <w:right w:w="120" w:type="dxa"/>
-            </w:tcMar>
-            <w:vAlign w:val="center"/>
-          </w:tcPr>
-          <w:p>
-            <w:pPr>
-              <w:spacing w:before="60" w:after="60"/>
-              <w:jc w:val="center"/>
-            </w:pPr>
-            <w:r>
-              <w:rPr>
-                <w:rFonts w:cs="Times New Roman"/>
-                <w:b/>
-                <w:bCs/>
-                <w:color w:val="8B0000"/>
+                <w:lang w:val="vi-VN"/>
+              </w:rPr>
+            </w:pPr>
+            <w:r>
+              <w:rPr>
+                <w:rFonts w:cs="Times New Roman"/>
+                <w:b/>
+                <w:bCs/>
+                <w:color w:val="1A5C1A"/>
                 <w:sz w:val="18"/>
                 <w:szCs w:val="18"/>
+                <w:lang w:val="vi-VN"/>
+              </w:rPr>
+              <w:t>High</w:t>
+            </w:r>
+          </w:p>
+        </w:tc>
+      </w:tr>
+      <w:tr>
+        <w:tc>
+          <w:tcPr>
+            <w:tcW w:w="893" w:type="dxa"/>
+            <w:tcBorders>
+              <w:top w:val="single" w:sz="2" w:space="0" w:color="CCCCCC"/>
+              <w:left w:val="single" w:sz="2" w:space="0" w:color="CCCCCC"/>
+              <w:bottom w:val="single" w:sz="2" w:space="0" w:color="CCCCCC"/>
+              <w:right w:val="single" w:sz="2" w:space="0" w:color="CCCCCC"/>
+            </w:tcBorders>
+            <w:shd w:val="clear" w:color="auto" w:fill="D6E4F0"/>
+            <w:tcMar>
+              <w:top w:w="80" w:type="dxa"/>
+              <w:left w:w="120" w:type="dxa"/>
+              <w:bottom w:w="80" w:type="dxa"/>
+              <w:right w:w="120" w:type="dxa"/>
+            </w:tcMar>
+            <w:vAlign w:val="center"/>
+          </w:tcPr>
+          <w:p>
+            <w:pPr>
+              <w:spacing w:before="60" w:after="60"/>
+              <w:jc w:val="center"/>
+              <w:rPr>
+                <w:rFonts w:cs="Times New Roman"/>
+                <w:b/>
+                <w:bCs/>
+                <w:color w:val="1F4E8C"/>
+                <w:sz w:val="19"/>
+                <w:szCs w:val="19"/>
+                <w:lang w:val="vi-VN"/>
+              </w:rPr>
+            </w:pPr>
+            <w:r>
+              <w:rPr>
+                <w:rFonts w:cs="Times New Roman"/>
+                <w:b/>
+                <w:bCs/>
+                <w:color w:val="1F4E8C"/>
+                <w:sz w:val="19"/>
+                <w:szCs w:val="19"/>
+                <w:lang w:val="vi-VN"/>
+              </w:rPr>
+              <w:t>FR-20</w:t>
+            </w:r>
+          </w:p>
+        </w:tc>
+        <w:tc>
+          <w:tcPr>
+            <w:tcW w:w="5187" w:type="dxa"/>
+            <w:tcBorders>
+              <w:top w:val="single" w:sz="2" w:space="0" w:color="CCCCCC"/>
+              <w:left w:val="single" w:sz="2" w:space="0" w:color="CCCCCC"/>
+              <w:bottom w:val="single" w:sz="2" w:space="0" w:color="CCCCCC"/>
+              <w:right w:val="single" w:sz="2" w:space="0" w:color="CCCCCC"/>
+            </w:tcBorders>
+            <w:tcMar>
+              <w:top w:w="80" w:type="dxa"/>
+              <w:left w:w="120" w:type="dxa"/>
+              <w:bottom w:w="80" w:type="dxa"/>
+              <w:right w:w="120" w:type="dxa"/>
+            </w:tcMar>
+            <w:vAlign w:val="center"/>
+          </w:tcPr>
+          <w:p>
+            <w:pPr>
+              <w:spacing w:before="60" w:after="60"/>
+              <w:rPr>
+                <w:rFonts w:cs="Times New Roman"/>
+                <w:color w:val="000000"/>
+                <w:sz w:val="19"/>
+                <w:szCs w:val="19"/>
+              </w:rPr>
+            </w:pPr>
+            <w:r>
+              <w:rPr>
+                <w:rFonts w:cs="Times New Roman"/>
+                <w:color w:val="000000"/>
+                <w:sz w:val="19"/>
+                <w:szCs w:val="19"/>
+              </w:rPr>
+              <w:t>Admin manage users (CRUD)</w:t>
+            </w:r>
+          </w:p>
+        </w:tc>
+        <w:tc>
+          <w:tcPr>
+            <w:tcW w:w="1846" w:type="dxa"/>
+            <w:vMerge/>
+            <w:tcBorders>
+              <w:left w:val="single" w:sz="2" w:space="0" w:color="CCCCCC"/>
+              <w:right w:val="single" w:sz="2" w:space="0" w:color="CCCCCC"/>
+            </w:tcBorders>
+            <w:shd w:val="clear" w:color="auto" w:fill="D1ECE4"/>
+            <w:tcMar>
+              <w:top w:w="80" w:type="dxa"/>
+              <w:left w:w="120" w:type="dxa"/>
+              <w:bottom w:w="80" w:type="dxa"/>
+              <w:right w:w="120" w:type="dxa"/>
+            </w:tcMar>
+            <w:vAlign w:val="center"/>
+          </w:tcPr>
+          <w:p>
+            <w:pPr>
+              <w:spacing w:before="60" w:after="60"/>
+              <w:jc w:val="center"/>
+            </w:pPr>
+          </w:p>
+        </w:tc>
+        <w:tc>
+          <w:tcPr>
+            <w:tcW w:w="900" w:type="dxa"/>
+            <w:tcBorders>
+              <w:top w:val="single" w:sz="2" w:space="0" w:color="CCCCCC"/>
+              <w:left w:val="single" w:sz="2" w:space="0" w:color="CCCCCC"/>
+              <w:bottom w:val="single" w:sz="2" w:space="0" w:color="CCCCCC"/>
+              <w:right w:val="single" w:sz="2" w:space="0" w:color="CCCCCC"/>
+            </w:tcBorders>
+            <w:shd w:val="clear" w:color="auto" w:fill="ECFFEC"/>
+            <w:tcMar>
+              <w:top w:w="80" w:type="dxa"/>
+              <w:left w:w="120" w:type="dxa"/>
+              <w:bottom w:w="80" w:type="dxa"/>
+              <w:right w:w="120" w:type="dxa"/>
+            </w:tcMar>
+            <w:vAlign w:val="center"/>
+          </w:tcPr>
+          <w:p>
+            <w:pPr>
+              <w:spacing w:before="60" w:after="60"/>
+              <w:jc w:val="center"/>
+              <w:rPr>
+                <w:rFonts w:cs="Times New Roman"/>
+                <w:b/>
+                <w:bCs/>
+                <w:color w:val="1A5C1A"/>
+                <w:sz w:val="18"/>
+                <w:szCs w:val="18"/>
+                <w:lang w:val="vi-VN"/>
+              </w:rPr>
+            </w:pPr>
+            <w:r>
+              <w:rPr>
+                <w:rFonts w:cs="Times New Roman"/>
+                <w:b/>
+                <w:bCs/>
+                <w:color w:val="1A5C1A"/>
+                <w:sz w:val="18"/>
+                <w:szCs w:val="18"/>
+                <w:lang w:val="vi-VN"/>
+              </w:rPr>
+              <w:t>High</w:t>
+            </w:r>
+          </w:p>
+        </w:tc>
+      </w:tr>
+      <w:tr>
+        <w:tc>
+          <w:tcPr>
+            <w:tcW w:w="893" w:type="dxa"/>
+            <w:tcBorders>
+              <w:top w:val="single" w:sz="2" w:space="0" w:color="CCCCCC"/>
+              <w:left w:val="single" w:sz="2" w:space="0" w:color="CCCCCC"/>
+              <w:bottom w:val="single" w:sz="2" w:space="0" w:color="CCCCCC"/>
+              <w:right w:val="single" w:sz="2" w:space="0" w:color="CCCCCC"/>
+            </w:tcBorders>
+            <w:shd w:val="clear" w:color="auto" w:fill="D6E4F0"/>
+            <w:tcMar>
+              <w:top w:w="80" w:type="dxa"/>
+              <w:left w:w="120" w:type="dxa"/>
+              <w:bottom w:w="80" w:type="dxa"/>
+              <w:right w:w="120" w:type="dxa"/>
+            </w:tcMar>
+            <w:vAlign w:val="center"/>
+          </w:tcPr>
+          <w:p>
+            <w:pPr>
+              <w:spacing w:before="60" w:after="60"/>
+              <w:jc w:val="center"/>
+              <w:rPr>
+                <w:rFonts w:cs="Times New Roman"/>
+                <w:b/>
+                <w:bCs/>
+                <w:color w:val="1F4E8C"/>
+                <w:sz w:val="19"/>
+                <w:szCs w:val="19"/>
+                <w:lang w:val="vi-VN"/>
+              </w:rPr>
+            </w:pPr>
+            <w:r>
+              <w:rPr>
+                <w:rFonts w:cs="Times New Roman"/>
+                <w:b/>
+                <w:bCs/>
+                <w:color w:val="1F4E8C"/>
+                <w:sz w:val="19"/>
+                <w:szCs w:val="19"/>
+                <w:lang w:val="vi-VN"/>
+              </w:rPr>
+              <w:t>FR-21</w:t>
+            </w:r>
+          </w:p>
+        </w:tc>
+        <w:tc>
+          <w:tcPr>
+            <w:tcW w:w="5187" w:type="dxa"/>
+            <w:tcBorders>
+              <w:top w:val="single" w:sz="2" w:space="0" w:color="CCCCCC"/>
+              <w:left w:val="single" w:sz="2" w:space="0" w:color="CCCCCC"/>
+              <w:bottom w:val="single" w:sz="2" w:space="0" w:color="CCCCCC"/>
+              <w:right w:val="single" w:sz="2" w:space="0" w:color="CCCCCC"/>
+            </w:tcBorders>
+            <w:tcMar>
+              <w:top w:w="80" w:type="dxa"/>
+              <w:left w:w="120" w:type="dxa"/>
+              <w:bottom w:w="80" w:type="dxa"/>
+              <w:right w:w="120" w:type="dxa"/>
+            </w:tcMar>
+            <w:vAlign w:val="center"/>
+          </w:tcPr>
+          <w:p>
+            <w:pPr>
+              <w:spacing w:before="60" w:after="60"/>
+              <w:rPr>
+                <w:rFonts w:cs="Times New Roman"/>
+                <w:color w:val="000000"/>
+                <w:sz w:val="19"/>
+                <w:szCs w:val="19"/>
+              </w:rPr>
+            </w:pPr>
+            <w:r>
+              <w:rPr>
+                <w:rFonts w:cs="Times New Roman"/>
+                <w:color w:val="000000"/>
+                <w:sz w:val="19"/>
+                <w:szCs w:val="19"/>
+              </w:rPr>
+              <w:t>Authentication + role-based access</w:t>
+            </w:r>
+          </w:p>
+        </w:tc>
+        <w:tc>
+          <w:tcPr>
+            <w:tcW w:w="1846" w:type="dxa"/>
+            <w:vMerge/>
+            <w:tcBorders>
+              <w:left w:val="single" w:sz="2" w:space="0" w:color="CCCCCC"/>
+              <w:bottom w:val="single" w:sz="2" w:space="0" w:color="CCCCCC"/>
+              <w:right w:val="single" w:sz="2" w:space="0" w:color="CCCCCC"/>
+            </w:tcBorders>
+            <w:shd w:val="clear" w:color="auto" w:fill="D1ECE4"/>
+            <w:tcMar>
+              <w:top w:w="80" w:type="dxa"/>
+              <w:left w:w="120" w:type="dxa"/>
+              <w:bottom w:w="80" w:type="dxa"/>
+              <w:right w:w="120" w:type="dxa"/>
+            </w:tcMar>
+            <w:vAlign w:val="center"/>
+          </w:tcPr>
+          <w:p>
+            <w:pPr>
+              <w:spacing w:before="60" w:after="60"/>
+              <w:jc w:val="center"/>
+            </w:pPr>
+          </w:p>
+        </w:tc>
+        <w:tc>
+          <w:tcPr>
+            <w:tcW w:w="900" w:type="dxa"/>
+            <w:tcBorders>
+              <w:top w:val="single" w:sz="2" w:space="0" w:color="CCCCCC"/>
+              <w:left w:val="single" w:sz="2" w:space="0" w:color="CCCCCC"/>
+              <w:bottom w:val="single" w:sz="2" w:space="0" w:color="CCCCCC"/>
+              <w:right w:val="single" w:sz="2" w:space="0" w:color="CCCCCC"/>
+            </w:tcBorders>
+            <w:shd w:val="clear" w:color="auto" w:fill="ECFFEC"/>
+            <w:tcMar>
+              <w:top w:w="80" w:type="dxa"/>
+              <w:left w:w="120" w:type="dxa"/>
+              <w:bottom w:w="80" w:type="dxa"/>
+              <w:right w:w="120" w:type="dxa"/>
+            </w:tcMar>
+            <w:vAlign w:val="center"/>
+          </w:tcPr>
+          <w:p>
+            <w:pPr>
+              <w:spacing w:before="60" w:after="60"/>
+              <w:jc w:val="center"/>
+              <w:rPr>
+                <w:rFonts w:cs="Times New Roman"/>
+                <w:b/>
+                <w:bCs/>
+                <w:color w:val="1A5C1A"/>
+                <w:sz w:val="18"/>
+                <w:szCs w:val="18"/>
+                <w:lang w:val="vi-VN"/>
+              </w:rPr>
+            </w:pPr>
+            <w:r>
+              <w:rPr>
+                <w:rFonts w:cs="Times New Roman"/>
+                <w:b/>
+                <w:bCs/>
+                <w:color w:val="1A5C1A"/>
+                <w:sz w:val="18"/>
+                <w:szCs w:val="18"/>
+                <w:lang w:val="vi-VN"/>
               </w:rPr>
               <w:t>High</w:t>
             </w:r>
@@ -6260,8 +6092,95 @@
     </w:p>
     <w:p>
       <w:pPr>
+        <w:rPr>
+          <w:lang w:val="vi-VN"/>
+        </w:rPr>
+      </w:pPr>
+    </w:p>
+    <w:p>
+      <w:pPr>
+        <w:rPr>
+          <w:lang w:val="vi-VN"/>
+        </w:rPr>
+      </w:pPr>
+    </w:p>
+    <w:p>
+      <w:pPr>
+        <w:rPr>
+          <w:lang w:val="vi-VN"/>
+        </w:rPr>
+      </w:pPr>
+    </w:p>
+    <w:p>
+      <w:pPr>
+        <w:rPr>
+          <w:lang w:val="vi-VN"/>
+        </w:rPr>
+      </w:pPr>
+    </w:p>
+    <w:p>
+      <w:pPr>
+        <w:rPr>
+          <w:lang w:val="vi-VN"/>
+        </w:rPr>
+      </w:pPr>
+    </w:p>
+    <w:p>
+      <w:pPr>
+        <w:rPr>
+          <w:lang w:val="vi-VN"/>
+        </w:rPr>
+      </w:pPr>
+    </w:p>
+    <w:p>
+      <w:pPr>
+        <w:rPr>
+          <w:lang w:val="vi-VN"/>
+        </w:rPr>
+      </w:pPr>
+    </w:p>
+    <w:p>
+      <w:pPr>
+        <w:rPr>
+          <w:lang w:val="vi-VN"/>
+        </w:rPr>
+      </w:pPr>
+    </w:p>
+    <w:p>
+      <w:pPr>
+        <w:rPr>
+          <w:lang w:val="vi-VN"/>
+        </w:rPr>
+      </w:pPr>
+    </w:p>
+    <w:p>
+      <w:pPr>
+        <w:rPr>
+          <w:lang w:val="vi-VN"/>
+        </w:rPr>
+      </w:pPr>
+    </w:p>
+    <w:p>
+      <w:pPr>
+        <w:rPr>
+          <w:lang w:val="vi-VN"/>
+        </w:rPr>
+      </w:pPr>
+    </w:p>
+    <w:p>
+      <w:pPr>
+        <w:rPr>
+          <w:lang w:val="vi-VN"/>
+        </w:rPr>
+      </w:pPr>
+    </w:p>
+    <w:p>
+      <w:pPr>
         <w:shd w:val="clear" w:color="auto" w:fill="1F4E8C"/>
         <w:spacing w:before="280"/>
+        <w:rPr>
+          <w:lang w:val="vi-VN"/>
+        </w:rPr>
       </w:pPr>
       <w:r>
         <w:rPr>
@@ -6272,18 +6191,19 @@
           <w:sz w:val="28"/>
           <w:szCs w:val="28"/>
         </w:rPr>
+        <w:lastRenderedPageBreak/>
         <w:t xml:space="preserve"> 4.  Quality Attributes (Non-Functional Requirements) </w:t>
       </w:r>
     </w:p>
     <w:p>
       <w:pPr>
-        <w:spacing w:before="80" w:after="80"/>
-      </w:pPr>
-    </w:p>
-    <w:p>
-      <w:pPr>
         <w:spacing w:before="60" w:after="60"/>
         <w:jc w:val="both"/>
+        <w:rPr>
+          <w:rFonts w:cs="Times New Roman"/>
+          <w:color w:val="000000"/>
+          <w:lang w:val="vi-VN"/>
+        </w:rPr>
       </w:pPr>
       <w:r>
         <w:rPr>
@@ -6293,31 +6213,28 @@
         <w:t>The following NFRs define measurable quality attributes that SaigonRide must satisfy. Each is architecturally traceable and will be verified during Part 3 QA testing.</w:t>
       </w:r>
     </w:p>
-    <w:p>
-      <w:pPr>
-        <w:spacing w:before="40" w:after="40"/>
-      </w:pPr>
-    </w:p>
     <w:tbl>
       <w:tblPr>
-        <w:tblW w:w="8566" w:type="dxa"/>
+        <w:tblW w:w="9356" w:type="dxa"/>
+        <w:tblInd w:w="-570" w:type="dxa"/>
         <w:tblBorders>
           <w:insideH w:val="single" w:sz="2" w:space="0" w:color="CCCCCC"/>
           <w:insideV w:val="single" w:sz="2" w:space="0" w:color="CCCCCC"/>
         </w:tblBorders>
+        <w:tblLayout w:type="fixed"/>
         <w:tblLook w:val="04A0" w:firstRow="1" w:lastRow="0" w:firstColumn="1" w:lastColumn="0" w:noHBand="0" w:noVBand="1"/>
       </w:tblPr>
       <w:tblGrid>
-        <w:gridCol w:w="694"/>
-        <w:gridCol w:w="1507"/>
-        <w:gridCol w:w="3032"/>
+        <w:gridCol w:w="708"/>
+        <w:gridCol w:w="1813"/>
+        <w:gridCol w:w="3308"/>
         <w:gridCol w:w="2408"/>
-        <w:gridCol w:w="925"/>
+        <w:gridCol w:w="1119"/>
       </w:tblGrid>
       <w:tr>
         <w:tc>
           <w:tcPr>
-            <w:tcW w:w="694" w:type="dxa"/>
+            <w:tcW w:w="708" w:type="dxa"/>
             <w:tcBorders>
               <w:top w:val="single" w:sz="2" w:space="0" w:color="CCCCCC"/>
               <w:left w:val="single" w:sz="2" w:space="0" w:color="CCCCCC"/>
@@ -6353,7 +6270,7 @@
         </w:tc>
         <w:tc>
           <w:tcPr>
-            <w:tcW w:w="1507" w:type="dxa"/>
+            <w:tcW w:w="1813" w:type="dxa"/>
             <w:tcBorders>
               <w:top w:val="single" w:sz="2" w:space="0" w:color="CCCCCC"/>
               <w:left w:val="single" w:sz="2" w:space="0" w:color="CCCCCC"/>
@@ -6389,7 +6306,7 @@
         </w:tc>
         <w:tc>
           <w:tcPr>
-            <w:tcW w:w="3032" w:type="dxa"/>
+            <w:tcW w:w="3308" w:type="dxa"/>
             <w:tcBorders>
               <w:top w:val="single" w:sz="2" w:space="0" w:color="CCCCCC"/>
               <w:left w:val="single" w:sz="2" w:space="0" w:color="CCCCCC"/>
@@ -6461,7 +6378,7 @@
         </w:tc>
         <w:tc>
           <w:tcPr>
-            <w:tcW w:w="925" w:type="dxa"/>
+            <w:tcW w:w="1119" w:type="dxa"/>
             <w:tcBorders>
               <w:top w:val="single" w:sz="2" w:space="0" w:color="CCCCCC"/>
               <w:left w:val="single" w:sz="2" w:space="0" w:color="CCCCCC"/>
@@ -6499,7 +6416,7 @@
       <w:tr>
         <w:tc>
           <w:tcPr>
-            <w:tcW w:w="694" w:type="dxa"/>
+            <w:tcW w:w="708" w:type="dxa"/>
             <w:tcBorders>
               <w:top w:val="single" w:sz="2" w:space="0" w:color="CCCCCC"/>
               <w:left w:val="single" w:sz="2" w:space="0" w:color="CCCCCC"/>
@@ -6529,14 +6446,13 @@
                 <w:sz w:val="19"/>
                 <w:szCs w:val="19"/>
               </w:rPr>
-              <w:lastRenderedPageBreak/>
               <w:t>NFR-01</w:t>
             </w:r>
           </w:p>
         </w:tc>
         <w:tc>
           <w:tcPr>
-            <w:tcW w:w="1507" w:type="dxa"/>
+            <w:tcW w:w="1813" w:type="dxa"/>
             <w:tcBorders>
               <w:top w:val="single" w:sz="2" w:space="0" w:color="CCCCCC"/>
               <w:left w:val="single" w:sz="2" w:space="0" w:color="CCCCCC"/>
@@ -6570,7 +6486,7 @@
         </w:tc>
         <w:tc>
           <w:tcPr>
-            <w:tcW w:w="3032" w:type="dxa"/>
+            <w:tcW w:w="3308" w:type="dxa"/>
             <w:tcBorders>
               <w:top w:val="single" w:sz="2" w:space="0" w:color="CCCCCC"/>
               <w:left w:val="single" w:sz="2" w:space="0" w:color="CCCCCC"/>
@@ -6635,7 +6551,7 @@
         </w:tc>
         <w:tc>
           <w:tcPr>
-            <w:tcW w:w="925" w:type="dxa"/>
+            <w:tcW w:w="1119" w:type="dxa"/>
             <w:tcBorders>
               <w:top w:val="single" w:sz="2" w:space="0" w:color="CCCCCC"/>
               <w:left w:val="single" w:sz="2" w:space="0" w:color="CCCCCC"/>
@@ -6659,7 +6575,1716 @@
                 <w:lang w:val="vi-VN"/>
               </w:rPr>
             </w:pPr>
-            <w:r>
+          </w:p>
+        </w:tc>
+      </w:tr>
+      <w:tr>
+        <w:tc>
+          <w:tcPr>
+            <w:tcW w:w="708" w:type="dxa"/>
+            <w:tcBorders>
+              <w:top w:val="single" w:sz="2" w:space="0" w:color="CCCCCC"/>
+              <w:left w:val="single" w:sz="2" w:space="0" w:color="CCCCCC"/>
+              <w:bottom w:val="single" w:sz="2" w:space="0" w:color="CCCCCC"/>
+              <w:right w:val="single" w:sz="2" w:space="0" w:color="CCCCCC"/>
+            </w:tcBorders>
+            <w:shd w:val="clear" w:color="auto" w:fill="D6E4F0"/>
+            <w:tcMar>
+              <w:top w:w="80" w:type="dxa"/>
+              <w:left w:w="120" w:type="dxa"/>
+              <w:bottom w:w="80" w:type="dxa"/>
+              <w:right w:w="120" w:type="dxa"/>
+            </w:tcMar>
+            <w:vAlign w:val="center"/>
+          </w:tcPr>
+          <w:p>
+            <w:pPr>
+              <w:spacing w:before="60" w:after="60"/>
+              <w:jc w:val="center"/>
+            </w:pPr>
+            <w:r>
+              <w:rPr>
+                <w:rFonts w:cs="Times New Roman"/>
+                <w:b/>
+                <w:bCs/>
+                <w:color w:val="1F4E8C"/>
+                <w:sz w:val="19"/>
+                <w:szCs w:val="19"/>
+              </w:rPr>
+              <w:t>NFR-02</w:t>
+            </w:r>
+          </w:p>
+        </w:tc>
+        <w:tc>
+          <w:tcPr>
+            <w:tcW w:w="1813" w:type="dxa"/>
+            <w:tcBorders>
+              <w:top w:val="single" w:sz="2" w:space="0" w:color="CCCCCC"/>
+              <w:left w:val="single" w:sz="2" w:space="0" w:color="CCCCCC"/>
+              <w:bottom w:val="single" w:sz="2" w:space="0" w:color="CCCCCC"/>
+              <w:right w:val="single" w:sz="2" w:space="0" w:color="CCCCCC"/>
+            </w:tcBorders>
+            <w:tcMar>
+              <w:top w:w="80" w:type="dxa"/>
+              <w:left w:w="120" w:type="dxa"/>
+              <w:bottom w:w="80" w:type="dxa"/>
+              <w:right w:w="120" w:type="dxa"/>
+            </w:tcMar>
+            <w:vAlign w:val="center"/>
+          </w:tcPr>
+          <w:p>
+            <w:pPr>
+              <w:spacing w:before="60" w:after="60"/>
+            </w:pPr>
+            <w:r>
+              <w:rPr>
+                <w:rFonts w:cs="Times New Roman"/>
+                <w:b/>
+                <w:bCs/>
+                <w:color w:val="000000"/>
+                <w:sz w:val="19"/>
+                <w:szCs w:val="19"/>
+              </w:rPr>
+              <w:t>Performance</w:t>
+            </w:r>
+          </w:p>
+        </w:tc>
+        <w:tc>
+          <w:tcPr>
+            <w:tcW w:w="3308" w:type="dxa"/>
+            <w:tcBorders>
+              <w:top w:val="single" w:sz="2" w:space="0" w:color="CCCCCC"/>
+              <w:left w:val="single" w:sz="2" w:space="0" w:color="CCCCCC"/>
+              <w:bottom w:val="single" w:sz="2" w:space="0" w:color="CCCCCC"/>
+              <w:right w:val="single" w:sz="2" w:space="0" w:color="CCCCCC"/>
+            </w:tcBorders>
+            <w:tcMar>
+              <w:top w:w="80" w:type="dxa"/>
+              <w:left w:w="120" w:type="dxa"/>
+              <w:bottom w:w="80" w:type="dxa"/>
+              <w:right w:w="120" w:type="dxa"/>
+            </w:tcMar>
+            <w:vAlign w:val="center"/>
+          </w:tcPr>
+          <w:p>
+            <w:pPr>
+              <w:spacing w:before="60" w:after="60"/>
+            </w:pPr>
+            <w:r>
+              <w:rPr>
+                <w:rFonts w:cs="Times New Roman"/>
+                <w:color w:val="000000"/>
+                <w:sz w:val="19"/>
+                <w:szCs w:val="19"/>
+              </w:rPr>
+              <w:t>All database queries for list views must return results promptly.</w:t>
+            </w:r>
+          </w:p>
+        </w:tc>
+        <w:tc>
+          <w:tcPr>
+            <w:tcW w:w="2408" w:type="dxa"/>
+            <w:tcBorders>
+              <w:top w:val="single" w:sz="2" w:space="0" w:color="CCCCCC"/>
+              <w:left w:val="single" w:sz="2" w:space="0" w:color="CCCCCC"/>
+              <w:bottom w:val="single" w:sz="2" w:space="0" w:color="CCCCCC"/>
+              <w:right w:val="single" w:sz="2" w:space="0" w:color="CCCCCC"/>
+            </w:tcBorders>
+            <w:shd w:val="clear" w:color="auto" w:fill="FFF3CD"/>
+            <w:tcMar>
+              <w:top w:w="80" w:type="dxa"/>
+              <w:left w:w="120" w:type="dxa"/>
+              <w:bottom w:w="80" w:type="dxa"/>
+              <w:right w:w="120" w:type="dxa"/>
+            </w:tcMar>
+            <w:vAlign w:val="center"/>
+          </w:tcPr>
+          <w:p>
+            <w:pPr>
+              <w:spacing w:before="60" w:after="60"/>
+            </w:pPr>
+            <w:r>
+              <w:rPr>
+                <w:rFonts w:cs="Times New Roman"/>
+                <w:color w:val="7D4E00"/>
+                <w:sz w:val="18"/>
+                <w:szCs w:val="18"/>
+              </w:rPr>
+              <w:t>Page load time &lt; 2 seconds for all CRUD list views.</w:t>
+            </w:r>
+          </w:p>
+        </w:tc>
+        <w:tc>
+          <w:tcPr>
+            <w:tcW w:w="1119" w:type="dxa"/>
+            <w:tcBorders>
+              <w:top w:val="single" w:sz="2" w:space="0" w:color="CCCCCC"/>
+              <w:left w:val="single" w:sz="2" w:space="0" w:color="CCCCCC"/>
+              <w:bottom w:val="single" w:sz="2" w:space="0" w:color="CCCCCC"/>
+              <w:right w:val="single" w:sz="2" w:space="0" w:color="CCCCCC"/>
+            </w:tcBorders>
+            <w:shd w:val="clear" w:color="auto" w:fill="D1ECE4"/>
+            <w:tcMar>
+              <w:top w:w="80" w:type="dxa"/>
+              <w:left w:w="120" w:type="dxa"/>
+              <w:bottom w:w="80" w:type="dxa"/>
+              <w:right w:w="120" w:type="dxa"/>
+            </w:tcMar>
+            <w:vAlign w:val="center"/>
+          </w:tcPr>
+          <w:p>
+            <w:pPr>
+              <w:spacing w:before="60" w:after="60"/>
+              <w:jc w:val="center"/>
+              <w:rPr>
+                <w:lang w:val="vi-VN"/>
+              </w:rPr>
+            </w:pPr>
+          </w:p>
+        </w:tc>
+      </w:tr>
+      <w:tr>
+        <w:tc>
+          <w:tcPr>
+            <w:tcW w:w="708" w:type="dxa"/>
+            <w:tcBorders>
+              <w:top w:val="single" w:sz="2" w:space="0" w:color="CCCCCC"/>
+              <w:left w:val="single" w:sz="2" w:space="0" w:color="CCCCCC"/>
+              <w:bottom w:val="single" w:sz="2" w:space="0" w:color="CCCCCC"/>
+              <w:right w:val="single" w:sz="2" w:space="0" w:color="CCCCCC"/>
+            </w:tcBorders>
+            <w:shd w:val="clear" w:color="auto" w:fill="D6E4F0"/>
+            <w:tcMar>
+              <w:top w:w="80" w:type="dxa"/>
+              <w:left w:w="120" w:type="dxa"/>
+              <w:bottom w:w="80" w:type="dxa"/>
+              <w:right w:w="120" w:type="dxa"/>
+            </w:tcMar>
+            <w:vAlign w:val="center"/>
+          </w:tcPr>
+          <w:p>
+            <w:pPr>
+              <w:spacing w:before="60" w:after="60"/>
+              <w:jc w:val="center"/>
+            </w:pPr>
+            <w:r>
+              <w:rPr>
+                <w:rFonts w:cs="Times New Roman"/>
+                <w:b/>
+                <w:bCs/>
+                <w:color w:val="1F4E8C"/>
+                <w:sz w:val="19"/>
+                <w:szCs w:val="19"/>
+              </w:rPr>
+              <w:t>NFR-03</w:t>
+            </w:r>
+          </w:p>
+        </w:tc>
+        <w:tc>
+          <w:tcPr>
+            <w:tcW w:w="1813" w:type="dxa"/>
+            <w:tcBorders>
+              <w:top w:val="single" w:sz="2" w:space="0" w:color="CCCCCC"/>
+              <w:left w:val="single" w:sz="2" w:space="0" w:color="CCCCCC"/>
+              <w:bottom w:val="single" w:sz="2" w:space="0" w:color="CCCCCC"/>
+              <w:right w:val="single" w:sz="2" w:space="0" w:color="CCCCCC"/>
+            </w:tcBorders>
+            <w:tcMar>
+              <w:top w:w="80" w:type="dxa"/>
+              <w:left w:w="120" w:type="dxa"/>
+              <w:bottom w:w="80" w:type="dxa"/>
+              <w:right w:w="120" w:type="dxa"/>
+            </w:tcMar>
+            <w:vAlign w:val="center"/>
+          </w:tcPr>
+          <w:p>
+            <w:pPr>
+              <w:spacing w:before="60" w:after="60"/>
+            </w:pPr>
+            <w:r>
+              <w:rPr>
+                <w:rFonts w:cs="Times New Roman"/>
+                <w:b/>
+                <w:bCs/>
+                <w:color w:val="000000"/>
+                <w:sz w:val="19"/>
+                <w:szCs w:val="19"/>
+              </w:rPr>
+              <w:t>Security</w:t>
+            </w:r>
+          </w:p>
+        </w:tc>
+        <w:tc>
+          <w:tcPr>
+            <w:tcW w:w="3308" w:type="dxa"/>
+            <w:tcBorders>
+              <w:top w:val="single" w:sz="2" w:space="0" w:color="CCCCCC"/>
+              <w:left w:val="single" w:sz="2" w:space="0" w:color="CCCCCC"/>
+              <w:bottom w:val="single" w:sz="2" w:space="0" w:color="CCCCCC"/>
+              <w:right w:val="single" w:sz="2" w:space="0" w:color="CCCCCC"/>
+            </w:tcBorders>
+            <w:tcMar>
+              <w:top w:w="80" w:type="dxa"/>
+              <w:left w:w="120" w:type="dxa"/>
+              <w:bottom w:w="80" w:type="dxa"/>
+              <w:right w:w="120" w:type="dxa"/>
+            </w:tcMar>
+            <w:vAlign w:val="center"/>
+          </w:tcPr>
+          <w:p>
+            <w:pPr>
+              <w:spacing w:before="60" w:after="60"/>
+            </w:pPr>
+            <w:r>
+              <w:rPr>
+                <w:rFonts w:cs="Times New Roman"/>
+                <w:color w:val="000000"/>
+                <w:sz w:val="19"/>
+                <w:szCs w:val="19"/>
+              </w:rPr>
+              <w:t>User passwords must never be stored in plaintext.</w:t>
+            </w:r>
+          </w:p>
+        </w:tc>
+        <w:tc>
+          <w:tcPr>
+            <w:tcW w:w="2408" w:type="dxa"/>
+            <w:tcBorders>
+              <w:top w:val="single" w:sz="2" w:space="0" w:color="CCCCCC"/>
+              <w:left w:val="single" w:sz="2" w:space="0" w:color="CCCCCC"/>
+              <w:bottom w:val="single" w:sz="2" w:space="0" w:color="CCCCCC"/>
+              <w:right w:val="single" w:sz="2" w:space="0" w:color="CCCCCC"/>
+            </w:tcBorders>
+            <w:shd w:val="clear" w:color="auto" w:fill="FFF3CD"/>
+            <w:tcMar>
+              <w:top w:w="80" w:type="dxa"/>
+              <w:left w:w="120" w:type="dxa"/>
+              <w:bottom w:w="80" w:type="dxa"/>
+              <w:right w:w="120" w:type="dxa"/>
+            </w:tcMar>
+            <w:vAlign w:val="center"/>
+          </w:tcPr>
+          <w:p>
+            <w:pPr>
+              <w:spacing w:before="60" w:after="60"/>
+            </w:pPr>
+            <w:r>
+              <w:rPr>
+                <w:rFonts w:cs="Times New Roman"/>
+                <w:color w:val="7D4E00"/>
+                <w:sz w:val="18"/>
+                <w:szCs w:val="18"/>
+              </w:rPr>
+              <w:t>All passwords hashed via BCrypt / ASP.NET Identity before DB storage.</w:t>
+            </w:r>
+          </w:p>
+        </w:tc>
+        <w:tc>
+          <w:tcPr>
+            <w:tcW w:w="1119" w:type="dxa"/>
+            <w:tcBorders>
+              <w:top w:val="single" w:sz="2" w:space="0" w:color="CCCCCC"/>
+              <w:left w:val="single" w:sz="2" w:space="0" w:color="CCCCCC"/>
+              <w:bottom w:val="single" w:sz="2" w:space="0" w:color="CCCCCC"/>
+              <w:right w:val="single" w:sz="2" w:space="0" w:color="CCCCCC"/>
+            </w:tcBorders>
+            <w:shd w:val="clear" w:color="auto" w:fill="D1ECE4"/>
+            <w:tcMar>
+              <w:top w:w="80" w:type="dxa"/>
+              <w:left w:w="120" w:type="dxa"/>
+              <w:bottom w:w="80" w:type="dxa"/>
+              <w:right w:w="120" w:type="dxa"/>
+            </w:tcMar>
+            <w:vAlign w:val="center"/>
+          </w:tcPr>
+          <w:p>
+            <w:pPr>
+              <w:spacing w:before="60" w:after="60"/>
+              <w:jc w:val="center"/>
+              <w:rPr>
+                <w:lang w:val="vi-VN"/>
+              </w:rPr>
+            </w:pPr>
+          </w:p>
+        </w:tc>
+      </w:tr>
+      <w:tr>
+        <w:tc>
+          <w:tcPr>
+            <w:tcW w:w="708" w:type="dxa"/>
+            <w:tcBorders>
+              <w:top w:val="single" w:sz="2" w:space="0" w:color="CCCCCC"/>
+              <w:left w:val="single" w:sz="2" w:space="0" w:color="CCCCCC"/>
+              <w:bottom w:val="single" w:sz="2" w:space="0" w:color="CCCCCC"/>
+              <w:right w:val="single" w:sz="2" w:space="0" w:color="CCCCCC"/>
+            </w:tcBorders>
+            <w:shd w:val="clear" w:color="auto" w:fill="D6E4F0"/>
+            <w:tcMar>
+              <w:top w:w="80" w:type="dxa"/>
+              <w:left w:w="120" w:type="dxa"/>
+              <w:bottom w:w="80" w:type="dxa"/>
+              <w:right w:w="120" w:type="dxa"/>
+            </w:tcMar>
+            <w:vAlign w:val="center"/>
+          </w:tcPr>
+          <w:p>
+            <w:pPr>
+              <w:spacing w:before="60" w:after="60"/>
+              <w:jc w:val="center"/>
+            </w:pPr>
+            <w:r>
+              <w:rPr>
+                <w:rFonts w:cs="Times New Roman"/>
+                <w:b/>
+                <w:bCs/>
+                <w:color w:val="1F4E8C"/>
+                <w:sz w:val="19"/>
+                <w:szCs w:val="19"/>
+              </w:rPr>
+              <w:t>NFR-04</w:t>
+            </w:r>
+          </w:p>
+        </w:tc>
+        <w:tc>
+          <w:tcPr>
+            <w:tcW w:w="1813" w:type="dxa"/>
+            <w:tcBorders>
+              <w:top w:val="single" w:sz="2" w:space="0" w:color="CCCCCC"/>
+              <w:left w:val="single" w:sz="2" w:space="0" w:color="CCCCCC"/>
+              <w:bottom w:val="single" w:sz="2" w:space="0" w:color="CCCCCC"/>
+              <w:right w:val="single" w:sz="2" w:space="0" w:color="CCCCCC"/>
+            </w:tcBorders>
+            <w:tcMar>
+              <w:top w:w="80" w:type="dxa"/>
+              <w:left w:w="120" w:type="dxa"/>
+              <w:bottom w:w="80" w:type="dxa"/>
+              <w:right w:w="120" w:type="dxa"/>
+            </w:tcMar>
+            <w:vAlign w:val="center"/>
+          </w:tcPr>
+          <w:p>
+            <w:pPr>
+              <w:spacing w:before="60" w:after="60"/>
+            </w:pPr>
+            <w:r>
+              <w:rPr>
+                <w:rFonts w:cs="Times New Roman"/>
+                <w:b/>
+                <w:bCs/>
+                <w:color w:val="000000"/>
+                <w:sz w:val="19"/>
+                <w:szCs w:val="19"/>
+              </w:rPr>
+              <w:t>Security</w:t>
+            </w:r>
+          </w:p>
+        </w:tc>
+        <w:tc>
+          <w:tcPr>
+            <w:tcW w:w="3308" w:type="dxa"/>
+            <w:tcBorders>
+              <w:top w:val="single" w:sz="2" w:space="0" w:color="CCCCCC"/>
+              <w:left w:val="single" w:sz="2" w:space="0" w:color="CCCCCC"/>
+              <w:bottom w:val="single" w:sz="2" w:space="0" w:color="CCCCCC"/>
+              <w:right w:val="single" w:sz="2" w:space="0" w:color="CCCCCC"/>
+            </w:tcBorders>
+            <w:tcMar>
+              <w:top w:w="80" w:type="dxa"/>
+              <w:left w:w="120" w:type="dxa"/>
+              <w:bottom w:w="80" w:type="dxa"/>
+              <w:right w:w="120" w:type="dxa"/>
+            </w:tcMar>
+            <w:vAlign w:val="center"/>
+          </w:tcPr>
+          <w:p>
+            <w:pPr>
+              <w:spacing w:before="60" w:after="60"/>
+            </w:pPr>
+            <w:r>
+              <w:rPr>
+                <w:rFonts w:cs="Times New Roman"/>
+                <w:color w:val="000000"/>
+                <w:sz w:val="19"/>
+                <w:szCs w:val="19"/>
+              </w:rPr>
+              <w:t>Foreign Tourist passport numbers (sensitive PII) must be protected at rest.</w:t>
+            </w:r>
+          </w:p>
+        </w:tc>
+        <w:tc>
+          <w:tcPr>
+            <w:tcW w:w="2408" w:type="dxa"/>
+            <w:tcBorders>
+              <w:top w:val="single" w:sz="2" w:space="0" w:color="CCCCCC"/>
+              <w:left w:val="single" w:sz="2" w:space="0" w:color="CCCCCC"/>
+              <w:bottom w:val="single" w:sz="2" w:space="0" w:color="CCCCCC"/>
+              <w:right w:val="single" w:sz="2" w:space="0" w:color="CCCCCC"/>
+            </w:tcBorders>
+            <w:shd w:val="clear" w:color="auto" w:fill="FFF3CD"/>
+            <w:tcMar>
+              <w:top w:w="80" w:type="dxa"/>
+              <w:left w:w="120" w:type="dxa"/>
+              <w:bottom w:w="80" w:type="dxa"/>
+              <w:right w:w="120" w:type="dxa"/>
+            </w:tcMar>
+            <w:vAlign w:val="center"/>
+          </w:tcPr>
+          <w:p>
+            <w:pPr>
+              <w:spacing w:before="60" w:after="60"/>
+            </w:pPr>
+            <w:r>
+              <w:rPr>
+                <w:rFonts w:cs="Times New Roman"/>
+                <w:color w:val="7D4E00"/>
+                <w:sz w:val="18"/>
+                <w:szCs w:val="18"/>
+              </w:rPr>
+              <w:t>Passport numbers encrypted using AES-256 before database storage.</w:t>
+            </w:r>
+          </w:p>
+        </w:tc>
+        <w:tc>
+          <w:tcPr>
+            <w:tcW w:w="1119" w:type="dxa"/>
+            <w:tcBorders>
+              <w:top w:val="single" w:sz="2" w:space="0" w:color="CCCCCC"/>
+              <w:left w:val="single" w:sz="2" w:space="0" w:color="CCCCCC"/>
+              <w:bottom w:val="single" w:sz="2" w:space="0" w:color="CCCCCC"/>
+              <w:right w:val="single" w:sz="2" w:space="0" w:color="CCCCCC"/>
+            </w:tcBorders>
+            <w:shd w:val="clear" w:color="auto" w:fill="D1ECE4"/>
+            <w:tcMar>
+              <w:top w:w="80" w:type="dxa"/>
+              <w:left w:w="120" w:type="dxa"/>
+              <w:bottom w:w="80" w:type="dxa"/>
+              <w:right w:w="120" w:type="dxa"/>
+            </w:tcMar>
+            <w:vAlign w:val="center"/>
+          </w:tcPr>
+          <w:p>
+            <w:pPr>
+              <w:spacing w:before="60" w:after="60"/>
+              <w:jc w:val="center"/>
+              <w:rPr>
+                <w:lang w:val="vi-VN"/>
+              </w:rPr>
+            </w:pPr>
+          </w:p>
+        </w:tc>
+      </w:tr>
+      <w:tr>
+        <w:trPr>
+          <w:trHeight w:val="1060"/>
+        </w:trPr>
+        <w:tc>
+          <w:tcPr>
+            <w:tcW w:w="708" w:type="dxa"/>
+            <w:tcBorders>
+              <w:top w:val="single" w:sz="2" w:space="0" w:color="CCCCCC"/>
+              <w:left w:val="single" w:sz="2" w:space="0" w:color="CCCCCC"/>
+              <w:bottom w:val="single" w:sz="2" w:space="0" w:color="CCCCCC"/>
+              <w:right w:val="single" w:sz="2" w:space="0" w:color="CCCCCC"/>
+            </w:tcBorders>
+            <w:shd w:val="clear" w:color="auto" w:fill="D6E4F0"/>
+            <w:tcMar>
+              <w:top w:w="80" w:type="dxa"/>
+              <w:left w:w="120" w:type="dxa"/>
+              <w:bottom w:w="80" w:type="dxa"/>
+              <w:right w:w="120" w:type="dxa"/>
+            </w:tcMar>
+            <w:vAlign w:val="center"/>
+          </w:tcPr>
+          <w:p>
+            <w:pPr>
+              <w:spacing w:before="60" w:after="60"/>
+              <w:jc w:val="center"/>
+            </w:pPr>
+            <w:r>
+              <w:rPr>
+                <w:rFonts w:cs="Times New Roman"/>
+                <w:b/>
+                <w:bCs/>
+                <w:color w:val="1F4E8C"/>
+                <w:sz w:val="19"/>
+                <w:szCs w:val="19"/>
+              </w:rPr>
+              <w:t>NFR-05</w:t>
+            </w:r>
+          </w:p>
+        </w:tc>
+        <w:tc>
+          <w:tcPr>
+            <w:tcW w:w="1813" w:type="dxa"/>
+            <w:tcBorders>
+              <w:top w:val="single" w:sz="2" w:space="0" w:color="CCCCCC"/>
+              <w:left w:val="single" w:sz="2" w:space="0" w:color="CCCCCC"/>
+              <w:bottom w:val="single" w:sz="2" w:space="0" w:color="CCCCCC"/>
+              <w:right w:val="single" w:sz="2" w:space="0" w:color="CCCCCC"/>
+            </w:tcBorders>
+            <w:tcMar>
+              <w:top w:w="80" w:type="dxa"/>
+              <w:left w:w="120" w:type="dxa"/>
+              <w:bottom w:w="80" w:type="dxa"/>
+              <w:right w:w="120" w:type="dxa"/>
+            </w:tcMar>
+            <w:vAlign w:val="center"/>
+          </w:tcPr>
+          <w:p>
+            <w:pPr>
+              <w:spacing w:before="60" w:after="60"/>
+            </w:pPr>
+            <w:r>
+              <w:rPr>
+                <w:rFonts w:cs="Times New Roman"/>
+                <w:b/>
+                <w:bCs/>
+                <w:color w:val="000000"/>
+                <w:sz w:val="19"/>
+                <w:szCs w:val="19"/>
+              </w:rPr>
+              <w:t>Security</w:t>
+            </w:r>
+          </w:p>
+        </w:tc>
+        <w:tc>
+          <w:tcPr>
+            <w:tcW w:w="3308" w:type="dxa"/>
+            <w:tcBorders>
+              <w:top w:val="single" w:sz="2" w:space="0" w:color="CCCCCC"/>
+              <w:left w:val="single" w:sz="2" w:space="0" w:color="CCCCCC"/>
+              <w:bottom w:val="single" w:sz="2" w:space="0" w:color="CCCCCC"/>
+              <w:right w:val="single" w:sz="2" w:space="0" w:color="CCCCCC"/>
+            </w:tcBorders>
+            <w:tcMar>
+              <w:top w:w="80" w:type="dxa"/>
+              <w:left w:w="120" w:type="dxa"/>
+              <w:bottom w:w="80" w:type="dxa"/>
+              <w:right w:w="120" w:type="dxa"/>
+            </w:tcMar>
+            <w:vAlign w:val="center"/>
+          </w:tcPr>
+          <w:p>
+            <w:pPr>
+              <w:spacing w:before="60" w:after="60"/>
+            </w:pPr>
+            <w:r>
+              <w:rPr>
+                <w:rFonts w:cs="Times New Roman"/>
+                <w:color w:val="000000"/>
+                <w:sz w:val="19"/>
+                <w:szCs w:val="19"/>
+              </w:rPr>
+              <w:t>The application must prevent unauthorised access to Admin-only features.</w:t>
+            </w:r>
+          </w:p>
+        </w:tc>
+        <w:tc>
+          <w:tcPr>
+            <w:tcW w:w="2408" w:type="dxa"/>
+            <w:tcBorders>
+              <w:top w:val="single" w:sz="2" w:space="0" w:color="CCCCCC"/>
+              <w:left w:val="single" w:sz="2" w:space="0" w:color="CCCCCC"/>
+              <w:bottom w:val="single" w:sz="2" w:space="0" w:color="CCCCCC"/>
+              <w:right w:val="single" w:sz="2" w:space="0" w:color="CCCCCC"/>
+            </w:tcBorders>
+            <w:shd w:val="clear" w:color="auto" w:fill="FFF3CD"/>
+            <w:tcMar>
+              <w:top w:w="80" w:type="dxa"/>
+              <w:left w:w="120" w:type="dxa"/>
+              <w:bottom w:w="80" w:type="dxa"/>
+              <w:right w:w="120" w:type="dxa"/>
+            </w:tcMar>
+            <w:vAlign w:val="center"/>
+          </w:tcPr>
+          <w:p>
+            <w:pPr>
+              <w:spacing w:before="60" w:after="60"/>
+            </w:pPr>
+            <w:r>
+              <w:rPr>
+                <w:rFonts w:cs="Times New Roman"/>
+                <w:color w:val="7D4E00"/>
+                <w:sz w:val="18"/>
+                <w:szCs w:val="18"/>
+              </w:rPr>
+              <w:t>All Admin routes protected by [Authorize(Roles="Admin")]; unauthenticated access returns HTTP 401.</w:t>
+            </w:r>
+          </w:p>
+        </w:tc>
+        <w:tc>
+          <w:tcPr>
+            <w:tcW w:w="1119" w:type="dxa"/>
+            <w:tcBorders>
+              <w:top w:val="single" w:sz="2" w:space="0" w:color="CCCCCC"/>
+              <w:left w:val="single" w:sz="2" w:space="0" w:color="CCCCCC"/>
+              <w:bottom w:val="single" w:sz="2" w:space="0" w:color="CCCCCC"/>
+              <w:right w:val="single" w:sz="2" w:space="0" w:color="CCCCCC"/>
+            </w:tcBorders>
+            <w:shd w:val="clear" w:color="auto" w:fill="D1ECE4"/>
+            <w:tcMar>
+              <w:top w:w="80" w:type="dxa"/>
+              <w:left w:w="120" w:type="dxa"/>
+              <w:bottom w:w="80" w:type="dxa"/>
+              <w:right w:w="120" w:type="dxa"/>
+            </w:tcMar>
+            <w:vAlign w:val="center"/>
+          </w:tcPr>
+          <w:p>
+            <w:pPr>
+              <w:spacing w:before="60" w:after="60"/>
+              <w:jc w:val="center"/>
+              <w:rPr>
+                <w:lang w:val="vi-VN"/>
+              </w:rPr>
+            </w:pPr>
+          </w:p>
+        </w:tc>
+      </w:tr>
+      <w:tr>
+        <w:tc>
+          <w:tcPr>
+            <w:tcW w:w="708" w:type="dxa"/>
+            <w:tcBorders>
+              <w:top w:val="single" w:sz="2" w:space="0" w:color="CCCCCC"/>
+              <w:left w:val="single" w:sz="2" w:space="0" w:color="CCCCCC"/>
+              <w:bottom w:val="single" w:sz="2" w:space="0" w:color="CCCCCC"/>
+              <w:right w:val="single" w:sz="2" w:space="0" w:color="CCCCCC"/>
+            </w:tcBorders>
+            <w:shd w:val="clear" w:color="auto" w:fill="D6E4F0"/>
+            <w:tcMar>
+              <w:top w:w="80" w:type="dxa"/>
+              <w:left w:w="120" w:type="dxa"/>
+              <w:bottom w:w="80" w:type="dxa"/>
+              <w:right w:w="120" w:type="dxa"/>
+            </w:tcMar>
+            <w:vAlign w:val="center"/>
+          </w:tcPr>
+          <w:p>
+            <w:pPr>
+              <w:spacing w:before="60" w:after="60"/>
+              <w:jc w:val="center"/>
+            </w:pPr>
+            <w:r>
+              <w:rPr>
+                <w:rFonts w:cs="Times New Roman"/>
+                <w:b/>
+                <w:bCs/>
+                <w:color w:val="1F4E8C"/>
+                <w:sz w:val="19"/>
+                <w:szCs w:val="19"/>
+              </w:rPr>
+              <w:t>NFR-06</w:t>
+            </w:r>
+          </w:p>
+        </w:tc>
+        <w:tc>
+          <w:tcPr>
+            <w:tcW w:w="1813" w:type="dxa"/>
+            <w:tcBorders>
+              <w:top w:val="single" w:sz="2" w:space="0" w:color="CCCCCC"/>
+              <w:left w:val="single" w:sz="2" w:space="0" w:color="CCCCCC"/>
+              <w:bottom w:val="single" w:sz="2" w:space="0" w:color="CCCCCC"/>
+              <w:right w:val="single" w:sz="2" w:space="0" w:color="CCCCCC"/>
+            </w:tcBorders>
+            <w:tcMar>
+              <w:top w:w="80" w:type="dxa"/>
+              <w:left w:w="120" w:type="dxa"/>
+              <w:bottom w:w="80" w:type="dxa"/>
+              <w:right w:w="120" w:type="dxa"/>
+            </w:tcMar>
+            <w:vAlign w:val="center"/>
+          </w:tcPr>
+          <w:p>
+            <w:pPr>
+              <w:spacing w:before="60" w:after="60"/>
+            </w:pPr>
+            <w:r>
+              <w:rPr>
+                <w:rFonts w:cs="Times New Roman"/>
+                <w:b/>
+                <w:bCs/>
+                <w:color w:val="000000"/>
+                <w:sz w:val="19"/>
+                <w:szCs w:val="19"/>
+              </w:rPr>
+              <w:t>Usability</w:t>
+            </w:r>
+          </w:p>
+        </w:tc>
+        <w:tc>
+          <w:tcPr>
+            <w:tcW w:w="3308" w:type="dxa"/>
+            <w:tcBorders>
+              <w:top w:val="single" w:sz="2" w:space="0" w:color="CCCCCC"/>
+              <w:left w:val="single" w:sz="2" w:space="0" w:color="CCCCCC"/>
+              <w:bottom w:val="single" w:sz="2" w:space="0" w:color="CCCCCC"/>
+              <w:right w:val="single" w:sz="2" w:space="0" w:color="CCCCCC"/>
+            </w:tcBorders>
+            <w:tcMar>
+              <w:top w:w="80" w:type="dxa"/>
+              <w:left w:w="120" w:type="dxa"/>
+              <w:bottom w:w="80" w:type="dxa"/>
+              <w:right w:w="120" w:type="dxa"/>
+            </w:tcMar>
+            <w:vAlign w:val="center"/>
+          </w:tcPr>
+          <w:p>
+            <w:pPr>
+              <w:spacing w:before="60" w:after="60"/>
+            </w:pPr>
+            <w:r>
+              <w:rPr>
+                <w:rFonts w:cs="Times New Roman"/>
+                <w:color w:val="000000"/>
+                <w:sz w:val="19"/>
+                <w:szCs w:val="19"/>
+              </w:rPr>
+              <w:t>The UI must be fully responsive across device sizes (primary: mobile phones).</w:t>
+            </w:r>
+          </w:p>
+        </w:tc>
+        <w:tc>
+          <w:tcPr>
+            <w:tcW w:w="2408" w:type="dxa"/>
+            <w:tcBorders>
+              <w:top w:val="single" w:sz="2" w:space="0" w:color="CCCCCC"/>
+              <w:left w:val="single" w:sz="2" w:space="0" w:color="CCCCCC"/>
+              <w:bottom w:val="single" w:sz="2" w:space="0" w:color="CCCCCC"/>
+              <w:right w:val="single" w:sz="2" w:space="0" w:color="CCCCCC"/>
+            </w:tcBorders>
+            <w:shd w:val="clear" w:color="auto" w:fill="FFF3CD"/>
+            <w:tcMar>
+              <w:top w:w="80" w:type="dxa"/>
+              <w:left w:w="120" w:type="dxa"/>
+              <w:bottom w:w="80" w:type="dxa"/>
+              <w:right w:w="120" w:type="dxa"/>
+            </w:tcMar>
+            <w:vAlign w:val="center"/>
+          </w:tcPr>
+          <w:p>
+            <w:pPr>
+              <w:spacing w:before="60" w:after="60"/>
+            </w:pPr>
+            <w:r>
+              <w:rPr>
+                <w:rFonts w:cs="Times New Roman"/>
+                <w:color w:val="7D4E00"/>
+                <w:sz w:val="18"/>
+                <w:szCs w:val="18"/>
+              </w:rPr>
+              <w:t>All pages functional at 375px, 768px, and 1280px viewports (Bootstrap 5 breakpoints).</w:t>
+            </w:r>
+          </w:p>
+        </w:tc>
+        <w:tc>
+          <w:tcPr>
+            <w:tcW w:w="1119" w:type="dxa"/>
+            <w:tcBorders>
+              <w:top w:val="single" w:sz="2" w:space="0" w:color="CCCCCC"/>
+              <w:left w:val="single" w:sz="2" w:space="0" w:color="CCCCCC"/>
+              <w:bottom w:val="single" w:sz="2" w:space="0" w:color="CCCCCC"/>
+              <w:right w:val="single" w:sz="2" w:space="0" w:color="CCCCCC"/>
+            </w:tcBorders>
+            <w:shd w:val="clear" w:color="auto" w:fill="D1ECE4"/>
+            <w:tcMar>
+              <w:top w:w="80" w:type="dxa"/>
+              <w:left w:w="120" w:type="dxa"/>
+              <w:bottom w:w="80" w:type="dxa"/>
+              <w:right w:w="120" w:type="dxa"/>
+            </w:tcMar>
+            <w:vAlign w:val="center"/>
+          </w:tcPr>
+          <w:p>
+            <w:pPr>
+              <w:spacing w:before="60" w:after="60"/>
+              <w:jc w:val="center"/>
+              <w:rPr>
+                <w:lang w:val="vi-VN"/>
+              </w:rPr>
+            </w:pPr>
+          </w:p>
+        </w:tc>
+      </w:tr>
+      <w:tr>
+        <w:tc>
+          <w:tcPr>
+            <w:tcW w:w="708" w:type="dxa"/>
+            <w:tcBorders>
+              <w:top w:val="single" w:sz="2" w:space="0" w:color="CCCCCC"/>
+              <w:left w:val="single" w:sz="2" w:space="0" w:color="CCCCCC"/>
+              <w:bottom w:val="single" w:sz="2" w:space="0" w:color="CCCCCC"/>
+              <w:right w:val="single" w:sz="2" w:space="0" w:color="CCCCCC"/>
+            </w:tcBorders>
+            <w:shd w:val="clear" w:color="auto" w:fill="D6E4F0"/>
+            <w:tcMar>
+              <w:top w:w="80" w:type="dxa"/>
+              <w:left w:w="120" w:type="dxa"/>
+              <w:bottom w:w="80" w:type="dxa"/>
+              <w:right w:w="120" w:type="dxa"/>
+            </w:tcMar>
+            <w:vAlign w:val="center"/>
+          </w:tcPr>
+          <w:p>
+            <w:pPr>
+              <w:spacing w:before="60" w:after="60"/>
+              <w:jc w:val="center"/>
+            </w:pPr>
+            <w:r>
+              <w:rPr>
+                <w:rFonts w:cs="Times New Roman"/>
+                <w:b/>
+                <w:bCs/>
+                <w:color w:val="1F4E8C"/>
+                <w:sz w:val="19"/>
+                <w:szCs w:val="19"/>
+              </w:rPr>
+              <w:t>NFR-07</w:t>
+            </w:r>
+          </w:p>
+        </w:tc>
+        <w:tc>
+          <w:tcPr>
+            <w:tcW w:w="1813" w:type="dxa"/>
+            <w:tcBorders>
+              <w:top w:val="single" w:sz="2" w:space="0" w:color="CCCCCC"/>
+              <w:left w:val="single" w:sz="2" w:space="0" w:color="CCCCCC"/>
+              <w:bottom w:val="single" w:sz="2" w:space="0" w:color="CCCCCC"/>
+              <w:right w:val="single" w:sz="2" w:space="0" w:color="CCCCCC"/>
+            </w:tcBorders>
+            <w:tcMar>
+              <w:top w:w="80" w:type="dxa"/>
+              <w:left w:w="120" w:type="dxa"/>
+              <w:bottom w:w="80" w:type="dxa"/>
+              <w:right w:w="120" w:type="dxa"/>
+            </w:tcMar>
+            <w:vAlign w:val="center"/>
+          </w:tcPr>
+          <w:p>
+            <w:pPr>
+              <w:spacing w:before="60" w:after="60"/>
+            </w:pPr>
+            <w:r>
+              <w:rPr>
+                <w:rFonts w:cs="Times New Roman"/>
+                <w:b/>
+                <w:bCs/>
+                <w:color w:val="000000"/>
+                <w:sz w:val="19"/>
+                <w:szCs w:val="19"/>
+              </w:rPr>
+              <w:t>Usability</w:t>
+            </w:r>
+          </w:p>
+        </w:tc>
+        <w:tc>
+          <w:tcPr>
+            <w:tcW w:w="3308" w:type="dxa"/>
+            <w:tcBorders>
+              <w:top w:val="single" w:sz="2" w:space="0" w:color="CCCCCC"/>
+              <w:left w:val="single" w:sz="2" w:space="0" w:color="CCCCCC"/>
+              <w:bottom w:val="single" w:sz="2" w:space="0" w:color="CCCCCC"/>
+              <w:right w:val="single" w:sz="2" w:space="0" w:color="CCCCCC"/>
+            </w:tcBorders>
+            <w:tcMar>
+              <w:top w:w="80" w:type="dxa"/>
+              <w:left w:w="120" w:type="dxa"/>
+              <w:bottom w:w="80" w:type="dxa"/>
+              <w:right w:w="120" w:type="dxa"/>
+            </w:tcMar>
+            <w:vAlign w:val="center"/>
+          </w:tcPr>
+          <w:p>
+            <w:pPr>
+              <w:spacing w:before="60" w:after="60"/>
+            </w:pPr>
+            <w:r>
+              <w:rPr>
+                <w:rFonts w:cs="Times New Roman"/>
+                <w:color w:val="000000"/>
+                <w:sz w:val="19"/>
+                <w:szCs w:val="19"/>
+              </w:rPr>
+              <w:t>The system must support bilingual display in English and Vietnamese.</w:t>
+            </w:r>
+          </w:p>
+        </w:tc>
+        <w:tc>
+          <w:tcPr>
+            <w:tcW w:w="2408" w:type="dxa"/>
+            <w:tcBorders>
+              <w:top w:val="single" w:sz="2" w:space="0" w:color="CCCCCC"/>
+              <w:left w:val="single" w:sz="2" w:space="0" w:color="CCCCCC"/>
+              <w:bottom w:val="single" w:sz="2" w:space="0" w:color="CCCCCC"/>
+              <w:right w:val="single" w:sz="2" w:space="0" w:color="CCCCCC"/>
+            </w:tcBorders>
+            <w:shd w:val="clear" w:color="auto" w:fill="FFF3CD"/>
+            <w:tcMar>
+              <w:top w:w="80" w:type="dxa"/>
+              <w:left w:w="120" w:type="dxa"/>
+              <w:bottom w:w="80" w:type="dxa"/>
+              <w:right w:w="120" w:type="dxa"/>
+            </w:tcMar>
+            <w:vAlign w:val="center"/>
+          </w:tcPr>
+          <w:p>
+            <w:pPr>
+              <w:spacing w:before="60" w:after="60"/>
+            </w:pPr>
+            <w:r>
+              <w:rPr>
+                <w:rFonts w:cs="Times New Roman"/>
+                <w:color w:val="7D4E00"/>
+                <w:sz w:val="18"/>
+                <w:szCs w:val="18"/>
+              </w:rPr>
+              <w:t>Language toggle switches all UI text EN/VI within 1 second with no page reload.</w:t>
+            </w:r>
+          </w:p>
+        </w:tc>
+        <w:tc>
+          <w:tcPr>
+            <w:tcW w:w="1119" w:type="dxa"/>
+            <w:tcBorders>
+              <w:top w:val="single" w:sz="2" w:space="0" w:color="CCCCCC"/>
+              <w:left w:val="single" w:sz="2" w:space="0" w:color="CCCCCC"/>
+              <w:bottom w:val="single" w:sz="2" w:space="0" w:color="CCCCCC"/>
+              <w:right w:val="single" w:sz="2" w:space="0" w:color="CCCCCC"/>
+            </w:tcBorders>
+            <w:shd w:val="clear" w:color="auto" w:fill="D1ECE4"/>
+            <w:tcMar>
+              <w:top w:w="80" w:type="dxa"/>
+              <w:left w:w="120" w:type="dxa"/>
+              <w:bottom w:w="80" w:type="dxa"/>
+              <w:right w:w="120" w:type="dxa"/>
+            </w:tcMar>
+            <w:vAlign w:val="center"/>
+          </w:tcPr>
+          <w:p>
+            <w:pPr>
+              <w:spacing w:before="60" w:after="60"/>
+              <w:jc w:val="center"/>
+              <w:rPr>
+                <w:lang w:val="vi-VN"/>
+              </w:rPr>
+            </w:pPr>
+          </w:p>
+        </w:tc>
+      </w:tr>
+      <w:tr>
+        <w:trPr>
+          <w:trHeight w:val="1086"/>
+        </w:trPr>
+        <w:tc>
+          <w:tcPr>
+            <w:tcW w:w="708" w:type="dxa"/>
+            <w:tcBorders>
+              <w:top w:val="single" w:sz="2" w:space="0" w:color="CCCCCC"/>
+              <w:left w:val="single" w:sz="2" w:space="0" w:color="CCCCCC"/>
+              <w:bottom w:val="single" w:sz="2" w:space="0" w:color="CCCCCC"/>
+              <w:right w:val="single" w:sz="2" w:space="0" w:color="CCCCCC"/>
+            </w:tcBorders>
+            <w:shd w:val="clear" w:color="auto" w:fill="D6E4F0"/>
+            <w:tcMar>
+              <w:top w:w="80" w:type="dxa"/>
+              <w:left w:w="120" w:type="dxa"/>
+              <w:bottom w:w="80" w:type="dxa"/>
+              <w:right w:w="120" w:type="dxa"/>
+            </w:tcMar>
+            <w:vAlign w:val="center"/>
+          </w:tcPr>
+          <w:p>
+            <w:pPr>
+              <w:spacing w:before="60" w:after="60"/>
+              <w:jc w:val="center"/>
+            </w:pPr>
+            <w:r>
+              <w:rPr>
+                <w:rFonts w:cs="Times New Roman"/>
+                <w:b/>
+                <w:bCs/>
+                <w:color w:val="1F4E8C"/>
+                <w:sz w:val="19"/>
+                <w:szCs w:val="19"/>
+              </w:rPr>
+              <w:t>NFR-08</w:t>
+            </w:r>
+          </w:p>
+        </w:tc>
+        <w:tc>
+          <w:tcPr>
+            <w:tcW w:w="1813" w:type="dxa"/>
+            <w:tcBorders>
+              <w:top w:val="single" w:sz="2" w:space="0" w:color="CCCCCC"/>
+              <w:left w:val="single" w:sz="2" w:space="0" w:color="CCCCCC"/>
+              <w:bottom w:val="single" w:sz="2" w:space="0" w:color="CCCCCC"/>
+              <w:right w:val="single" w:sz="2" w:space="0" w:color="CCCCCC"/>
+            </w:tcBorders>
+            <w:tcMar>
+              <w:top w:w="80" w:type="dxa"/>
+              <w:left w:w="120" w:type="dxa"/>
+              <w:bottom w:w="80" w:type="dxa"/>
+              <w:right w:w="120" w:type="dxa"/>
+            </w:tcMar>
+            <w:vAlign w:val="center"/>
+          </w:tcPr>
+          <w:p>
+            <w:pPr>
+              <w:spacing w:before="60" w:after="60"/>
+            </w:pPr>
+            <w:r>
+              <w:rPr>
+                <w:rFonts w:cs="Times New Roman"/>
+                <w:b/>
+                <w:bCs/>
+                <w:color w:val="000000"/>
+                <w:sz w:val="19"/>
+                <w:szCs w:val="19"/>
+              </w:rPr>
+              <w:t>Maintainab</w:t>
+            </w:r>
+            <w:r>
+              <w:rPr>
+                <w:rFonts w:cs="Times New Roman"/>
+                <w:b/>
+                <w:bCs/>
+                <w:color w:val="000000"/>
+                <w:sz w:val="19"/>
+                <w:szCs w:val="19"/>
+              </w:rPr>
+              <w:t>il</w:t>
+            </w:r>
+            <w:r>
+              <w:rPr>
+                <w:rFonts w:cs="Times New Roman"/>
+                <w:b/>
+                <w:bCs/>
+                <w:color w:val="000000"/>
+                <w:sz w:val="19"/>
+                <w:szCs w:val="19"/>
+              </w:rPr>
+              <w:t>ity</w:t>
+            </w:r>
+          </w:p>
+        </w:tc>
+        <w:tc>
+          <w:tcPr>
+            <w:tcW w:w="3308" w:type="dxa"/>
+            <w:tcBorders>
+              <w:top w:val="single" w:sz="2" w:space="0" w:color="CCCCCC"/>
+              <w:left w:val="single" w:sz="2" w:space="0" w:color="CCCCCC"/>
+              <w:bottom w:val="single" w:sz="2" w:space="0" w:color="CCCCCC"/>
+              <w:right w:val="single" w:sz="2" w:space="0" w:color="CCCCCC"/>
+            </w:tcBorders>
+            <w:tcMar>
+              <w:top w:w="80" w:type="dxa"/>
+              <w:left w:w="120" w:type="dxa"/>
+              <w:bottom w:w="80" w:type="dxa"/>
+              <w:right w:w="120" w:type="dxa"/>
+            </w:tcMar>
+            <w:vAlign w:val="center"/>
+          </w:tcPr>
+          <w:p>
+            <w:pPr>
+              <w:spacing w:before="60" w:after="60"/>
+            </w:pPr>
+            <w:r>
+              <w:rPr>
+                <w:rFonts w:cs="Times New Roman"/>
+                <w:color w:val="000000"/>
+                <w:sz w:val="19"/>
+                <w:szCs w:val="19"/>
+              </w:rPr>
+              <w:t>The codebase must strictly adhere to MVC architecture with separation of concerns.</w:t>
+            </w:r>
+          </w:p>
+        </w:tc>
+        <w:tc>
+          <w:tcPr>
+            <w:tcW w:w="2408" w:type="dxa"/>
+            <w:tcBorders>
+              <w:top w:val="single" w:sz="2" w:space="0" w:color="CCCCCC"/>
+              <w:left w:val="single" w:sz="2" w:space="0" w:color="CCCCCC"/>
+              <w:bottom w:val="single" w:sz="2" w:space="0" w:color="CCCCCC"/>
+              <w:right w:val="single" w:sz="2" w:space="0" w:color="CCCCCC"/>
+            </w:tcBorders>
+            <w:shd w:val="clear" w:color="auto" w:fill="FFF3CD"/>
+            <w:tcMar>
+              <w:top w:w="80" w:type="dxa"/>
+              <w:left w:w="120" w:type="dxa"/>
+              <w:bottom w:w="80" w:type="dxa"/>
+              <w:right w:w="120" w:type="dxa"/>
+            </w:tcMar>
+            <w:vAlign w:val="center"/>
+          </w:tcPr>
+          <w:p>
+            <w:pPr>
+              <w:spacing w:before="60" w:after="60"/>
+            </w:pPr>
+            <w:r>
+              <w:rPr>
+                <w:rFonts w:cs="Times New Roman"/>
+                <w:color w:val="7D4E00"/>
+                <w:sz w:val="18"/>
+                <w:szCs w:val="18"/>
+              </w:rPr>
+              <w:t>Zero business logic in Views; all data access through EF layer; no direct DB calls in Controllers.</w:t>
+            </w:r>
+          </w:p>
+        </w:tc>
+        <w:tc>
+          <w:tcPr>
+            <w:tcW w:w="1119" w:type="dxa"/>
+            <w:tcBorders>
+              <w:top w:val="single" w:sz="2" w:space="0" w:color="CCCCCC"/>
+              <w:left w:val="single" w:sz="2" w:space="0" w:color="CCCCCC"/>
+              <w:bottom w:val="single" w:sz="2" w:space="0" w:color="CCCCCC"/>
+              <w:right w:val="single" w:sz="2" w:space="0" w:color="CCCCCC"/>
+            </w:tcBorders>
+            <w:shd w:val="clear" w:color="auto" w:fill="D6E4F0"/>
+            <w:tcMar>
+              <w:top w:w="80" w:type="dxa"/>
+              <w:left w:w="120" w:type="dxa"/>
+              <w:bottom w:w="80" w:type="dxa"/>
+              <w:right w:w="120" w:type="dxa"/>
+            </w:tcMar>
+            <w:vAlign w:val="center"/>
+          </w:tcPr>
+          <w:p>
+            <w:pPr>
+              <w:spacing w:before="60" w:after="60"/>
+              <w:jc w:val="center"/>
+              <w:rPr>
+                <w:lang w:val="vi-VN"/>
+              </w:rPr>
+            </w:pPr>
+          </w:p>
+        </w:tc>
+      </w:tr>
+      <w:tr>
+        <w:tc>
+          <w:tcPr>
+            <w:tcW w:w="708" w:type="dxa"/>
+            <w:tcBorders>
+              <w:top w:val="single" w:sz="2" w:space="0" w:color="CCCCCC"/>
+              <w:left w:val="single" w:sz="2" w:space="0" w:color="CCCCCC"/>
+              <w:bottom w:val="single" w:sz="2" w:space="0" w:color="CCCCCC"/>
+              <w:right w:val="single" w:sz="2" w:space="0" w:color="CCCCCC"/>
+            </w:tcBorders>
+            <w:shd w:val="clear" w:color="auto" w:fill="D6E4F0"/>
+            <w:tcMar>
+              <w:top w:w="80" w:type="dxa"/>
+              <w:left w:w="120" w:type="dxa"/>
+              <w:bottom w:w="80" w:type="dxa"/>
+              <w:right w:w="120" w:type="dxa"/>
+            </w:tcMar>
+            <w:vAlign w:val="center"/>
+          </w:tcPr>
+          <w:p>
+            <w:pPr>
+              <w:spacing w:before="60" w:after="60"/>
+              <w:jc w:val="center"/>
+            </w:pPr>
+            <w:r>
+              <w:rPr>
+                <w:rFonts w:cs="Times New Roman"/>
+                <w:b/>
+                <w:bCs/>
+                <w:color w:val="1F4E8C"/>
+                <w:sz w:val="19"/>
+                <w:szCs w:val="19"/>
+              </w:rPr>
+              <w:t>NFR-09</w:t>
+            </w:r>
+          </w:p>
+        </w:tc>
+        <w:tc>
+          <w:tcPr>
+            <w:tcW w:w="1813" w:type="dxa"/>
+            <w:tcBorders>
+              <w:top w:val="single" w:sz="2" w:space="0" w:color="CCCCCC"/>
+              <w:left w:val="single" w:sz="2" w:space="0" w:color="CCCCCC"/>
+              <w:bottom w:val="single" w:sz="2" w:space="0" w:color="CCCCCC"/>
+              <w:right w:val="single" w:sz="2" w:space="0" w:color="CCCCCC"/>
+            </w:tcBorders>
+            <w:tcMar>
+              <w:top w:w="80" w:type="dxa"/>
+              <w:left w:w="120" w:type="dxa"/>
+              <w:bottom w:w="80" w:type="dxa"/>
+              <w:right w:w="120" w:type="dxa"/>
+            </w:tcMar>
+            <w:vAlign w:val="center"/>
+          </w:tcPr>
+          <w:p>
+            <w:pPr>
+              <w:spacing w:before="60" w:after="60"/>
+            </w:pPr>
+            <w:r>
+              <w:rPr>
+                <w:rFonts w:cs="Times New Roman"/>
+                <w:b/>
+                <w:bCs/>
+                <w:color w:val="000000"/>
+                <w:sz w:val="19"/>
+                <w:szCs w:val="19"/>
+              </w:rPr>
+              <w:t>Reliability</w:t>
+            </w:r>
+          </w:p>
+        </w:tc>
+        <w:tc>
+          <w:tcPr>
+            <w:tcW w:w="3308" w:type="dxa"/>
+            <w:tcBorders>
+              <w:top w:val="single" w:sz="2" w:space="0" w:color="CCCCCC"/>
+              <w:left w:val="single" w:sz="2" w:space="0" w:color="CCCCCC"/>
+              <w:bottom w:val="single" w:sz="2" w:space="0" w:color="CCCCCC"/>
+              <w:right w:val="single" w:sz="2" w:space="0" w:color="CCCCCC"/>
+            </w:tcBorders>
+            <w:tcMar>
+              <w:top w:w="80" w:type="dxa"/>
+              <w:left w:w="120" w:type="dxa"/>
+              <w:bottom w:w="80" w:type="dxa"/>
+              <w:right w:w="120" w:type="dxa"/>
+            </w:tcMar>
+            <w:vAlign w:val="center"/>
+          </w:tcPr>
+          <w:p>
+            <w:pPr>
+              <w:spacing w:before="60" w:after="60"/>
+            </w:pPr>
+            <w:r>
+              <w:rPr>
+                <w:rFonts w:cs="Times New Roman"/>
+                <w:color w:val="000000"/>
+                <w:sz w:val="19"/>
+                <w:szCs w:val="19"/>
+              </w:rPr>
+              <w:t>The VNPay payment integration must handle API failures gracefully.</w:t>
+            </w:r>
+          </w:p>
+        </w:tc>
+        <w:tc>
+          <w:tcPr>
+            <w:tcW w:w="2408" w:type="dxa"/>
+            <w:tcBorders>
+              <w:top w:val="single" w:sz="2" w:space="0" w:color="CCCCCC"/>
+              <w:left w:val="single" w:sz="2" w:space="0" w:color="CCCCCC"/>
+              <w:bottom w:val="single" w:sz="2" w:space="0" w:color="CCCCCC"/>
+              <w:right w:val="single" w:sz="2" w:space="0" w:color="CCCCCC"/>
+            </w:tcBorders>
+            <w:shd w:val="clear" w:color="auto" w:fill="FFF3CD"/>
+            <w:tcMar>
+              <w:top w:w="80" w:type="dxa"/>
+              <w:left w:w="120" w:type="dxa"/>
+              <w:bottom w:w="80" w:type="dxa"/>
+              <w:right w:w="120" w:type="dxa"/>
+            </w:tcMar>
+            <w:vAlign w:val="center"/>
+          </w:tcPr>
+          <w:p>
+            <w:pPr>
+              <w:spacing w:before="60" w:after="60"/>
+            </w:pPr>
+            <w:r>
+              <w:rPr>
+                <w:rFonts w:cs="Times New Roman"/>
+                <w:color w:val="7D4E00"/>
+                <w:sz w:val="18"/>
+                <w:szCs w:val="18"/>
+              </w:rPr>
+              <w:t>On VNPay timeout or error, system displays a user-friendly message and rolls back rental state within 3 seconds.</w:t>
+            </w:r>
+          </w:p>
+        </w:tc>
+        <w:tc>
+          <w:tcPr>
+            <w:tcW w:w="1119" w:type="dxa"/>
+            <w:tcBorders>
+              <w:top w:val="single" w:sz="2" w:space="0" w:color="CCCCCC"/>
+              <w:left w:val="single" w:sz="2" w:space="0" w:color="CCCCCC"/>
+              <w:bottom w:val="single" w:sz="2" w:space="0" w:color="CCCCCC"/>
+              <w:right w:val="single" w:sz="2" w:space="0" w:color="CCCCCC"/>
+            </w:tcBorders>
+            <w:shd w:val="clear" w:color="auto" w:fill="D6E4F0"/>
+            <w:tcMar>
+              <w:top w:w="80" w:type="dxa"/>
+              <w:left w:w="120" w:type="dxa"/>
+              <w:bottom w:w="80" w:type="dxa"/>
+              <w:right w:w="120" w:type="dxa"/>
+            </w:tcMar>
+            <w:vAlign w:val="center"/>
+          </w:tcPr>
+          <w:p>
+            <w:pPr>
+              <w:spacing w:before="60" w:after="60"/>
+              <w:jc w:val="center"/>
+              <w:rPr>
+                <w:lang w:val="vi-VN"/>
+              </w:rPr>
+            </w:pPr>
+          </w:p>
+        </w:tc>
+      </w:tr>
+      <w:tr>
+        <w:tc>
+          <w:tcPr>
+            <w:tcW w:w="708" w:type="dxa"/>
+            <w:tcBorders>
+              <w:top w:val="single" w:sz="2" w:space="0" w:color="CCCCCC"/>
+              <w:left w:val="single" w:sz="2" w:space="0" w:color="CCCCCC"/>
+              <w:bottom w:val="single" w:sz="2" w:space="0" w:color="CCCCCC"/>
+              <w:right w:val="single" w:sz="2" w:space="0" w:color="CCCCCC"/>
+            </w:tcBorders>
+            <w:shd w:val="clear" w:color="auto" w:fill="D6E4F0"/>
+            <w:tcMar>
+              <w:top w:w="80" w:type="dxa"/>
+              <w:left w:w="120" w:type="dxa"/>
+              <w:bottom w:w="80" w:type="dxa"/>
+              <w:right w:w="120" w:type="dxa"/>
+            </w:tcMar>
+            <w:vAlign w:val="center"/>
+          </w:tcPr>
+          <w:p>
+            <w:pPr>
+              <w:spacing w:before="60" w:after="60"/>
+              <w:jc w:val="center"/>
+            </w:pPr>
+            <w:r>
+              <w:rPr>
+                <w:rFonts w:cs="Times New Roman"/>
+                <w:b/>
+                <w:bCs/>
+                <w:color w:val="1F4E8C"/>
+                <w:sz w:val="19"/>
+                <w:szCs w:val="19"/>
+              </w:rPr>
+              <w:t>NFR-10</w:t>
+            </w:r>
+          </w:p>
+        </w:tc>
+        <w:tc>
+          <w:tcPr>
+            <w:tcW w:w="1813" w:type="dxa"/>
+            <w:tcBorders>
+              <w:top w:val="single" w:sz="2" w:space="0" w:color="CCCCCC"/>
+              <w:left w:val="single" w:sz="2" w:space="0" w:color="CCCCCC"/>
+              <w:bottom w:val="single" w:sz="2" w:space="0" w:color="CCCCCC"/>
+              <w:right w:val="single" w:sz="2" w:space="0" w:color="CCCCCC"/>
+            </w:tcBorders>
+            <w:tcMar>
+              <w:top w:w="80" w:type="dxa"/>
+              <w:left w:w="120" w:type="dxa"/>
+              <w:bottom w:w="80" w:type="dxa"/>
+              <w:right w:w="120" w:type="dxa"/>
+            </w:tcMar>
+            <w:vAlign w:val="center"/>
+          </w:tcPr>
+          <w:p>
+            <w:pPr>
+              <w:spacing w:before="60" w:after="60"/>
+            </w:pPr>
+            <w:r>
+              <w:rPr>
+                <w:rFonts w:cs="Times New Roman"/>
+                <w:b/>
+                <w:bCs/>
+                <w:color w:val="000000"/>
+                <w:sz w:val="19"/>
+                <w:szCs w:val="19"/>
+              </w:rPr>
+              <w:t>Testability</w:t>
+            </w:r>
+          </w:p>
+        </w:tc>
+        <w:tc>
+          <w:tcPr>
+            <w:tcW w:w="3308" w:type="dxa"/>
+            <w:tcBorders>
+              <w:top w:val="single" w:sz="2" w:space="0" w:color="CCCCCC"/>
+              <w:left w:val="single" w:sz="2" w:space="0" w:color="CCCCCC"/>
+              <w:bottom w:val="single" w:sz="2" w:space="0" w:color="CCCCCC"/>
+              <w:right w:val="single" w:sz="2" w:space="0" w:color="CCCCCC"/>
+            </w:tcBorders>
+            <w:tcMar>
+              <w:top w:w="80" w:type="dxa"/>
+              <w:left w:w="120" w:type="dxa"/>
+              <w:bottom w:w="80" w:type="dxa"/>
+              <w:right w:w="120" w:type="dxa"/>
+            </w:tcMar>
+            <w:vAlign w:val="center"/>
+          </w:tcPr>
+          <w:p>
+            <w:pPr>
+              <w:spacing w:before="60" w:after="60"/>
+            </w:pPr>
+            <w:r>
+              <w:rPr>
+                <w:rFonts w:cs="Times New Roman"/>
+                <w:color w:val="000000"/>
+                <w:sz w:val="19"/>
+                <w:szCs w:val="19"/>
+              </w:rPr>
+              <w:t>The pricing engine must be independently testable without UI dependencies.</w:t>
+            </w:r>
+          </w:p>
+        </w:tc>
+        <w:tc>
+          <w:tcPr>
+            <w:tcW w:w="2408" w:type="dxa"/>
+            <w:tcBorders>
+              <w:top w:val="single" w:sz="2" w:space="0" w:color="CCCCCC"/>
+              <w:left w:val="single" w:sz="2" w:space="0" w:color="CCCCCC"/>
+              <w:bottom w:val="single" w:sz="2" w:space="0" w:color="CCCCCC"/>
+              <w:right w:val="single" w:sz="2" w:space="0" w:color="CCCCCC"/>
+            </w:tcBorders>
+            <w:shd w:val="clear" w:color="auto" w:fill="FFF3CD"/>
+            <w:tcMar>
+              <w:top w:w="80" w:type="dxa"/>
+              <w:left w:w="120" w:type="dxa"/>
+              <w:bottom w:w="80" w:type="dxa"/>
+              <w:right w:w="120" w:type="dxa"/>
+            </w:tcMar>
+            <w:vAlign w:val="center"/>
+          </w:tcPr>
+          <w:p>
+            <w:pPr>
+              <w:spacing w:before="60" w:after="60"/>
+            </w:pPr>
+            <w:r>
+              <w:rPr>
+                <w:rFonts w:cs="Times New Roman"/>
+                <w:color w:val="7D4E00"/>
+                <w:sz w:val="18"/>
+                <w:szCs w:val="18"/>
+              </w:rPr>
+              <w:t>PricingService class with minimum 10 xUnit test cases covering all EP and BVA boundaries.</w:t>
+            </w:r>
+          </w:p>
+        </w:tc>
+        <w:tc>
+          <w:tcPr>
+            <w:tcW w:w="1119" w:type="dxa"/>
+            <w:tcBorders>
+              <w:top w:val="single" w:sz="2" w:space="0" w:color="CCCCCC"/>
+              <w:left w:val="single" w:sz="2" w:space="0" w:color="CCCCCC"/>
+              <w:bottom w:val="single" w:sz="2" w:space="0" w:color="CCCCCC"/>
+              <w:right w:val="single" w:sz="2" w:space="0" w:color="CCCCCC"/>
+            </w:tcBorders>
+            <w:shd w:val="clear" w:color="auto" w:fill="D6E4F0"/>
+            <w:tcMar>
+              <w:top w:w="80" w:type="dxa"/>
+              <w:left w:w="120" w:type="dxa"/>
+              <w:bottom w:w="80" w:type="dxa"/>
+              <w:right w:w="120" w:type="dxa"/>
+            </w:tcMar>
+            <w:vAlign w:val="center"/>
+          </w:tcPr>
+          <w:p>
+            <w:pPr>
+              <w:spacing w:before="60" w:after="60"/>
+              <w:jc w:val="center"/>
+              <w:rPr>
+                <w:lang w:val="vi-VN"/>
+              </w:rPr>
+            </w:pPr>
+          </w:p>
+        </w:tc>
+      </w:tr>
+      <w:tr>
+        <w:tc>
+          <w:tcPr>
+            <w:tcW w:w="708" w:type="dxa"/>
+            <w:tcBorders>
+              <w:top w:val="single" w:sz="2" w:space="0" w:color="CCCCCC"/>
+              <w:left w:val="single" w:sz="2" w:space="0" w:color="CCCCCC"/>
+              <w:bottom w:val="single" w:sz="2" w:space="0" w:color="CCCCCC"/>
+              <w:right w:val="single" w:sz="2" w:space="0" w:color="CCCCCC"/>
+            </w:tcBorders>
+            <w:shd w:val="clear" w:color="auto" w:fill="D6E4F0"/>
+            <w:tcMar>
+              <w:top w:w="80" w:type="dxa"/>
+              <w:left w:w="120" w:type="dxa"/>
+              <w:bottom w:w="80" w:type="dxa"/>
+              <w:right w:w="120" w:type="dxa"/>
+            </w:tcMar>
+            <w:vAlign w:val="center"/>
+          </w:tcPr>
+          <w:p>
+            <w:pPr>
+              <w:spacing w:before="60" w:after="60"/>
+              <w:jc w:val="center"/>
+              <w:rPr>
+                <w:rFonts w:cs="Times New Roman"/>
+                <w:b/>
+                <w:bCs/>
+                <w:color w:val="1F4E8C"/>
+                <w:sz w:val="19"/>
+                <w:szCs w:val="19"/>
+                <w:lang w:val="vi-VN"/>
+              </w:rPr>
+            </w:pPr>
+            <w:r>
+              <w:rPr>
+                <w:rFonts w:cs="Times New Roman"/>
+                <w:b/>
+                <w:bCs/>
+                <w:color w:val="1F4E8C"/>
+                <w:sz w:val="19"/>
+                <w:szCs w:val="19"/>
+                <w:lang w:val="vi-VN"/>
+              </w:rPr>
+              <w:t>NFR-11</w:t>
+            </w:r>
+          </w:p>
+        </w:tc>
+        <w:tc>
+          <w:tcPr>
+            <w:tcW w:w="1813" w:type="dxa"/>
+            <w:tcBorders>
+              <w:top w:val="single" w:sz="2" w:space="0" w:color="CCCCCC"/>
+              <w:left w:val="single" w:sz="2" w:space="0" w:color="CCCCCC"/>
+              <w:bottom w:val="single" w:sz="2" w:space="0" w:color="CCCCCC"/>
+              <w:right w:val="single" w:sz="2" w:space="0" w:color="CCCCCC"/>
+            </w:tcBorders>
+            <w:tcMar>
+              <w:top w:w="80" w:type="dxa"/>
+              <w:left w:w="120" w:type="dxa"/>
+              <w:bottom w:w="80" w:type="dxa"/>
+              <w:right w:w="120" w:type="dxa"/>
+            </w:tcMar>
+            <w:vAlign w:val="center"/>
+          </w:tcPr>
+          <w:p>
+            <w:pPr>
+              <w:spacing w:before="60" w:after="60"/>
+              <w:rPr>
+                <w:rFonts w:cs="Times New Roman"/>
+                <w:b/>
+                <w:bCs/>
+                <w:color w:val="000000"/>
+                <w:sz w:val="19"/>
+                <w:szCs w:val="19"/>
+                <w:lang w:val="vi-VN"/>
+              </w:rPr>
+            </w:pPr>
+            <w:r>
+              <w:rPr>
+                <w:rFonts w:cs="Times New Roman"/>
+                <w:b/>
+                <w:bCs/>
+                <w:color w:val="000000"/>
+                <w:sz w:val="19"/>
+                <w:szCs w:val="19"/>
+                <w:lang w:val="vi-VN"/>
+              </w:rPr>
+              <w:t>Security/Reliability</w:t>
+            </w:r>
+          </w:p>
+        </w:tc>
+        <w:tc>
+          <w:tcPr>
+            <w:tcW w:w="3308" w:type="dxa"/>
+            <w:tcBorders>
+              <w:top w:val="single" w:sz="2" w:space="0" w:color="CCCCCC"/>
+              <w:left w:val="single" w:sz="2" w:space="0" w:color="CCCCCC"/>
+              <w:bottom w:val="single" w:sz="2" w:space="0" w:color="CCCCCC"/>
+              <w:right w:val="single" w:sz="2" w:space="0" w:color="CCCCCC"/>
+            </w:tcBorders>
+            <w:tcMar>
+              <w:top w:w="80" w:type="dxa"/>
+              <w:left w:w="120" w:type="dxa"/>
+              <w:bottom w:w="80" w:type="dxa"/>
+              <w:right w:w="120" w:type="dxa"/>
+            </w:tcMar>
+            <w:vAlign w:val="center"/>
+          </w:tcPr>
+          <w:p>
+            <w:pPr>
+              <w:spacing w:before="60" w:after="60"/>
+              <w:rPr>
+                <w:rFonts w:cs="Times New Roman"/>
+                <w:color w:val="000000"/>
+                <w:sz w:val="19"/>
+                <w:szCs w:val="19"/>
+                <w:lang w:val="vi-VN"/>
+              </w:rPr>
+            </w:pPr>
+            <w:r>
+              <w:rPr>
+                <w:rFonts w:cs="Times New Roman"/>
+                <w:color w:val="000000"/>
+                <w:sz w:val="19"/>
+                <w:szCs w:val="19"/>
+                <w:lang w:val="vi-VN"/>
+              </w:rPr>
+              <w:t>Deposit hold/release operations must be atomic</w:t>
+            </w:r>
+          </w:p>
+        </w:tc>
+        <w:tc>
+          <w:tcPr>
+            <w:tcW w:w="2408" w:type="dxa"/>
+            <w:tcBorders>
+              <w:top w:val="single" w:sz="2" w:space="0" w:color="CCCCCC"/>
+              <w:left w:val="single" w:sz="2" w:space="0" w:color="CCCCCC"/>
+              <w:bottom w:val="single" w:sz="2" w:space="0" w:color="CCCCCC"/>
+              <w:right w:val="single" w:sz="2" w:space="0" w:color="CCCCCC"/>
+            </w:tcBorders>
+            <w:shd w:val="clear" w:color="auto" w:fill="FFF3CD"/>
+            <w:tcMar>
+              <w:top w:w="80" w:type="dxa"/>
+              <w:left w:w="120" w:type="dxa"/>
+              <w:bottom w:w="80" w:type="dxa"/>
+              <w:right w:w="120" w:type="dxa"/>
+            </w:tcMar>
+            <w:vAlign w:val="center"/>
+          </w:tcPr>
+          <w:p>
+            <w:pPr>
+              <w:spacing w:before="60" w:after="60"/>
+              <w:rPr>
+                <w:rFonts w:cs="Times New Roman"/>
+                <w:color w:val="7D4E00"/>
+                <w:sz w:val="18"/>
+                <w:szCs w:val="18"/>
+                <w:lang w:val="vi-VN"/>
+              </w:rPr>
+            </w:pPr>
+            <w:r>
+              <w:rPr>
+                <w:rFonts w:cs="Times New Roman"/>
+                <w:color w:val="7D4E00"/>
+                <w:sz w:val="18"/>
+                <w:szCs w:val="18"/>
+                <w:lang w:val="vi-VN"/>
+              </w:rPr>
+              <w:t>Either fully complete or fully rollec back – no partial states</w:t>
+            </w:r>
+          </w:p>
+        </w:tc>
+        <w:tc>
+          <w:tcPr>
+            <w:tcW w:w="1119" w:type="dxa"/>
+            <w:tcBorders>
+              <w:top w:val="single" w:sz="2" w:space="0" w:color="CCCCCC"/>
+              <w:left w:val="single" w:sz="2" w:space="0" w:color="CCCCCC"/>
+              <w:bottom w:val="single" w:sz="2" w:space="0" w:color="CCCCCC"/>
+              <w:right w:val="single" w:sz="2" w:space="0" w:color="CCCCCC"/>
+            </w:tcBorders>
+            <w:shd w:val="clear" w:color="auto" w:fill="D6E4F0"/>
+            <w:tcMar>
+              <w:top w:w="80" w:type="dxa"/>
+              <w:left w:w="120" w:type="dxa"/>
+              <w:bottom w:w="80" w:type="dxa"/>
+              <w:right w:w="120" w:type="dxa"/>
+            </w:tcMar>
+            <w:vAlign w:val="center"/>
+          </w:tcPr>
+          <w:p>
+            <w:pPr>
+              <w:spacing w:before="60" w:after="60"/>
+              <w:jc w:val="center"/>
               <w:rPr>
                 <w:rFonts w:cs="Times New Roman"/>
                 <w:b/>
@@ -6669,1610 +8294,11 @@
                 <w:szCs w:val="18"/>
                 <w:lang w:val="vi-VN"/>
               </w:rPr>
-              <w:t>1</w:t>
-            </w:r>
-          </w:p>
-        </w:tc>
-      </w:tr>
-      <w:tr>
-        <w:tc>
-          <w:tcPr>
-            <w:tcW w:w="694" w:type="dxa"/>
-            <w:tcBorders>
-              <w:top w:val="single" w:sz="2" w:space="0" w:color="CCCCCC"/>
-              <w:left w:val="single" w:sz="2" w:space="0" w:color="CCCCCC"/>
-              <w:bottom w:val="single" w:sz="2" w:space="0" w:color="CCCCCC"/>
-              <w:right w:val="single" w:sz="2" w:space="0" w:color="CCCCCC"/>
-            </w:tcBorders>
-            <w:shd w:val="clear" w:color="auto" w:fill="D6E4F0"/>
-            <w:tcMar>
-              <w:top w:w="80" w:type="dxa"/>
-              <w:left w:w="120" w:type="dxa"/>
-              <w:bottom w:w="80" w:type="dxa"/>
-              <w:right w:w="120" w:type="dxa"/>
-            </w:tcMar>
-            <w:vAlign w:val="center"/>
-          </w:tcPr>
-          <w:p>
-            <w:pPr>
-              <w:spacing w:before="60" w:after="60"/>
-              <w:jc w:val="center"/>
-            </w:pPr>
-            <w:r>
-              <w:rPr>
-                <w:rFonts w:cs="Times New Roman"/>
-                <w:b/>
-                <w:bCs/>
-                <w:color w:val="1F4E8C"/>
-                <w:sz w:val="19"/>
-                <w:szCs w:val="19"/>
-              </w:rPr>
-              <w:t>NFR-02</w:t>
-            </w:r>
-          </w:p>
-        </w:tc>
-        <w:tc>
-          <w:tcPr>
-            <w:tcW w:w="1507" w:type="dxa"/>
-            <w:tcBorders>
-              <w:top w:val="single" w:sz="2" w:space="0" w:color="CCCCCC"/>
-              <w:left w:val="single" w:sz="2" w:space="0" w:color="CCCCCC"/>
-              <w:bottom w:val="single" w:sz="2" w:space="0" w:color="CCCCCC"/>
-              <w:right w:val="single" w:sz="2" w:space="0" w:color="CCCCCC"/>
-            </w:tcBorders>
-            <w:tcMar>
-              <w:top w:w="80" w:type="dxa"/>
-              <w:left w:w="120" w:type="dxa"/>
-              <w:bottom w:w="80" w:type="dxa"/>
-              <w:right w:w="120" w:type="dxa"/>
-            </w:tcMar>
-            <w:vAlign w:val="center"/>
-          </w:tcPr>
-          <w:p>
-            <w:pPr>
-              <w:spacing w:before="60" w:after="60"/>
-            </w:pPr>
-            <w:r>
-              <w:rPr>
-                <w:rFonts w:cs="Times New Roman"/>
-                <w:b/>
-                <w:bCs/>
-                <w:color w:val="000000"/>
-                <w:sz w:val="19"/>
-                <w:szCs w:val="19"/>
-              </w:rPr>
-              <w:t>Performance</w:t>
-            </w:r>
-          </w:p>
-        </w:tc>
-        <w:tc>
-          <w:tcPr>
-            <w:tcW w:w="3032" w:type="dxa"/>
-            <w:tcBorders>
-              <w:top w:val="single" w:sz="2" w:space="0" w:color="CCCCCC"/>
-              <w:left w:val="single" w:sz="2" w:space="0" w:color="CCCCCC"/>
-              <w:bottom w:val="single" w:sz="2" w:space="0" w:color="CCCCCC"/>
-              <w:right w:val="single" w:sz="2" w:space="0" w:color="CCCCCC"/>
-            </w:tcBorders>
-            <w:tcMar>
-              <w:top w:w="80" w:type="dxa"/>
-              <w:left w:w="120" w:type="dxa"/>
-              <w:bottom w:w="80" w:type="dxa"/>
-              <w:right w:w="120" w:type="dxa"/>
-            </w:tcMar>
-            <w:vAlign w:val="center"/>
-          </w:tcPr>
-          <w:p>
-            <w:pPr>
-              <w:spacing w:before="60" w:after="60"/>
-            </w:pPr>
-            <w:r>
-              <w:rPr>
-                <w:rFonts w:cs="Times New Roman"/>
-                <w:color w:val="000000"/>
-                <w:sz w:val="19"/>
-                <w:szCs w:val="19"/>
-              </w:rPr>
-              <w:t>All database queries for list views must return results promptly.</w:t>
-            </w:r>
-          </w:p>
-        </w:tc>
-        <w:tc>
-          <w:tcPr>
-            <w:tcW w:w="2408" w:type="dxa"/>
-            <w:tcBorders>
-              <w:top w:val="single" w:sz="2" w:space="0" w:color="CCCCCC"/>
-              <w:left w:val="single" w:sz="2" w:space="0" w:color="CCCCCC"/>
-              <w:bottom w:val="single" w:sz="2" w:space="0" w:color="CCCCCC"/>
-              <w:right w:val="single" w:sz="2" w:space="0" w:color="CCCCCC"/>
-            </w:tcBorders>
-            <w:shd w:val="clear" w:color="auto" w:fill="FFF3CD"/>
-            <w:tcMar>
-              <w:top w:w="80" w:type="dxa"/>
-              <w:left w:w="120" w:type="dxa"/>
-              <w:bottom w:w="80" w:type="dxa"/>
-              <w:right w:w="120" w:type="dxa"/>
-            </w:tcMar>
-            <w:vAlign w:val="center"/>
-          </w:tcPr>
-          <w:p>
-            <w:pPr>
-              <w:spacing w:before="60" w:after="60"/>
-            </w:pPr>
-            <w:r>
-              <w:rPr>
-                <w:rFonts w:cs="Times New Roman"/>
-                <w:color w:val="7D4E00"/>
-                <w:sz w:val="18"/>
-                <w:szCs w:val="18"/>
-              </w:rPr>
-              <w:t>Page load time &lt; 2 seconds for all CRUD list views.</w:t>
-            </w:r>
-          </w:p>
-        </w:tc>
-        <w:tc>
-          <w:tcPr>
-            <w:tcW w:w="925" w:type="dxa"/>
-            <w:tcBorders>
-              <w:top w:val="single" w:sz="2" w:space="0" w:color="CCCCCC"/>
-              <w:left w:val="single" w:sz="2" w:space="0" w:color="CCCCCC"/>
-              <w:bottom w:val="single" w:sz="2" w:space="0" w:color="CCCCCC"/>
-              <w:right w:val="single" w:sz="2" w:space="0" w:color="CCCCCC"/>
-            </w:tcBorders>
-            <w:shd w:val="clear" w:color="auto" w:fill="D1ECE4"/>
-            <w:tcMar>
-              <w:top w:w="80" w:type="dxa"/>
-              <w:left w:w="120" w:type="dxa"/>
-              <w:bottom w:w="80" w:type="dxa"/>
-              <w:right w:w="120" w:type="dxa"/>
-            </w:tcMar>
-            <w:vAlign w:val="center"/>
-          </w:tcPr>
-          <w:p>
-            <w:pPr>
-              <w:spacing w:before="60" w:after="60"/>
-              <w:jc w:val="center"/>
-              <w:rPr>
-                <w:lang w:val="vi-VN"/>
-              </w:rPr>
-            </w:pPr>
-            <w:r>
-              <w:rPr>
-                <w:rFonts w:cs="Times New Roman"/>
-                <w:b/>
-                <w:bCs/>
-                <w:color w:val="1A7A5E"/>
-                <w:sz w:val="18"/>
-                <w:szCs w:val="18"/>
-                <w:lang w:val="vi-VN"/>
-              </w:rPr>
-              <w:t>2</w:t>
-            </w:r>
-          </w:p>
-        </w:tc>
-      </w:tr>
-      <w:tr>
-        <w:tc>
-          <w:tcPr>
-            <w:tcW w:w="694" w:type="dxa"/>
-            <w:tcBorders>
-              <w:top w:val="single" w:sz="2" w:space="0" w:color="CCCCCC"/>
-              <w:left w:val="single" w:sz="2" w:space="0" w:color="CCCCCC"/>
-              <w:bottom w:val="single" w:sz="2" w:space="0" w:color="CCCCCC"/>
-              <w:right w:val="single" w:sz="2" w:space="0" w:color="CCCCCC"/>
-            </w:tcBorders>
-            <w:shd w:val="clear" w:color="auto" w:fill="D6E4F0"/>
-            <w:tcMar>
-              <w:top w:w="80" w:type="dxa"/>
-              <w:left w:w="120" w:type="dxa"/>
-              <w:bottom w:w="80" w:type="dxa"/>
-              <w:right w:w="120" w:type="dxa"/>
-            </w:tcMar>
-            <w:vAlign w:val="center"/>
-          </w:tcPr>
-          <w:p>
-            <w:pPr>
-              <w:spacing w:before="60" w:after="60"/>
-              <w:jc w:val="center"/>
-            </w:pPr>
-            <w:r>
-              <w:rPr>
-                <w:rFonts w:cs="Times New Roman"/>
-                <w:b/>
-                <w:bCs/>
-                <w:color w:val="1F4E8C"/>
-                <w:sz w:val="19"/>
-                <w:szCs w:val="19"/>
-              </w:rPr>
-              <w:t>NFR-03</w:t>
-            </w:r>
-          </w:p>
-        </w:tc>
-        <w:tc>
-          <w:tcPr>
-            <w:tcW w:w="1507" w:type="dxa"/>
-            <w:tcBorders>
-              <w:top w:val="single" w:sz="2" w:space="0" w:color="CCCCCC"/>
-              <w:left w:val="single" w:sz="2" w:space="0" w:color="CCCCCC"/>
-              <w:bottom w:val="single" w:sz="2" w:space="0" w:color="CCCCCC"/>
-              <w:right w:val="single" w:sz="2" w:space="0" w:color="CCCCCC"/>
-            </w:tcBorders>
-            <w:tcMar>
-              <w:top w:w="80" w:type="dxa"/>
-              <w:left w:w="120" w:type="dxa"/>
-              <w:bottom w:w="80" w:type="dxa"/>
-              <w:right w:w="120" w:type="dxa"/>
-            </w:tcMar>
-            <w:vAlign w:val="center"/>
-          </w:tcPr>
-          <w:p>
-            <w:pPr>
-              <w:spacing w:before="60" w:after="60"/>
-            </w:pPr>
-            <w:r>
-              <w:rPr>
-                <w:rFonts w:cs="Times New Roman"/>
-                <w:b/>
-                <w:bCs/>
-                <w:color w:val="000000"/>
-                <w:sz w:val="19"/>
-                <w:szCs w:val="19"/>
-              </w:rPr>
-              <w:t>Security</w:t>
-            </w:r>
-          </w:p>
-        </w:tc>
-        <w:tc>
-          <w:tcPr>
-            <w:tcW w:w="3032" w:type="dxa"/>
-            <w:tcBorders>
-              <w:top w:val="single" w:sz="2" w:space="0" w:color="CCCCCC"/>
-              <w:left w:val="single" w:sz="2" w:space="0" w:color="CCCCCC"/>
-              <w:bottom w:val="single" w:sz="2" w:space="0" w:color="CCCCCC"/>
-              <w:right w:val="single" w:sz="2" w:space="0" w:color="CCCCCC"/>
-            </w:tcBorders>
-            <w:tcMar>
-              <w:top w:w="80" w:type="dxa"/>
-              <w:left w:w="120" w:type="dxa"/>
-              <w:bottom w:w="80" w:type="dxa"/>
-              <w:right w:w="120" w:type="dxa"/>
-            </w:tcMar>
-            <w:vAlign w:val="center"/>
-          </w:tcPr>
-          <w:p>
-            <w:pPr>
-              <w:spacing w:before="60" w:after="60"/>
-            </w:pPr>
-            <w:r>
-              <w:rPr>
-                <w:rFonts w:cs="Times New Roman"/>
-                <w:color w:val="000000"/>
-                <w:sz w:val="19"/>
-                <w:szCs w:val="19"/>
-              </w:rPr>
-              <w:t>User passwords must never be stored in plaintext.</w:t>
-            </w:r>
-          </w:p>
-        </w:tc>
-        <w:tc>
-          <w:tcPr>
-            <w:tcW w:w="2408" w:type="dxa"/>
-            <w:tcBorders>
-              <w:top w:val="single" w:sz="2" w:space="0" w:color="CCCCCC"/>
-              <w:left w:val="single" w:sz="2" w:space="0" w:color="CCCCCC"/>
-              <w:bottom w:val="single" w:sz="2" w:space="0" w:color="CCCCCC"/>
-              <w:right w:val="single" w:sz="2" w:space="0" w:color="CCCCCC"/>
-            </w:tcBorders>
-            <w:shd w:val="clear" w:color="auto" w:fill="FFF3CD"/>
-            <w:tcMar>
-              <w:top w:w="80" w:type="dxa"/>
-              <w:left w:w="120" w:type="dxa"/>
-              <w:bottom w:w="80" w:type="dxa"/>
-              <w:right w:w="120" w:type="dxa"/>
-            </w:tcMar>
-            <w:vAlign w:val="center"/>
-          </w:tcPr>
-          <w:p>
-            <w:pPr>
-              <w:spacing w:before="60" w:after="60"/>
-            </w:pPr>
-            <w:r>
-              <w:rPr>
-                <w:rFonts w:cs="Times New Roman"/>
-                <w:color w:val="7D4E00"/>
-                <w:sz w:val="18"/>
-                <w:szCs w:val="18"/>
-              </w:rPr>
-              <w:t>All passwords hashed via BCrypt / ASP.NET Identity before DB storage.</w:t>
-            </w:r>
-          </w:p>
-        </w:tc>
-        <w:tc>
-          <w:tcPr>
-            <w:tcW w:w="925" w:type="dxa"/>
-            <w:tcBorders>
-              <w:top w:val="single" w:sz="2" w:space="0" w:color="CCCCCC"/>
-              <w:left w:val="single" w:sz="2" w:space="0" w:color="CCCCCC"/>
-              <w:bottom w:val="single" w:sz="2" w:space="0" w:color="CCCCCC"/>
-              <w:right w:val="single" w:sz="2" w:space="0" w:color="CCCCCC"/>
-            </w:tcBorders>
-            <w:shd w:val="clear" w:color="auto" w:fill="D1ECE4"/>
-            <w:tcMar>
-              <w:top w:w="80" w:type="dxa"/>
-              <w:left w:w="120" w:type="dxa"/>
-              <w:bottom w:w="80" w:type="dxa"/>
-              <w:right w:w="120" w:type="dxa"/>
-            </w:tcMar>
-            <w:vAlign w:val="center"/>
-          </w:tcPr>
-          <w:p>
-            <w:pPr>
-              <w:spacing w:before="60" w:after="60"/>
-              <w:jc w:val="center"/>
-              <w:rPr>
-                <w:lang w:val="vi-VN"/>
-              </w:rPr>
-            </w:pPr>
-            <w:r>
-              <w:rPr>
-                <w:rFonts w:cs="Times New Roman"/>
-                <w:b/>
-                <w:bCs/>
-                <w:color w:val="1A7A5E"/>
-                <w:sz w:val="18"/>
-                <w:szCs w:val="18"/>
-                <w:lang w:val="vi-VN"/>
-              </w:rPr>
-              <w:t>2</w:t>
-            </w:r>
-          </w:p>
-        </w:tc>
-      </w:tr>
-      <w:tr>
-        <w:tc>
-          <w:tcPr>
-            <w:tcW w:w="694" w:type="dxa"/>
-            <w:tcBorders>
-              <w:top w:val="single" w:sz="2" w:space="0" w:color="CCCCCC"/>
-              <w:left w:val="single" w:sz="2" w:space="0" w:color="CCCCCC"/>
-              <w:bottom w:val="single" w:sz="2" w:space="0" w:color="CCCCCC"/>
-              <w:right w:val="single" w:sz="2" w:space="0" w:color="CCCCCC"/>
-            </w:tcBorders>
-            <w:shd w:val="clear" w:color="auto" w:fill="D6E4F0"/>
-            <w:tcMar>
-              <w:top w:w="80" w:type="dxa"/>
-              <w:left w:w="120" w:type="dxa"/>
-              <w:bottom w:w="80" w:type="dxa"/>
-              <w:right w:w="120" w:type="dxa"/>
-            </w:tcMar>
-            <w:vAlign w:val="center"/>
-          </w:tcPr>
-          <w:p>
-            <w:pPr>
-              <w:spacing w:before="60" w:after="60"/>
-              <w:jc w:val="center"/>
-            </w:pPr>
-            <w:r>
-              <w:rPr>
-                <w:rFonts w:cs="Times New Roman"/>
-                <w:b/>
-                <w:bCs/>
-                <w:color w:val="1F4E8C"/>
-                <w:sz w:val="19"/>
-                <w:szCs w:val="19"/>
-              </w:rPr>
-              <w:t>NFR-04</w:t>
-            </w:r>
-          </w:p>
-        </w:tc>
-        <w:tc>
-          <w:tcPr>
-            <w:tcW w:w="1507" w:type="dxa"/>
-            <w:tcBorders>
-              <w:top w:val="single" w:sz="2" w:space="0" w:color="CCCCCC"/>
-              <w:left w:val="single" w:sz="2" w:space="0" w:color="CCCCCC"/>
-              <w:bottom w:val="single" w:sz="2" w:space="0" w:color="CCCCCC"/>
-              <w:right w:val="single" w:sz="2" w:space="0" w:color="CCCCCC"/>
-            </w:tcBorders>
-            <w:tcMar>
-              <w:top w:w="80" w:type="dxa"/>
-              <w:left w:w="120" w:type="dxa"/>
-              <w:bottom w:w="80" w:type="dxa"/>
-              <w:right w:w="120" w:type="dxa"/>
-            </w:tcMar>
-            <w:vAlign w:val="center"/>
-          </w:tcPr>
-          <w:p>
-            <w:pPr>
-              <w:spacing w:before="60" w:after="60"/>
-            </w:pPr>
-            <w:r>
-              <w:rPr>
-                <w:rFonts w:cs="Times New Roman"/>
-                <w:b/>
-                <w:bCs/>
-                <w:color w:val="000000"/>
-                <w:sz w:val="19"/>
-                <w:szCs w:val="19"/>
-              </w:rPr>
-              <w:t>Security</w:t>
-            </w:r>
-          </w:p>
-        </w:tc>
-        <w:tc>
-          <w:tcPr>
-            <w:tcW w:w="3032" w:type="dxa"/>
-            <w:tcBorders>
-              <w:top w:val="single" w:sz="2" w:space="0" w:color="CCCCCC"/>
-              <w:left w:val="single" w:sz="2" w:space="0" w:color="CCCCCC"/>
-              <w:bottom w:val="single" w:sz="2" w:space="0" w:color="CCCCCC"/>
-              <w:right w:val="single" w:sz="2" w:space="0" w:color="CCCCCC"/>
-            </w:tcBorders>
-            <w:tcMar>
-              <w:top w:w="80" w:type="dxa"/>
-              <w:left w:w="120" w:type="dxa"/>
-              <w:bottom w:w="80" w:type="dxa"/>
-              <w:right w:w="120" w:type="dxa"/>
-            </w:tcMar>
-            <w:vAlign w:val="center"/>
-          </w:tcPr>
-          <w:p>
-            <w:pPr>
-              <w:spacing w:before="60" w:after="60"/>
-            </w:pPr>
-            <w:r>
-              <w:rPr>
-                <w:rFonts w:cs="Times New Roman"/>
-                <w:color w:val="000000"/>
-                <w:sz w:val="19"/>
-                <w:szCs w:val="19"/>
-              </w:rPr>
-              <w:t>Foreign Tourist passport numbers (sensitive PII) must be protected at rest.</w:t>
-            </w:r>
-          </w:p>
-        </w:tc>
-        <w:tc>
-          <w:tcPr>
-            <w:tcW w:w="2408" w:type="dxa"/>
-            <w:tcBorders>
-              <w:top w:val="single" w:sz="2" w:space="0" w:color="CCCCCC"/>
-              <w:left w:val="single" w:sz="2" w:space="0" w:color="CCCCCC"/>
-              <w:bottom w:val="single" w:sz="2" w:space="0" w:color="CCCCCC"/>
-              <w:right w:val="single" w:sz="2" w:space="0" w:color="CCCCCC"/>
-            </w:tcBorders>
-            <w:shd w:val="clear" w:color="auto" w:fill="FFF3CD"/>
-            <w:tcMar>
-              <w:top w:w="80" w:type="dxa"/>
-              <w:left w:w="120" w:type="dxa"/>
-              <w:bottom w:w="80" w:type="dxa"/>
-              <w:right w:w="120" w:type="dxa"/>
-            </w:tcMar>
-            <w:vAlign w:val="center"/>
-          </w:tcPr>
-          <w:p>
-            <w:pPr>
-              <w:spacing w:before="60" w:after="60"/>
-            </w:pPr>
-            <w:r>
-              <w:rPr>
-                <w:rFonts w:cs="Times New Roman"/>
-                <w:color w:val="7D4E00"/>
-                <w:sz w:val="18"/>
-                <w:szCs w:val="18"/>
-              </w:rPr>
-              <w:t>Passport numbers encrypted using AES-256 before database storage.</w:t>
-            </w:r>
-          </w:p>
-        </w:tc>
-        <w:tc>
-          <w:tcPr>
-            <w:tcW w:w="925" w:type="dxa"/>
-            <w:tcBorders>
-              <w:top w:val="single" w:sz="2" w:space="0" w:color="CCCCCC"/>
-              <w:left w:val="single" w:sz="2" w:space="0" w:color="CCCCCC"/>
-              <w:bottom w:val="single" w:sz="2" w:space="0" w:color="CCCCCC"/>
-              <w:right w:val="single" w:sz="2" w:space="0" w:color="CCCCCC"/>
-            </w:tcBorders>
-            <w:shd w:val="clear" w:color="auto" w:fill="D1ECE4"/>
-            <w:tcMar>
-              <w:top w:w="80" w:type="dxa"/>
-              <w:left w:w="120" w:type="dxa"/>
-              <w:bottom w:w="80" w:type="dxa"/>
-              <w:right w:w="120" w:type="dxa"/>
-            </w:tcMar>
-            <w:vAlign w:val="center"/>
-          </w:tcPr>
-          <w:p>
-            <w:pPr>
-              <w:spacing w:before="60" w:after="60"/>
-              <w:jc w:val="center"/>
-              <w:rPr>
-                <w:lang w:val="vi-VN"/>
-              </w:rPr>
-            </w:pPr>
-            <w:r>
-              <w:rPr>
-                <w:rFonts w:cs="Times New Roman"/>
-                <w:b/>
-                <w:bCs/>
-                <w:color w:val="1A7A5E"/>
-                <w:sz w:val="18"/>
-                <w:szCs w:val="18"/>
-                <w:lang w:val="vi-VN"/>
-              </w:rPr>
-              <w:t>2</w:t>
-            </w:r>
-          </w:p>
-        </w:tc>
-      </w:tr>
-      <w:tr>
-        <w:tc>
-          <w:tcPr>
-            <w:tcW w:w="694" w:type="dxa"/>
-            <w:tcBorders>
-              <w:top w:val="single" w:sz="2" w:space="0" w:color="CCCCCC"/>
-              <w:left w:val="single" w:sz="2" w:space="0" w:color="CCCCCC"/>
-              <w:bottom w:val="single" w:sz="2" w:space="0" w:color="CCCCCC"/>
-              <w:right w:val="single" w:sz="2" w:space="0" w:color="CCCCCC"/>
-            </w:tcBorders>
-            <w:shd w:val="clear" w:color="auto" w:fill="D6E4F0"/>
-            <w:tcMar>
-              <w:top w:w="80" w:type="dxa"/>
-              <w:left w:w="120" w:type="dxa"/>
-              <w:bottom w:w="80" w:type="dxa"/>
-              <w:right w:w="120" w:type="dxa"/>
-            </w:tcMar>
-            <w:vAlign w:val="center"/>
-          </w:tcPr>
-          <w:p>
-            <w:pPr>
-              <w:spacing w:before="60" w:after="60"/>
-              <w:jc w:val="center"/>
-            </w:pPr>
-            <w:r>
-              <w:rPr>
-                <w:rFonts w:cs="Times New Roman"/>
-                <w:b/>
-                <w:bCs/>
-                <w:color w:val="1F4E8C"/>
-                <w:sz w:val="19"/>
-                <w:szCs w:val="19"/>
-              </w:rPr>
-              <w:t>NFR-05</w:t>
-            </w:r>
-          </w:p>
-        </w:tc>
-        <w:tc>
-          <w:tcPr>
-            <w:tcW w:w="1507" w:type="dxa"/>
-            <w:tcBorders>
-              <w:top w:val="single" w:sz="2" w:space="0" w:color="CCCCCC"/>
-              <w:left w:val="single" w:sz="2" w:space="0" w:color="CCCCCC"/>
-              <w:bottom w:val="single" w:sz="2" w:space="0" w:color="CCCCCC"/>
-              <w:right w:val="single" w:sz="2" w:space="0" w:color="CCCCCC"/>
-            </w:tcBorders>
-            <w:tcMar>
-              <w:top w:w="80" w:type="dxa"/>
-              <w:left w:w="120" w:type="dxa"/>
-              <w:bottom w:w="80" w:type="dxa"/>
-              <w:right w:w="120" w:type="dxa"/>
-            </w:tcMar>
-            <w:vAlign w:val="center"/>
-          </w:tcPr>
-          <w:p>
-            <w:pPr>
-              <w:spacing w:before="60" w:after="60"/>
-            </w:pPr>
-            <w:r>
-              <w:rPr>
-                <w:rFonts w:cs="Times New Roman"/>
-                <w:b/>
-                <w:bCs/>
-                <w:color w:val="000000"/>
-                <w:sz w:val="19"/>
-                <w:szCs w:val="19"/>
-              </w:rPr>
-              <w:t>Security</w:t>
-            </w:r>
-          </w:p>
-        </w:tc>
-        <w:tc>
-          <w:tcPr>
-            <w:tcW w:w="3032" w:type="dxa"/>
-            <w:tcBorders>
-              <w:top w:val="single" w:sz="2" w:space="0" w:color="CCCCCC"/>
-              <w:left w:val="single" w:sz="2" w:space="0" w:color="CCCCCC"/>
-              <w:bottom w:val="single" w:sz="2" w:space="0" w:color="CCCCCC"/>
-              <w:right w:val="single" w:sz="2" w:space="0" w:color="CCCCCC"/>
-            </w:tcBorders>
-            <w:tcMar>
-              <w:top w:w="80" w:type="dxa"/>
-              <w:left w:w="120" w:type="dxa"/>
-              <w:bottom w:w="80" w:type="dxa"/>
-              <w:right w:w="120" w:type="dxa"/>
-            </w:tcMar>
-            <w:vAlign w:val="center"/>
-          </w:tcPr>
-          <w:p>
-            <w:pPr>
-              <w:spacing w:before="60" w:after="60"/>
-            </w:pPr>
-            <w:r>
-              <w:rPr>
-                <w:rFonts w:cs="Times New Roman"/>
-                <w:color w:val="000000"/>
-                <w:sz w:val="19"/>
-                <w:szCs w:val="19"/>
-              </w:rPr>
-              <w:t>The application must prevent unauthorised access to Admin-only features.</w:t>
-            </w:r>
-          </w:p>
-        </w:tc>
-        <w:tc>
-          <w:tcPr>
-            <w:tcW w:w="2408" w:type="dxa"/>
-            <w:tcBorders>
-              <w:top w:val="single" w:sz="2" w:space="0" w:color="CCCCCC"/>
-              <w:left w:val="single" w:sz="2" w:space="0" w:color="CCCCCC"/>
-              <w:bottom w:val="single" w:sz="2" w:space="0" w:color="CCCCCC"/>
-              <w:right w:val="single" w:sz="2" w:space="0" w:color="CCCCCC"/>
-            </w:tcBorders>
-            <w:shd w:val="clear" w:color="auto" w:fill="FFF3CD"/>
-            <w:tcMar>
-              <w:top w:w="80" w:type="dxa"/>
-              <w:left w:w="120" w:type="dxa"/>
-              <w:bottom w:w="80" w:type="dxa"/>
-              <w:right w:w="120" w:type="dxa"/>
-            </w:tcMar>
-            <w:vAlign w:val="center"/>
-          </w:tcPr>
-          <w:p>
-            <w:pPr>
-              <w:spacing w:before="60" w:after="60"/>
-            </w:pPr>
-            <w:r>
-              <w:rPr>
-                <w:rFonts w:cs="Times New Roman"/>
-                <w:color w:val="7D4E00"/>
-                <w:sz w:val="18"/>
-                <w:szCs w:val="18"/>
-              </w:rPr>
-              <w:t>All Admin routes protected by [Authorize(Roles="Admin")]; unauthenticated access returns HTTP 401.</w:t>
-            </w:r>
-          </w:p>
-        </w:tc>
-        <w:tc>
-          <w:tcPr>
-            <w:tcW w:w="925" w:type="dxa"/>
-            <w:tcBorders>
-              <w:top w:val="single" w:sz="2" w:space="0" w:color="CCCCCC"/>
-              <w:left w:val="single" w:sz="2" w:space="0" w:color="CCCCCC"/>
-              <w:bottom w:val="single" w:sz="2" w:space="0" w:color="CCCCCC"/>
-              <w:right w:val="single" w:sz="2" w:space="0" w:color="CCCCCC"/>
-            </w:tcBorders>
-            <w:shd w:val="clear" w:color="auto" w:fill="D1ECE4"/>
-            <w:tcMar>
-              <w:top w:w="80" w:type="dxa"/>
-              <w:left w:w="120" w:type="dxa"/>
-              <w:bottom w:w="80" w:type="dxa"/>
-              <w:right w:w="120" w:type="dxa"/>
-            </w:tcMar>
-            <w:vAlign w:val="center"/>
-          </w:tcPr>
-          <w:p>
-            <w:pPr>
-              <w:spacing w:before="60" w:after="60"/>
-              <w:jc w:val="center"/>
-              <w:rPr>
-                <w:lang w:val="vi-VN"/>
-              </w:rPr>
-            </w:pPr>
-            <w:r>
-              <w:rPr>
-                <w:rFonts w:cs="Times New Roman"/>
-                <w:b/>
-                <w:bCs/>
-                <w:color w:val="1A7A5E"/>
-                <w:sz w:val="18"/>
-                <w:szCs w:val="18"/>
-                <w:lang w:val="vi-VN"/>
-              </w:rPr>
-              <w:t>2</w:t>
-            </w:r>
-          </w:p>
-        </w:tc>
-      </w:tr>
-      <w:tr>
-        <w:tc>
-          <w:tcPr>
-            <w:tcW w:w="694" w:type="dxa"/>
-            <w:tcBorders>
-              <w:top w:val="single" w:sz="2" w:space="0" w:color="CCCCCC"/>
-              <w:left w:val="single" w:sz="2" w:space="0" w:color="CCCCCC"/>
-              <w:bottom w:val="single" w:sz="2" w:space="0" w:color="CCCCCC"/>
-              <w:right w:val="single" w:sz="2" w:space="0" w:color="CCCCCC"/>
-            </w:tcBorders>
-            <w:shd w:val="clear" w:color="auto" w:fill="D6E4F0"/>
-            <w:tcMar>
-              <w:top w:w="80" w:type="dxa"/>
-              <w:left w:w="120" w:type="dxa"/>
-              <w:bottom w:w="80" w:type="dxa"/>
-              <w:right w:w="120" w:type="dxa"/>
-            </w:tcMar>
-            <w:vAlign w:val="center"/>
-          </w:tcPr>
-          <w:p>
-            <w:pPr>
-              <w:spacing w:before="60" w:after="60"/>
-              <w:jc w:val="center"/>
-            </w:pPr>
-            <w:r>
-              <w:rPr>
-                <w:rFonts w:cs="Times New Roman"/>
-                <w:b/>
-                <w:bCs/>
-                <w:color w:val="1F4E8C"/>
-                <w:sz w:val="19"/>
-                <w:szCs w:val="19"/>
-              </w:rPr>
-              <w:t>NFR-06</w:t>
-            </w:r>
-          </w:p>
-        </w:tc>
-        <w:tc>
-          <w:tcPr>
-            <w:tcW w:w="1507" w:type="dxa"/>
-            <w:tcBorders>
-              <w:top w:val="single" w:sz="2" w:space="0" w:color="CCCCCC"/>
-              <w:left w:val="single" w:sz="2" w:space="0" w:color="CCCCCC"/>
-              <w:bottom w:val="single" w:sz="2" w:space="0" w:color="CCCCCC"/>
-              <w:right w:val="single" w:sz="2" w:space="0" w:color="CCCCCC"/>
-            </w:tcBorders>
-            <w:tcMar>
-              <w:top w:w="80" w:type="dxa"/>
-              <w:left w:w="120" w:type="dxa"/>
-              <w:bottom w:w="80" w:type="dxa"/>
-              <w:right w:w="120" w:type="dxa"/>
-            </w:tcMar>
-            <w:vAlign w:val="center"/>
-          </w:tcPr>
-          <w:p>
-            <w:pPr>
-              <w:spacing w:before="60" w:after="60"/>
-            </w:pPr>
-            <w:r>
-              <w:rPr>
-                <w:rFonts w:cs="Times New Roman"/>
-                <w:b/>
-                <w:bCs/>
-                <w:color w:val="000000"/>
-                <w:sz w:val="19"/>
-                <w:szCs w:val="19"/>
-              </w:rPr>
-              <w:t>Usability</w:t>
-            </w:r>
-          </w:p>
-        </w:tc>
-        <w:tc>
-          <w:tcPr>
-            <w:tcW w:w="3032" w:type="dxa"/>
-            <w:tcBorders>
-              <w:top w:val="single" w:sz="2" w:space="0" w:color="CCCCCC"/>
-              <w:left w:val="single" w:sz="2" w:space="0" w:color="CCCCCC"/>
-              <w:bottom w:val="single" w:sz="2" w:space="0" w:color="CCCCCC"/>
-              <w:right w:val="single" w:sz="2" w:space="0" w:color="CCCCCC"/>
-            </w:tcBorders>
-            <w:tcMar>
-              <w:top w:w="80" w:type="dxa"/>
-              <w:left w:w="120" w:type="dxa"/>
-              <w:bottom w:w="80" w:type="dxa"/>
-              <w:right w:w="120" w:type="dxa"/>
-            </w:tcMar>
-            <w:vAlign w:val="center"/>
-          </w:tcPr>
-          <w:p>
-            <w:pPr>
-              <w:spacing w:before="60" w:after="60"/>
-            </w:pPr>
-            <w:r>
-              <w:rPr>
-                <w:rFonts w:cs="Times New Roman"/>
-                <w:color w:val="000000"/>
-                <w:sz w:val="19"/>
-                <w:szCs w:val="19"/>
-              </w:rPr>
-              <w:t>The UI must be fully responsive across device sizes (primary: mobile phones).</w:t>
-            </w:r>
-          </w:p>
-        </w:tc>
-        <w:tc>
-          <w:tcPr>
-            <w:tcW w:w="2408" w:type="dxa"/>
-            <w:tcBorders>
-              <w:top w:val="single" w:sz="2" w:space="0" w:color="CCCCCC"/>
-              <w:left w:val="single" w:sz="2" w:space="0" w:color="CCCCCC"/>
-              <w:bottom w:val="single" w:sz="2" w:space="0" w:color="CCCCCC"/>
-              <w:right w:val="single" w:sz="2" w:space="0" w:color="CCCCCC"/>
-            </w:tcBorders>
-            <w:shd w:val="clear" w:color="auto" w:fill="FFF3CD"/>
-            <w:tcMar>
-              <w:top w:w="80" w:type="dxa"/>
-              <w:left w:w="120" w:type="dxa"/>
-              <w:bottom w:w="80" w:type="dxa"/>
-              <w:right w:w="120" w:type="dxa"/>
-            </w:tcMar>
-            <w:vAlign w:val="center"/>
-          </w:tcPr>
-          <w:p>
-            <w:pPr>
-              <w:spacing w:before="60" w:after="60"/>
-            </w:pPr>
-            <w:r>
-              <w:rPr>
-                <w:rFonts w:cs="Times New Roman"/>
-                <w:color w:val="7D4E00"/>
-                <w:sz w:val="18"/>
-                <w:szCs w:val="18"/>
-              </w:rPr>
-              <w:t>All pages functional at 375px, 768px, and 1280px viewports (Bootstrap 5 breakpoints).</w:t>
-            </w:r>
-          </w:p>
-        </w:tc>
-        <w:tc>
-          <w:tcPr>
-            <w:tcW w:w="925" w:type="dxa"/>
-            <w:tcBorders>
-              <w:top w:val="single" w:sz="2" w:space="0" w:color="CCCCCC"/>
-              <w:left w:val="single" w:sz="2" w:space="0" w:color="CCCCCC"/>
-              <w:bottom w:val="single" w:sz="2" w:space="0" w:color="CCCCCC"/>
-              <w:right w:val="single" w:sz="2" w:space="0" w:color="CCCCCC"/>
-            </w:tcBorders>
-            <w:shd w:val="clear" w:color="auto" w:fill="D1ECE4"/>
-            <w:tcMar>
-              <w:top w:w="80" w:type="dxa"/>
-              <w:left w:w="120" w:type="dxa"/>
-              <w:bottom w:w="80" w:type="dxa"/>
-              <w:right w:w="120" w:type="dxa"/>
-            </w:tcMar>
-            <w:vAlign w:val="center"/>
-          </w:tcPr>
-          <w:p>
-            <w:pPr>
-              <w:spacing w:before="60" w:after="60"/>
-              <w:jc w:val="center"/>
-              <w:rPr>
-                <w:lang w:val="vi-VN"/>
-              </w:rPr>
-            </w:pPr>
-            <w:r>
-              <w:rPr>
-                <w:rFonts w:cs="Times New Roman"/>
-                <w:b/>
-                <w:bCs/>
-                <w:color w:val="1A7A5E"/>
-                <w:sz w:val="18"/>
-                <w:szCs w:val="18"/>
-                <w:lang w:val="vi-VN"/>
-              </w:rPr>
-              <w:t>2</w:t>
-            </w:r>
-          </w:p>
-        </w:tc>
-      </w:tr>
-      <w:tr>
-        <w:tc>
-          <w:tcPr>
-            <w:tcW w:w="694" w:type="dxa"/>
-            <w:tcBorders>
-              <w:top w:val="single" w:sz="2" w:space="0" w:color="CCCCCC"/>
-              <w:left w:val="single" w:sz="2" w:space="0" w:color="CCCCCC"/>
-              <w:bottom w:val="single" w:sz="2" w:space="0" w:color="CCCCCC"/>
-              <w:right w:val="single" w:sz="2" w:space="0" w:color="CCCCCC"/>
-            </w:tcBorders>
-            <w:shd w:val="clear" w:color="auto" w:fill="D6E4F0"/>
-            <w:tcMar>
-              <w:top w:w="80" w:type="dxa"/>
-              <w:left w:w="120" w:type="dxa"/>
-              <w:bottom w:w="80" w:type="dxa"/>
-              <w:right w:w="120" w:type="dxa"/>
-            </w:tcMar>
-            <w:vAlign w:val="center"/>
-          </w:tcPr>
-          <w:p>
-            <w:pPr>
-              <w:spacing w:before="60" w:after="60"/>
-              <w:jc w:val="center"/>
-            </w:pPr>
-            <w:r>
-              <w:rPr>
-                <w:rFonts w:cs="Times New Roman"/>
-                <w:b/>
-                <w:bCs/>
-                <w:color w:val="1F4E8C"/>
-                <w:sz w:val="19"/>
-                <w:szCs w:val="19"/>
-              </w:rPr>
-              <w:t>NFR-07</w:t>
-            </w:r>
-          </w:p>
-        </w:tc>
-        <w:tc>
-          <w:tcPr>
-            <w:tcW w:w="1507" w:type="dxa"/>
-            <w:tcBorders>
-              <w:top w:val="single" w:sz="2" w:space="0" w:color="CCCCCC"/>
-              <w:left w:val="single" w:sz="2" w:space="0" w:color="CCCCCC"/>
-              <w:bottom w:val="single" w:sz="2" w:space="0" w:color="CCCCCC"/>
-              <w:right w:val="single" w:sz="2" w:space="0" w:color="CCCCCC"/>
-            </w:tcBorders>
-            <w:tcMar>
-              <w:top w:w="80" w:type="dxa"/>
-              <w:left w:w="120" w:type="dxa"/>
-              <w:bottom w:w="80" w:type="dxa"/>
-              <w:right w:w="120" w:type="dxa"/>
-            </w:tcMar>
-            <w:vAlign w:val="center"/>
-          </w:tcPr>
-          <w:p>
-            <w:pPr>
-              <w:spacing w:before="60" w:after="60"/>
-            </w:pPr>
-            <w:r>
-              <w:rPr>
-                <w:rFonts w:cs="Times New Roman"/>
-                <w:b/>
-                <w:bCs/>
-                <w:color w:val="000000"/>
-                <w:sz w:val="19"/>
-                <w:szCs w:val="19"/>
-              </w:rPr>
-              <w:t>Usability</w:t>
-            </w:r>
-          </w:p>
-        </w:tc>
-        <w:tc>
-          <w:tcPr>
-            <w:tcW w:w="3032" w:type="dxa"/>
-            <w:tcBorders>
-              <w:top w:val="single" w:sz="2" w:space="0" w:color="CCCCCC"/>
-              <w:left w:val="single" w:sz="2" w:space="0" w:color="CCCCCC"/>
-              <w:bottom w:val="single" w:sz="2" w:space="0" w:color="CCCCCC"/>
-              <w:right w:val="single" w:sz="2" w:space="0" w:color="CCCCCC"/>
-            </w:tcBorders>
-            <w:tcMar>
-              <w:top w:w="80" w:type="dxa"/>
-              <w:left w:w="120" w:type="dxa"/>
-              <w:bottom w:w="80" w:type="dxa"/>
-              <w:right w:w="120" w:type="dxa"/>
-            </w:tcMar>
-            <w:vAlign w:val="center"/>
-          </w:tcPr>
-          <w:p>
-            <w:pPr>
-              <w:spacing w:before="60" w:after="60"/>
-            </w:pPr>
-            <w:r>
-              <w:rPr>
-                <w:rFonts w:cs="Times New Roman"/>
-                <w:color w:val="000000"/>
-                <w:sz w:val="19"/>
-                <w:szCs w:val="19"/>
-              </w:rPr>
-              <w:t>The system must support bilingual display in English and Vietnamese.</w:t>
-            </w:r>
-          </w:p>
-        </w:tc>
-        <w:tc>
-          <w:tcPr>
-            <w:tcW w:w="2408" w:type="dxa"/>
-            <w:tcBorders>
-              <w:top w:val="single" w:sz="2" w:space="0" w:color="CCCCCC"/>
-              <w:left w:val="single" w:sz="2" w:space="0" w:color="CCCCCC"/>
-              <w:bottom w:val="single" w:sz="2" w:space="0" w:color="CCCCCC"/>
-              <w:right w:val="single" w:sz="2" w:space="0" w:color="CCCCCC"/>
-            </w:tcBorders>
-            <w:shd w:val="clear" w:color="auto" w:fill="FFF3CD"/>
-            <w:tcMar>
-              <w:top w:w="80" w:type="dxa"/>
-              <w:left w:w="120" w:type="dxa"/>
-              <w:bottom w:w="80" w:type="dxa"/>
-              <w:right w:w="120" w:type="dxa"/>
-            </w:tcMar>
-            <w:vAlign w:val="center"/>
-          </w:tcPr>
-          <w:p>
-            <w:pPr>
-              <w:spacing w:before="60" w:after="60"/>
-            </w:pPr>
-            <w:r>
-              <w:rPr>
-                <w:rFonts w:cs="Times New Roman"/>
-                <w:color w:val="7D4E00"/>
-                <w:sz w:val="18"/>
-                <w:szCs w:val="18"/>
-              </w:rPr>
-              <w:t>Language toggle switches all UI text EN/VI within 1 second with no page reload.</w:t>
-            </w:r>
-          </w:p>
-        </w:tc>
-        <w:tc>
-          <w:tcPr>
-            <w:tcW w:w="925" w:type="dxa"/>
-            <w:tcBorders>
-              <w:top w:val="single" w:sz="2" w:space="0" w:color="CCCCCC"/>
-              <w:left w:val="single" w:sz="2" w:space="0" w:color="CCCCCC"/>
-              <w:bottom w:val="single" w:sz="2" w:space="0" w:color="CCCCCC"/>
-              <w:right w:val="single" w:sz="2" w:space="0" w:color="CCCCCC"/>
-            </w:tcBorders>
-            <w:shd w:val="clear" w:color="auto" w:fill="D1ECE4"/>
-            <w:tcMar>
-              <w:top w:w="80" w:type="dxa"/>
-              <w:left w:w="120" w:type="dxa"/>
-              <w:bottom w:w="80" w:type="dxa"/>
-              <w:right w:w="120" w:type="dxa"/>
-            </w:tcMar>
-            <w:vAlign w:val="center"/>
-          </w:tcPr>
-          <w:p>
-            <w:pPr>
-              <w:spacing w:before="60" w:after="60"/>
-              <w:jc w:val="center"/>
-              <w:rPr>
-                <w:lang w:val="vi-VN"/>
-              </w:rPr>
-            </w:pPr>
-            <w:r>
-              <w:rPr>
-                <w:rFonts w:cs="Times New Roman"/>
-                <w:b/>
-                <w:bCs/>
-                <w:color w:val="1A7A5E"/>
-                <w:sz w:val="18"/>
-                <w:szCs w:val="18"/>
-                <w:lang w:val="vi-VN"/>
-              </w:rPr>
-              <w:t>2</w:t>
-            </w:r>
-          </w:p>
-        </w:tc>
-      </w:tr>
-      <w:tr>
-        <w:tc>
-          <w:tcPr>
-            <w:tcW w:w="694" w:type="dxa"/>
-            <w:tcBorders>
-              <w:top w:val="single" w:sz="2" w:space="0" w:color="CCCCCC"/>
-              <w:left w:val="single" w:sz="2" w:space="0" w:color="CCCCCC"/>
-              <w:bottom w:val="single" w:sz="2" w:space="0" w:color="CCCCCC"/>
-              <w:right w:val="single" w:sz="2" w:space="0" w:color="CCCCCC"/>
-            </w:tcBorders>
-            <w:shd w:val="clear" w:color="auto" w:fill="D6E4F0"/>
-            <w:tcMar>
-              <w:top w:w="80" w:type="dxa"/>
-              <w:left w:w="120" w:type="dxa"/>
-              <w:bottom w:w="80" w:type="dxa"/>
-              <w:right w:w="120" w:type="dxa"/>
-            </w:tcMar>
-            <w:vAlign w:val="center"/>
-          </w:tcPr>
-          <w:p>
-            <w:pPr>
-              <w:spacing w:before="60" w:after="60"/>
-              <w:jc w:val="center"/>
-            </w:pPr>
-            <w:r>
-              <w:rPr>
-                <w:rFonts w:cs="Times New Roman"/>
-                <w:b/>
-                <w:bCs/>
-                <w:color w:val="1F4E8C"/>
-                <w:sz w:val="19"/>
-                <w:szCs w:val="19"/>
-              </w:rPr>
-              <w:t>NFR-08</w:t>
-            </w:r>
-          </w:p>
-        </w:tc>
-        <w:tc>
-          <w:tcPr>
-            <w:tcW w:w="1507" w:type="dxa"/>
-            <w:tcBorders>
-              <w:top w:val="single" w:sz="2" w:space="0" w:color="CCCCCC"/>
-              <w:left w:val="single" w:sz="2" w:space="0" w:color="CCCCCC"/>
-              <w:bottom w:val="single" w:sz="2" w:space="0" w:color="CCCCCC"/>
-              <w:right w:val="single" w:sz="2" w:space="0" w:color="CCCCCC"/>
-            </w:tcBorders>
-            <w:tcMar>
-              <w:top w:w="80" w:type="dxa"/>
-              <w:left w:w="120" w:type="dxa"/>
-              <w:bottom w:w="80" w:type="dxa"/>
-              <w:right w:w="120" w:type="dxa"/>
-            </w:tcMar>
-            <w:vAlign w:val="center"/>
-          </w:tcPr>
-          <w:p>
-            <w:pPr>
-              <w:spacing w:before="60" w:after="60"/>
-            </w:pPr>
-            <w:r>
-              <w:rPr>
-                <w:rFonts w:cs="Times New Roman"/>
-                <w:b/>
-                <w:bCs/>
-                <w:color w:val="000000"/>
-                <w:sz w:val="19"/>
-                <w:szCs w:val="19"/>
-              </w:rPr>
-              <w:t>Maintainability</w:t>
-            </w:r>
-          </w:p>
-        </w:tc>
-        <w:tc>
-          <w:tcPr>
-            <w:tcW w:w="3032" w:type="dxa"/>
-            <w:tcBorders>
-              <w:top w:val="single" w:sz="2" w:space="0" w:color="CCCCCC"/>
-              <w:left w:val="single" w:sz="2" w:space="0" w:color="CCCCCC"/>
-              <w:bottom w:val="single" w:sz="2" w:space="0" w:color="CCCCCC"/>
-              <w:right w:val="single" w:sz="2" w:space="0" w:color="CCCCCC"/>
-            </w:tcBorders>
-            <w:tcMar>
-              <w:top w:w="80" w:type="dxa"/>
-              <w:left w:w="120" w:type="dxa"/>
-              <w:bottom w:w="80" w:type="dxa"/>
-              <w:right w:w="120" w:type="dxa"/>
-            </w:tcMar>
-            <w:vAlign w:val="center"/>
-          </w:tcPr>
-          <w:p>
-            <w:pPr>
-              <w:spacing w:before="60" w:after="60"/>
-            </w:pPr>
-            <w:r>
-              <w:rPr>
-                <w:rFonts w:cs="Times New Roman"/>
-                <w:color w:val="000000"/>
-                <w:sz w:val="19"/>
-                <w:szCs w:val="19"/>
-              </w:rPr>
-              <w:t>The codebase must strictly adhere to MVC architecture with separation of concerns.</w:t>
-            </w:r>
-          </w:p>
-        </w:tc>
-        <w:tc>
-          <w:tcPr>
-            <w:tcW w:w="2408" w:type="dxa"/>
-            <w:tcBorders>
-              <w:top w:val="single" w:sz="2" w:space="0" w:color="CCCCCC"/>
-              <w:left w:val="single" w:sz="2" w:space="0" w:color="CCCCCC"/>
-              <w:bottom w:val="single" w:sz="2" w:space="0" w:color="CCCCCC"/>
-              <w:right w:val="single" w:sz="2" w:space="0" w:color="CCCCCC"/>
-            </w:tcBorders>
-            <w:shd w:val="clear" w:color="auto" w:fill="FFF3CD"/>
-            <w:tcMar>
-              <w:top w:w="80" w:type="dxa"/>
-              <w:left w:w="120" w:type="dxa"/>
-              <w:bottom w:w="80" w:type="dxa"/>
-              <w:right w:w="120" w:type="dxa"/>
-            </w:tcMar>
-            <w:vAlign w:val="center"/>
-          </w:tcPr>
-          <w:p>
-            <w:pPr>
-              <w:spacing w:before="60" w:after="60"/>
-            </w:pPr>
-            <w:r>
-              <w:rPr>
-                <w:rFonts w:cs="Times New Roman"/>
-                <w:color w:val="7D4E00"/>
-                <w:sz w:val="18"/>
-                <w:szCs w:val="18"/>
-              </w:rPr>
-              <w:t>Zero business logic in Views; all data access through EF layer; no direct DB calls in Controllers.</w:t>
-            </w:r>
-          </w:p>
-        </w:tc>
-        <w:tc>
-          <w:tcPr>
-            <w:tcW w:w="925" w:type="dxa"/>
-            <w:tcBorders>
-              <w:top w:val="single" w:sz="2" w:space="0" w:color="CCCCCC"/>
-              <w:left w:val="single" w:sz="2" w:space="0" w:color="CCCCCC"/>
-              <w:bottom w:val="single" w:sz="2" w:space="0" w:color="CCCCCC"/>
-              <w:right w:val="single" w:sz="2" w:space="0" w:color="CCCCCC"/>
-            </w:tcBorders>
-            <w:shd w:val="clear" w:color="auto" w:fill="D6E4F0"/>
-            <w:tcMar>
-              <w:top w:w="80" w:type="dxa"/>
-              <w:left w:w="120" w:type="dxa"/>
-              <w:bottom w:w="80" w:type="dxa"/>
-              <w:right w:w="120" w:type="dxa"/>
-            </w:tcMar>
-            <w:vAlign w:val="center"/>
-          </w:tcPr>
-          <w:p>
-            <w:pPr>
-              <w:spacing w:before="60" w:after="60"/>
-              <w:jc w:val="center"/>
-              <w:rPr>
-                <w:lang w:val="vi-VN"/>
-              </w:rPr>
-            </w:pPr>
-            <w:r>
-              <w:rPr>
-                <w:rFonts w:cs="Times New Roman"/>
-                <w:b/>
-                <w:bCs/>
-                <w:color w:val="1F4E8C"/>
-                <w:sz w:val="18"/>
-                <w:szCs w:val="18"/>
-                <w:lang w:val="vi-VN"/>
-              </w:rPr>
-              <w:t>1</w:t>
-            </w:r>
-          </w:p>
-        </w:tc>
-      </w:tr>
-      <w:tr>
-        <w:tc>
-          <w:tcPr>
-            <w:tcW w:w="694" w:type="dxa"/>
-            <w:tcBorders>
-              <w:top w:val="single" w:sz="2" w:space="0" w:color="CCCCCC"/>
-              <w:left w:val="single" w:sz="2" w:space="0" w:color="CCCCCC"/>
-              <w:bottom w:val="single" w:sz="2" w:space="0" w:color="CCCCCC"/>
-              <w:right w:val="single" w:sz="2" w:space="0" w:color="CCCCCC"/>
-            </w:tcBorders>
-            <w:shd w:val="clear" w:color="auto" w:fill="D6E4F0"/>
-            <w:tcMar>
-              <w:top w:w="80" w:type="dxa"/>
-              <w:left w:w="120" w:type="dxa"/>
-              <w:bottom w:w="80" w:type="dxa"/>
-              <w:right w:w="120" w:type="dxa"/>
-            </w:tcMar>
-            <w:vAlign w:val="center"/>
-          </w:tcPr>
-          <w:p>
-            <w:pPr>
-              <w:spacing w:before="60" w:after="60"/>
-              <w:jc w:val="center"/>
-            </w:pPr>
-            <w:r>
-              <w:rPr>
-                <w:rFonts w:cs="Times New Roman"/>
-                <w:b/>
-                <w:bCs/>
-                <w:color w:val="1F4E8C"/>
-                <w:sz w:val="19"/>
-                <w:szCs w:val="19"/>
-              </w:rPr>
-              <w:t>NFR-09</w:t>
-            </w:r>
-          </w:p>
-        </w:tc>
-        <w:tc>
-          <w:tcPr>
-            <w:tcW w:w="1507" w:type="dxa"/>
-            <w:tcBorders>
-              <w:top w:val="single" w:sz="2" w:space="0" w:color="CCCCCC"/>
-              <w:left w:val="single" w:sz="2" w:space="0" w:color="CCCCCC"/>
-              <w:bottom w:val="single" w:sz="2" w:space="0" w:color="CCCCCC"/>
-              <w:right w:val="single" w:sz="2" w:space="0" w:color="CCCCCC"/>
-            </w:tcBorders>
-            <w:tcMar>
-              <w:top w:w="80" w:type="dxa"/>
-              <w:left w:w="120" w:type="dxa"/>
-              <w:bottom w:w="80" w:type="dxa"/>
-              <w:right w:w="120" w:type="dxa"/>
-            </w:tcMar>
-            <w:vAlign w:val="center"/>
-          </w:tcPr>
-          <w:p>
-            <w:pPr>
-              <w:spacing w:before="60" w:after="60"/>
-            </w:pPr>
-            <w:r>
-              <w:rPr>
-                <w:rFonts w:cs="Times New Roman"/>
-                <w:b/>
-                <w:bCs/>
-                <w:color w:val="000000"/>
-                <w:sz w:val="19"/>
-                <w:szCs w:val="19"/>
-              </w:rPr>
-              <w:t>Reliability</w:t>
-            </w:r>
-          </w:p>
-        </w:tc>
-        <w:tc>
-          <w:tcPr>
-            <w:tcW w:w="3032" w:type="dxa"/>
-            <w:tcBorders>
-              <w:top w:val="single" w:sz="2" w:space="0" w:color="CCCCCC"/>
-              <w:left w:val="single" w:sz="2" w:space="0" w:color="CCCCCC"/>
-              <w:bottom w:val="single" w:sz="2" w:space="0" w:color="CCCCCC"/>
-              <w:right w:val="single" w:sz="2" w:space="0" w:color="CCCCCC"/>
-            </w:tcBorders>
-            <w:tcMar>
-              <w:top w:w="80" w:type="dxa"/>
-              <w:left w:w="120" w:type="dxa"/>
-              <w:bottom w:w="80" w:type="dxa"/>
-              <w:right w:w="120" w:type="dxa"/>
-            </w:tcMar>
-            <w:vAlign w:val="center"/>
-          </w:tcPr>
-          <w:p>
-            <w:pPr>
-              <w:spacing w:before="60" w:after="60"/>
-            </w:pPr>
-            <w:r>
-              <w:rPr>
-                <w:rFonts w:cs="Times New Roman"/>
-                <w:color w:val="000000"/>
-                <w:sz w:val="19"/>
-                <w:szCs w:val="19"/>
-              </w:rPr>
-              <w:t>The VNPay payment integration must handle API failures gracefully.</w:t>
-            </w:r>
-          </w:p>
-        </w:tc>
-        <w:tc>
-          <w:tcPr>
-            <w:tcW w:w="2408" w:type="dxa"/>
-            <w:tcBorders>
-              <w:top w:val="single" w:sz="2" w:space="0" w:color="CCCCCC"/>
-              <w:left w:val="single" w:sz="2" w:space="0" w:color="CCCCCC"/>
-              <w:bottom w:val="single" w:sz="2" w:space="0" w:color="CCCCCC"/>
-              <w:right w:val="single" w:sz="2" w:space="0" w:color="CCCCCC"/>
-            </w:tcBorders>
-            <w:shd w:val="clear" w:color="auto" w:fill="FFF3CD"/>
-            <w:tcMar>
-              <w:top w:w="80" w:type="dxa"/>
-              <w:left w:w="120" w:type="dxa"/>
-              <w:bottom w:w="80" w:type="dxa"/>
-              <w:right w:w="120" w:type="dxa"/>
-            </w:tcMar>
-            <w:vAlign w:val="center"/>
-          </w:tcPr>
-          <w:p>
-            <w:pPr>
-              <w:spacing w:before="60" w:after="60"/>
-            </w:pPr>
-            <w:r>
-              <w:rPr>
-                <w:rFonts w:cs="Times New Roman"/>
-                <w:color w:val="7D4E00"/>
-                <w:sz w:val="18"/>
-                <w:szCs w:val="18"/>
-              </w:rPr>
-              <w:t>On VNPay timeout or error, system displays a user-friendly message and rolls back rental state within 3 seconds.</w:t>
-            </w:r>
-          </w:p>
-        </w:tc>
-        <w:tc>
-          <w:tcPr>
-            <w:tcW w:w="925" w:type="dxa"/>
-            <w:tcBorders>
-              <w:top w:val="single" w:sz="2" w:space="0" w:color="CCCCCC"/>
-              <w:left w:val="single" w:sz="2" w:space="0" w:color="CCCCCC"/>
-              <w:bottom w:val="single" w:sz="2" w:space="0" w:color="CCCCCC"/>
-              <w:right w:val="single" w:sz="2" w:space="0" w:color="CCCCCC"/>
-            </w:tcBorders>
-            <w:shd w:val="clear" w:color="auto" w:fill="D6E4F0"/>
-            <w:tcMar>
-              <w:top w:w="80" w:type="dxa"/>
-              <w:left w:w="120" w:type="dxa"/>
-              <w:bottom w:w="80" w:type="dxa"/>
-              <w:right w:w="120" w:type="dxa"/>
-            </w:tcMar>
-            <w:vAlign w:val="center"/>
-          </w:tcPr>
-          <w:p>
-            <w:pPr>
-              <w:spacing w:before="60" w:after="60"/>
-              <w:jc w:val="center"/>
-              <w:rPr>
-                <w:lang w:val="vi-VN"/>
-              </w:rPr>
-            </w:pPr>
-            <w:r>
-              <w:rPr>
-                <w:rFonts w:cs="Times New Roman"/>
-                <w:b/>
-                <w:bCs/>
-                <w:color w:val="1F4E8C"/>
-                <w:sz w:val="18"/>
-                <w:szCs w:val="18"/>
-                <w:lang w:val="vi-VN"/>
-              </w:rPr>
-              <w:t>1</w:t>
-            </w:r>
-          </w:p>
-        </w:tc>
-      </w:tr>
-      <w:tr>
-        <w:tc>
-          <w:tcPr>
-            <w:tcW w:w="694" w:type="dxa"/>
-            <w:tcBorders>
-              <w:top w:val="single" w:sz="2" w:space="0" w:color="CCCCCC"/>
-              <w:left w:val="single" w:sz="2" w:space="0" w:color="CCCCCC"/>
-              <w:bottom w:val="single" w:sz="2" w:space="0" w:color="CCCCCC"/>
-              <w:right w:val="single" w:sz="2" w:space="0" w:color="CCCCCC"/>
-            </w:tcBorders>
-            <w:shd w:val="clear" w:color="auto" w:fill="D6E4F0"/>
-            <w:tcMar>
-              <w:top w:w="80" w:type="dxa"/>
-              <w:left w:w="120" w:type="dxa"/>
-              <w:bottom w:w="80" w:type="dxa"/>
-              <w:right w:w="120" w:type="dxa"/>
-            </w:tcMar>
-            <w:vAlign w:val="center"/>
-          </w:tcPr>
-          <w:p>
-            <w:pPr>
-              <w:spacing w:before="60" w:after="60"/>
-              <w:jc w:val="center"/>
-            </w:pPr>
-            <w:r>
-              <w:rPr>
-                <w:rFonts w:cs="Times New Roman"/>
-                <w:b/>
-                <w:bCs/>
-                <w:color w:val="1F4E8C"/>
-                <w:sz w:val="19"/>
-                <w:szCs w:val="19"/>
-              </w:rPr>
-              <w:t>NFR-10</w:t>
-            </w:r>
-          </w:p>
-        </w:tc>
-        <w:tc>
-          <w:tcPr>
-            <w:tcW w:w="1507" w:type="dxa"/>
-            <w:tcBorders>
-              <w:top w:val="single" w:sz="2" w:space="0" w:color="CCCCCC"/>
-              <w:left w:val="single" w:sz="2" w:space="0" w:color="CCCCCC"/>
-              <w:bottom w:val="single" w:sz="2" w:space="0" w:color="CCCCCC"/>
-              <w:right w:val="single" w:sz="2" w:space="0" w:color="CCCCCC"/>
-            </w:tcBorders>
-            <w:tcMar>
-              <w:top w:w="80" w:type="dxa"/>
-              <w:left w:w="120" w:type="dxa"/>
-              <w:bottom w:w="80" w:type="dxa"/>
-              <w:right w:w="120" w:type="dxa"/>
-            </w:tcMar>
-            <w:vAlign w:val="center"/>
-          </w:tcPr>
-          <w:p>
-            <w:pPr>
-              <w:spacing w:before="60" w:after="60"/>
-            </w:pPr>
-            <w:r>
-              <w:rPr>
-                <w:rFonts w:cs="Times New Roman"/>
-                <w:b/>
-                <w:bCs/>
-                <w:color w:val="000000"/>
-                <w:sz w:val="19"/>
-                <w:szCs w:val="19"/>
-              </w:rPr>
-              <w:t>Testability</w:t>
-            </w:r>
-          </w:p>
-        </w:tc>
-        <w:tc>
-          <w:tcPr>
-            <w:tcW w:w="3032" w:type="dxa"/>
-            <w:tcBorders>
-              <w:top w:val="single" w:sz="2" w:space="0" w:color="CCCCCC"/>
-              <w:left w:val="single" w:sz="2" w:space="0" w:color="CCCCCC"/>
-              <w:bottom w:val="single" w:sz="2" w:space="0" w:color="CCCCCC"/>
-              <w:right w:val="single" w:sz="2" w:space="0" w:color="CCCCCC"/>
-            </w:tcBorders>
-            <w:tcMar>
-              <w:top w:w="80" w:type="dxa"/>
-              <w:left w:w="120" w:type="dxa"/>
-              <w:bottom w:w="80" w:type="dxa"/>
-              <w:right w:w="120" w:type="dxa"/>
-            </w:tcMar>
-            <w:vAlign w:val="center"/>
-          </w:tcPr>
-          <w:p>
-            <w:pPr>
-              <w:spacing w:before="60" w:after="60"/>
-            </w:pPr>
-            <w:r>
-              <w:rPr>
-                <w:rFonts w:cs="Times New Roman"/>
-                <w:color w:val="000000"/>
-                <w:sz w:val="19"/>
-                <w:szCs w:val="19"/>
-              </w:rPr>
-              <w:t>The pricing engine must be independently testable without UI dependencies.</w:t>
-            </w:r>
-          </w:p>
-        </w:tc>
-        <w:tc>
-          <w:tcPr>
-            <w:tcW w:w="2408" w:type="dxa"/>
-            <w:tcBorders>
-              <w:top w:val="single" w:sz="2" w:space="0" w:color="CCCCCC"/>
-              <w:left w:val="single" w:sz="2" w:space="0" w:color="CCCCCC"/>
-              <w:bottom w:val="single" w:sz="2" w:space="0" w:color="CCCCCC"/>
-              <w:right w:val="single" w:sz="2" w:space="0" w:color="CCCCCC"/>
-            </w:tcBorders>
-            <w:shd w:val="clear" w:color="auto" w:fill="FFF3CD"/>
-            <w:tcMar>
-              <w:top w:w="80" w:type="dxa"/>
-              <w:left w:w="120" w:type="dxa"/>
-              <w:bottom w:w="80" w:type="dxa"/>
-              <w:right w:w="120" w:type="dxa"/>
-            </w:tcMar>
-            <w:vAlign w:val="center"/>
-          </w:tcPr>
-          <w:p>
-            <w:pPr>
-              <w:spacing w:before="60" w:after="60"/>
-            </w:pPr>
-            <w:r>
-              <w:rPr>
-                <w:rFonts w:cs="Times New Roman"/>
-                <w:color w:val="7D4E00"/>
-                <w:sz w:val="18"/>
-                <w:szCs w:val="18"/>
-              </w:rPr>
-              <w:t>PricingService class with minimum 10 xUnit test cases covering all EP and BVA boundaries.</w:t>
-            </w:r>
-          </w:p>
-        </w:tc>
-        <w:tc>
-          <w:tcPr>
-            <w:tcW w:w="925" w:type="dxa"/>
-            <w:tcBorders>
-              <w:top w:val="single" w:sz="2" w:space="0" w:color="CCCCCC"/>
-              <w:left w:val="single" w:sz="2" w:space="0" w:color="CCCCCC"/>
-              <w:bottom w:val="single" w:sz="2" w:space="0" w:color="CCCCCC"/>
-              <w:right w:val="single" w:sz="2" w:space="0" w:color="CCCCCC"/>
-            </w:tcBorders>
-            <w:shd w:val="clear" w:color="auto" w:fill="D6E4F0"/>
-            <w:tcMar>
-              <w:top w:w="80" w:type="dxa"/>
-              <w:left w:w="120" w:type="dxa"/>
-              <w:bottom w:w="80" w:type="dxa"/>
-              <w:right w:w="120" w:type="dxa"/>
-            </w:tcMar>
-            <w:vAlign w:val="center"/>
-          </w:tcPr>
-          <w:p>
-            <w:pPr>
-              <w:spacing w:before="60" w:after="60"/>
-              <w:jc w:val="center"/>
-              <w:rPr>
-                <w:lang w:val="vi-VN"/>
-              </w:rPr>
-            </w:pPr>
-            <w:r>
-              <w:rPr>
-                <w:rFonts w:cs="Times New Roman"/>
-                <w:b/>
-                <w:bCs/>
-                <w:color w:val="1F4E8C"/>
-                <w:sz w:val="18"/>
-                <w:szCs w:val="18"/>
-                <w:lang w:val="vi-VN"/>
-              </w:rPr>
-              <w:t>1</w:t>
-            </w:r>
+            </w:pPr>
           </w:p>
         </w:tc>
       </w:tr>
     </w:tbl>
-    <w:p>
-      <w:r>
-        <w:br w:type="page"/>
-      </w:r>
-    </w:p>
     <w:p>
       <w:pPr>
         <w:shd w:val="clear" w:color="auto" w:fill="1F4E8C"/>
@@ -8985,74 +9011,98 @@
           <w:p>
             <w:pPr>
               <w:spacing w:before="60" w:after="60"/>
-            </w:pPr>
-            <w:r>
-              <w:rPr>
-                <w:rFonts w:cs="Times New Roman"/>
-                <w:b/>
-                <w:bCs/>
+              <w:rPr>
+                <w:lang w:val="vi-VN"/>
+              </w:rPr>
+            </w:pPr>
+            <w:r>
+              <w:rPr>
+                <w:rFonts w:cs="Times New Roman"/>
+                <w:color w:val="000000"/>
+              </w:rPr>
+              <w:t xml:space="preserve">Process Rental &amp; </w:t>
+            </w:r>
+            <w:r>
+              <w:rPr>
+                <w:rFonts w:cs="Times New Roman"/>
+                <w:color w:val="000000"/>
+              </w:rPr>
+              <w:t>Admin</w:t>
+            </w:r>
+            <w:r>
+              <w:rPr>
+                <w:rFonts w:cs="Times New Roman"/>
+                <w:color w:val="000000"/>
+                <w:lang w:val="vi-VN"/>
+              </w:rPr>
+              <w:t xml:space="preserve"> Dashboard</w:t>
+            </w:r>
+          </w:p>
+        </w:tc>
+        <w:tc>
+          <w:tcPr>
+            <w:tcW w:w="2626" w:type="dxa"/>
+            <w:tcBorders>
+              <w:top w:val="single" w:sz="2" w:space="0" w:color="CCCCCC"/>
+              <w:left w:val="single" w:sz="2" w:space="0" w:color="CCCCCC"/>
+              <w:bottom w:val="single" w:sz="2" w:space="0" w:color="CCCCCC"/>
+              <w:right w:val="single" w:sz="2" w:space="0" w:color="CCCCCC"/>
+            </w:tcBorders>
+            <w:shd w:val="clear" w:color="auto" w:fill="D6E4F0"/>
+            <w:tcMar>
+              <w:top w:w="80" w:type="dxa"/>
+              <w:left w:w="120" w:type="dxa"/>
+              <w:bottom w:w="80" w:type="dxa"/>
+              <w:right w:w="120" w:type="dxa"/>
+            </w:tcMar>
+            <w:vAlign w:val="center"/>
+          </w:tcPr>
+          <w:p>
+            <w:pPr>
+              <w:spacing w:before="60" w:after="60"/>
+              <w:rPr>
+                <w:lang w:val="vi-VN"/>
+              </w:rPr>
+            </w:pPr>
+            <w:r>
+              <w:rPr>
+                <w:lang w:val="vi-VN"/>
+              </w:rPr>
+              <w:t>Huỳnh Nhật Huy</w:t>
+            </w:r>
+          </w:p>
+        </w:tc>
+        <w:tc>
+          <w:tcPr>
+            <w:tcW w:w="3200" w:type="dxa"/>
+            <w:tcBorders>
+              <w:top w:val="single" w:sz="2" w:space="0" w:color="CCCCCC"/>
+              <w:left w:val="single" w:sz="2" w:space="0" w:color="CCCCCC"/>
+              <w:bottom w:val="single" w:sz="2" w:space="0" w:color="CCCCCC"/>
+              <w:right w:val="single" w:sz="2" w:space="0" w:color="CCCCCC"/>
+            </w:tcBorders>
+            <w:tcMar>
+              <w:top w:w="80" w:type="dxa"/>
+              <w:left w:w="120" w:type="dxa"/>
+              <w:bottom w:w="80" w:type="dxa"/>
+              <w:right w:w="120" w:type="dxa"/>
+            </w:tcMar>
+            <w:vAlign w:val="center"/>
+          </w:tcPr>
+          <w:p>
+            <w:pPr>
+              <w:spacing w:before="60" w:after="60"/>
+            </w:pPr>
+            <w:r>
+              <w:rPr>
+                <w:rFonts w:cs="Times New Roman"/>
                 <w:color w:val="000000"/>
                 <w:sz w:val="20"/>
                 <w:szCs w:val="20"/>
               </w:rPr>
-              <w:t>Process Rental &amp; Calculate Fares</w:t>
-            </w:r>
-          </w:p>
-        </w:tc>
-        <w:tc>
-          <w:tcPr>
-            <w:tcW w:w="2626" w:type="dxa"/>
-            <w:tcBorders>
-              <w:top w:val="single" w:sz="2" w:space="0" w:color="CCCCCC"/>
-              <w:left w:val="single" w:sz="2" w:space="0" w:color="CCCCCC"/>
-              <w:bottom w:val="single" w:sz="2" w:space="0" w:color="CCCCCC"/>
-              <w:right w:val="single" w:sz="2" w:space="0" w:color="CCCCCC"/>
-            </w:tcBorders>
-            <w:shd w:val="clear" w:color="auto" w:fill="D6E4F0"/>
-            <w:tcMar>
-              <w:top w:w="80" w:type="dxa"/>
-              <w:left w:w="120" w:type="dxa"/>
-              <w:bottom w:w="80" w:type="dxa"/>
-              <w:right w:w="120" w:type="dxa"/>
-            </w:tcMar>
-            <w:vAlign w:val="center"/>
-          </w:tcPr>
-          <w:p>
-            <w:pPr>
-              <w:spacing w:before="60" w:after="60"/>
-              <w:rPr>
-                <w:lang w:val="vi-VN"/>
-              </w:rPr>
-            </w:pPr>
-            <w:r>
-              <w:rPr>
-                <w:lang w:val="vi-VN"/>
-              </w:rPr>
-              <w:t>1</w:t>
-            </w:r>
-          </w:p>
-        </w:tc>
-        <w:tc>
-          <w:tcPr>
-            <w:tcW w:w="3200" w:type="dxa"/>
-            <w:tcBorders>
-              <w:top w:val="single" w:sz="2" w:space="0" w:color="CCCCCC"/>
-              <w:left w:val="single" w:sz="2" w:space="0" w:color="CCCCCC"/>
-              <w:bottom w:val="single" w:sz="2" w:space="0" w:color="CCCCCC"/>
-              <w:right w:val="single" w:sz="2" w:space="0" w:color="CCCCCC"/>
-            </w:tcBorders>
-            <w:tcMar>
-              <w:top w:w="80" w:type="dxa"/>
-              <w:left w:w="120" w:type="dxa"/>
-              <w:bottom w:w="80" w:type="dxa"/>
-              <w:right w:w="120" w:type="dxa"/>
-            </w:tcMar>
-            <w:vAlign w:val="center"/>
-          </w:tcPr>
-          <w:p>
-            <w:pPr>
-              <w:spacing w:before="60" w:after="60"/>
-            </w:pPr>
+              <w:t xml:space="preserve">Create Rental, Read Rental history, </w:t>
+            </w:r>
+            <w:proofErr w:type="gramStart"/>
             <w:r>
               <w:rPr>
                 <w:rFonts w:cs="Times New Roman"/>
@@ -9060,9 +9110,9 @@
                 <w:sz w:val="20"/>
                 <w:szCs w:val="20"/>
               </w:rPr>
-              <w:t xml:space="preserve">Create Rental, Read Rental history, </w:t>
-            </w:r>
-            <w:proofErr w:type="gramStart"/>
+              <w:t>Update</w:t>
+            </w:r>
+            <w:proofErr w:type="gramEnd"/>
             <w:r>
               <w:rPr>
                 <w:rFonts w:cs="Times New Roman"/>
@@ -9070,146 +9120,154 @@
                 <w:sz w:val="20"/>
                 <w:szCs w:val="20"/>
               </w:rPr>
-              <w:t>Update</w:t>
-            </w:r>
-            <w:proofErr w:type="gramEnd"/>
-            <w:r>
-              <w:rPr>
-                <w:rFonts w:cs="Times New Roman"/>
+              <w:t xml:space="preserve"> vehicle status on return, Delete/cancel pending rental</w:t>
+            </w:r>
+          </w:p>
+        </w:tc>
+      </w:tr>
+      <w:tr>
+        <w:tc>
+          <w:tcPr>
+            <w:tcW w:w="900" w:type="dxa"/>
+            <w:tcBorders>
+              <w:top w:val="single" w:sz="2" w:space="0" w:color="CCCCCC"/>
+              <w:left w:val="single" w:sz="2" w:space="0" w:color="CCCCCC"/>
+              <w:bottom w:val="single" w:sz="2" w:space="0" w:color="CCCCCC"/>
+              <w:right w:val="single" w:sz="2" w:space="0" w:color="CCCCCC"/>
+            </w:tcBorders>
+            <w:shd w:val="clear" w:color="auto" w:fill="F2F2F2"/>
+            <w:tcMar>
+              <w:top w:w="80" w:type="dxa"/>
+              <w:left w:w="120" w:type="dxa"/>
+              <w:bottom w:w="80" w:type="dxa"/>
+              <w:right w:w="120" w:type="dxa"/>
+            </w:tcMar>
+            <w:vAlign w:val="center"/>
+          </w:tcPr>
+          <w:p>
+            <w:pPr>
+              <w:spacing w:before="60" w:after="60"/>
+              <w:jc w:val="center"/>
+            </w:pPr>
+            <w:r>
+              <w:rPr>
+                <w:rFonts w:cs="Times New Roman"/>
+                <w:b/>
+                <w:bCs/>
                 <w:color w:val="000000"/>
                 <w:sz w:val="20"/>
                 <w:szCs w:val="20"/>
               </w:rPr>
-              <w:t xml:space="preserve"> vehicle status on return, Delete/cancel pending rental</w:t>
-            </w:r>
-          </w:p>
-        </w:tc>
-      </w:tr>
-      <w:tr>
-        <w:tc>
-          <w:tcPr>
-            <w:tcW w:w="900" w:type="dxa"/>
-            <w:tcBorders>
-              <w:top w:val="single" w:sz="2" w:space="0" w:color="CCCCCC"/>
-              <w:left w:val="single" w:sz="2" w:space="0" w:color="CCCCCC"/>
-              <w:bottom w:val="single" w:sz="2" w:space="0" w:color="CCCCCC"/>
-              <w:right w:val="single" w:sz="2" w:space="0" w:color="CCCCCC"/>
-            </w:tcBorders>
-            <w:shd w:val="clear" w:color="auto" w:fill="F2F2F2"/>
-            <w:tcMar>
-              <w:top w:w="80" w:type="dxa"/>
-              <w:left w:w="120" w:type="dxa"/>
-              <w:bottom w:w="80" w:type="dxa"/>
-              <w:right w:w="120" w:type="dxa"/>
-            </w:tcMar>
-            <w:vAlign w:val="center"/>
-          </w:tcPr>
-          <w:p>
-            <w:pPr>
-              <w:spacing w:before="60" w:after="60"/>
-              <w:jc w:val="center"/>
-            </w:pPr>
-            <w:r>
-              <w:rPr>
-                <w:rFonts w:cs="Times New Roman"/>
-                <w:b/>
-                <w:bCs/>
+              <w:t>UC2</w:t>
+            </w:r>
+          </w:p>
+        </w:tc>
+        <w:tc>
+          <w:tcPr>
+            <w:tcW w:w="2200" w:type="dxa"/>
+            <w:tcBorders>
+              <w:top w:val="single" w:sz="2" w:space="0" w:color="CCCCCC"/>
+              <w:left w:val="single" w:sz="2" w:space="0" w:color="CCCCCC"/>
+              <w:bottom w:val="single" w:sz="2" w:space="0" w:color="CCCCCC"/>
+              <w:right w:val="single" w:sz="2" w:space="0" w:color="CCCCCC"/>
+            </w:tcBorders>
+            <w:tcMar>
+              <w:top w:w="80" w:type="dxa"/>
+              <w:left w:w="120" w:type="dxa"/>
+              <w:bottom w:w="80" w:type="dxa"/>
+              <w:right w:w="120" w:type="dxa"/>
+            </w:tcMar>
+            <w:vAlign w:val="center"/>
+          </w:tcPr>
+          <w:p>
+            <w:pPr>
+              <w:spacing w:before="60" w:after="60"/>
+              <w:rPr>
+                <w:lang w:val="vi-VN"/>
+              </w:rPr>
+            </w:pPr>
+            <w:r>
+              <w:rPr>
+                <w:lang w:val="vi-VN"/>
+              </w:rPr>
+              <w:t>System Management</w:t>
+            </w:r>
+          </w:p>
+        </w:tc>
+        <w:tc>
+          <w:tcPr>
+            <w:tcW w:w="2626" w:type="dxa"/>
+            <w:tcBorders>
+              <w:top w:val="single" w:sz="2" w:space="0" w:color="CCCCCC"/>
+              <w:left w:val="single" w:sz="2" w:space="0" w:color="CCCCCC"/>
+              <w:bottom w:val="single" w:sz="2" w:space="0" w:color="CCCCCC"/>
+              <w:right w:val="single" w:sz="2" w:space="0" w:color="CCCCCC"/>
+            </w:tcBorders>
+            <w:shd w:val="clear" w:color="auto" w:fill="D1ECE4"/>
+            <w:tcMar>
+              <w:top w:w="80" w:type="dxa"/>
+              <w:left w:w="120" w:type="dxa"/>
+              <w:bottom w:w="80" w:type="dxa"/>
+              <w:right w:w="120" w:type="dxa"/>
+            </w:tcMar>
+            <w:vAlign w:val="center"/>
+          </w:tcPr>
+          <w:p>
+            <w:pPr>
+              <w:spacing w:before="60" w:after="60"/>
+              <w:rPr>
+                <w:lang w:val="vi-VN"/>
+              </w:rPr>
+            </w:pPr>
+            <w:r>
+              <w:rPr>
+                <w:lang w:val="vi-VN"/>
+              </w:rPr>
+              <w:t>Bùi Quang Huy</w:t>
+            </w:r>
+          </w:p>
+        </w:tc>
+        <w:tc>
+          <w:tcPr>
+            <w:tcW w:w="3200" w:type="dxa"/>
+            <w:tcBorders>
+              <w:top w:val="single" w:sz="2" w:space="0" w:color="CCCCCC"/>
+              <w:left w:val="single" w:sz="2" w:space="0" w:color="CCCCCC"/>
+              <w:bottom w:val="single" w:sz="2" w:space="0" w:color="CCCCCC"/>
+              <w:right w:val="single" w:sz="2" w:space="0" w:color="CCCCCC"/>
+            </w:tcBorders>
+            <w:tcMar>
+              <w:top w:w="80" w:type="dxa"/>
+              <w:left w:w="120" w:type="dxa"/>
+              <w:bottom w:w="80" w:type="dxa"/>
+              <w:right w:w="120" w:type="dxa"/>
+            </w:tcMar>
+            <w:vAlign w:val="center"/>
+          </w:tcPr>
+          <w:p>
+            <w:pPr>
+              <w:spacing w:before="60" w:after="60"/>
+            </w:pPr>
+            <w:r>
+              <w:rPr>
+                <w:rFonts w:cs="Times New Roman"/>
                 <w:color w:val="000000"/>
                 <w:sz w:val="20"/>
                 <w:szCs w:val="20"/>
               </w:rPr>
-              <w:t>UC2</w:t>
-            </w:r>
-          </w:p>
-        </w:tc>
-        <w:tc>
-          <w:tcPr>
-            <w:tcW w:w="2200" w:type="dxa"/>
-            <w:tcBorders>
-              <w:top w:val="single" w:sz="2" w:space="0" w:color="CCCCCC"/>
-              <w:left w:val="single" w:sz="2" w:space="0" w:color="CCCCCC"/>
-              <w:bottom w:val="single" w:sz="2" w:space="0" w:color="CCCCCC"/>
-              <w:right w:val="single" w:sz="2" w:space="0" w:color="CCCCCC"/>
-            </w:tcBorders>
-            <w:tcMar>
-              <w:top w:w="80" w:type="dxa"/>
-              <w:left w:w="120" w:type="dxa"/>
-              <w:bottom w:w="80" w:type="dxa"/>
-              <w:right w:w="120" w:type="dxa"/>
-            </w:tcMar>
-            <w:vAlign w:val="center"/>
-          </w:tcPr>
-          <w:p>
-            <w:pPr>
-              <w:spacing w:before="60" w:after="60"/>
-            </w:pPr>
-            <w:r>
-              <w:rPr>
-                <w:rFonts w:cs="Times New Roman"/>
-                <w:b/>
-                <w:bCs/>
+              <w:t xml:space="preserve">Create vehicle, </w:t>
+            </w:r>
+            <w:proofErr w:type="gramStart"/>
+            <w:r>
+              <w:rPr>
+                <w:rFonts w:cs="Times New Roman"/>
                 <w:color w:val="000000"/>
                 <w:sz w:val="20"/>
                 <w:szCs w:val="20"/>
               </w:rPr>
-              <w:t>Manage Vehicles</w:t>
-            </w:r>
-          </w:p>
-        </w:tc>
-        <w:tc>
-          <w:tcPr>
-            <w:tcW w:w="2626" w:type="dxa"/>
-            <w:tcBorders>
-              <w:top w:val="single" w:sz="2" w:space="0" w:color="CCCCCC"/>
-              <w:left w:val="single" w:sz="2" w:space="0" w:color="CCCCCC"/>
-              <w:bottom w:val="single" w:sz="2" w:space="0" w:color="CCCCCC"/>
-              <w:right w:val="single" w:sz="2" w:space="0" w:color="CCCCCC"/>
-            </w:tcBorders>
-            <w:shd w:val="clear" w:color="auto" w:fill="D1ECE4"/>
-            <w:tcMar>
-              <w:top w:w="80" w:type="dxa"/>
-              <w:left w:w="120" w:type="dxa"/>
-              <w:bottom w:w="80" w:type="dxa"/>
-              <w:right w:w="120" w:type="dxa"/>
-            </w:tcMar>
-            <w:vAlign w:val="center"/>
-          </w:tcPr>
-          <w:p>
-            <w:pPr>
-              <w:spacing w:before="60" w:after="60"/>
-              <w:rPr>
-                <w:lang w:val="vi-VN"/>
-              </w:rPr>
-            </w:pPr>
-            <w:r>
-              <w:rPr>
-                <w:lang w:val="vi-VN"/>
-              </w:rPr>
-              <w:t>2</w:t>
-            </w:r>
-          </w:p>
-        </w:tc>
-        <w:tc>
-          <w:tcPr>
-            <w:tcW w:w="3200" w:type="dxa"/>
-            <w:tcBorders>
-              <w:top w:val="single" w:sz="2" w:space="0" w:color="CCCCCC"/>
-              <w:left w:val="single" w:sz="2" w:space="0" w:color="CCCCCC"/>
-              <w:bottom w:val="single" w:sz="2" w:space="0" w:color="CCCCCC"/>
-              <w:right w:val="single" w:sz="2" w:space="0" w:color="CCCCCC"/>
-            </w:tcBorders>
-            <w:tcMar>
-              <w:top w:w="80" w:type="dxa"/>
-              <w:left w:w="120" w:type="dxa"/>
-              <w:bottom w:w="80" w:type="dxa"/>
-              <w:right w:w="120" w:type="dxa"/>
-            </w:tcMar>
-            <w:vAlign w:val="center"/>
-          </w:tcPr>
-          <w:p>
-            <w:pPr>
-              <w:spacing w:before="60" w:after="60"/>
-            </w:pPr>
+              <w:t>Read</w:t>
+            </w:r>
+            <w:proofErr w:type="gramEnd"/>
             <w:r>
               <w:rPr>
                 <w:rFonts w:cs="Times New Roman"/>
@@ -9217,7 +9275,7 @@
                 <w:sz w:val="20"/>
                 <w:szCs w:val="20"/>
               </w:rPr>
-              <w:t xml:space="preserve">Create vehicle, </w:t>
+              <w:t xml:space="preserve"> vehicle list, </w:t>
             </w:r>
             <w:proofErr w:type="gramStart"/>
             <w:r>
@@ -9227,7 +9285,7 @@
                 <w:sz w:val="20"/>
                 <w:szCs w:val="20"/>
               </w:rPr>
-              <w:t>Read</w:t>
+              <w:t>Update</w:t>
             </w:r>
             <w:proofErr w:type="gramEnd"/>
             <w:r>
@@ -9237,7 +9295,7 @@
                 <w:sz w:val="20"/>
                 <w:szCs w:val="20"/>
               </w:rPr>
-              <w:t xml:space="preserve"> vehicle list, </w:t>
+              <w:t xml:space="preserve"> status and station, </w:t>
             </w:r>
             <w:proofErr w:type="gramStart"/>
             <w:r>
@@ -9247,7 +9305,7 @@
                 <w:sz w:val="20"/>
                 <w:szCs w:val="20"/>
               </w:rPr>
-              <w:t>Update</w:t>
+              <w:t>Delete</w:t>
             </w:r>
             <w:proofErr w:type="gramEnd"/>
             <w:r>
@@ -9257,728 +9315,18 @@
                 <w:sz w:val="20"/>
                 <w:szCs w:val="20"/>
               </w:rPr>
-              <w:t xml:space="preserve"> status and station, </w:t>
-            </w:r>
-            <w:proofErr w:type="gramStart"/>
-            <w:r>
-              <w:rPr>
-                <w:rFonts w:cs="Times New Roman"/>
-                <w:color w:val="000000"/>
-                <w:sz w:val="20"/>
-                <w:szCs w:val="20"/>
-              </w:rPr>
-              <w:t>Delete</w:t>
-            </w:r>
-            <w:proofErr w:type="gramEnd"/>
-            <w:r>
-              <w:rPr>
-                <w:rFonts w:cs="Times New Roman"/>
-                <w:color w:val="000000"/>
-                <w:sz w:val="20"/>
-                <w:szCs w:val="20"/>
-              </w:rPr>
               <w:t xml:space="preserve"> (retire) vehicle</w:t>
-            </w:r>
-          </w:p>
-        </w:tc>
-      </w:tr>
-      <w:tr>
-        <w:tc>
-          <w:tcPr>
-            <w:tcW w:w="900" w:type="dxa"/>
-            <w:tcBorders>
-              <w:top w:val="single" w:sz="2" w:space="0" w:color="CCCCCC"/>
-              <w:left w:val="single" w:sz="2" w:space="0" w:color="CCCCCC"/>
-              <w:bottom w:val="single" w:sz="2" w:space="0" w:color="CCCCCC"/>
-              <w:right w:val="single" w:sz="2" w:space="0" w:color="CCCCCC"/>
-            </w:tcBorders>
-            <w:shd w:val="clear" w:color="auto" w:fill="F2F2F2"/>
-            <w:tcMar>
-              <w:top w:w="80" w:type="dxa"/>
-              <w:left w:w="120" w:type="dxa"/>
-              <w:bottom w:w="80" w:type="dxa"/>
-              <w:right w:w="120" w:type="dxa"/>
-            </w:tcMar>
-            <w:vAlign w:val="center"/>
-          </w:tcPr>
-          <w:p>
-            <w:pPr>
-              <w:spacing w:before="60" w:after="60"/>
-              <w:jc w:val="center"/>
-            </w:pPr>
-            <w:r>
-              <w:rPr>
-                <w:rFonts w:cs="Times New Roman"/>
-                <w:b/>
-                <w:bCs/>
-                <w:color w:val="000000"/>
-                <w:sz w:val="20"/>
-                <w:szCs w:val="20"/>
-              </w:rPr>
-              <w:t>UC3</w:t>
-            </w:r>
-          </w:p>
-        </w:tc>
-        <w:tc>
-          <w:tcPr>
-            <w:tcW w:w="2200" w:type="dxa"/>
-            <w:tcBorders>
-              <w:top w:val="single" w:sz="2" w:space="0" w:color="CCCCCC"/>
-              <w:left w:val="single" w:sz="2" w:space="0" w:color="CCCCCC"/>
-              <w:bottom w:val="single" w:sz="2" w:space="0" w:color="CCCCCC"/>
-              <w:right w:val="single" w:sz="2" w:space="0" w:color="CCCCCC"/>
-            </w:tcBorders>
-            <w:tcMar>
-              <w:top w:w="80" w:type="dxa"/>
-              <w:left w:w="120" w:type="dxa"/>
-              <w:bottom w:w="80" w:type="dxa"/>
-              <w:right w:w="120" w:type="dxa"/>
-            </w:tcMar>
-            <w:vAlign w:val="center"/>
-          </w:tcPr>
-          <w:p>
-            <w:pPr>
-              <w:spacing w:before="60" w:after="60"/>
-            </w:pPr>
-            <w:r>
-              <w:rPr>
-                <w:rFonts w:cs="Times New Roman"/>
-                <w:b/>
-                <w:bCs/>
-                <w:color w:val="000000"/>
-                <w:sz w:val="20"/>
-                <w:szCs w:val="20"/>
-              </w:rPr>
-              <w:t>Manage Stations</w:t>
-            </w:r>
-          </w:p>
-        </w:tc>
-        <w:tc>
-          <w:tcPr>
-            <w:tcW w:w="2626" w:type="dxa"/>
-            <w:tcBorders>
-              <w:top w:val="single" w:sz="2" w:space="0" w:color="CCCCCC"/>
-              <w:left w:val="single" w:sz="2" w:space="0" w:color="CCCCCC"/>
-              <w:bottom w:val="single" w:sz="2" w:space="0" w:color="CCCCCC"/>
-              <w:right w:val="single" w:sz="2" w:space="0" w:color="CCCCCC"/>
-            </w:tcBorders>
-            <w:shd w:val="clear" w:color="auto" w:fill="D1ECE4"/>
-            <w:tcMar>
-              <w:top w:w="80" w:type="dxa"/>
-              <w:left w:w="120" w:type="dxa"/>
-              <w:bottom w:w="80" w:type="dxa"/>
-              <w:right w:w="120" w:type="dxa"/>
-            </w:tcMar>
-            <w:vAlign w:val="center"/>
-          </w:tcPr>
-          <w:p>
-            <w:pPr>
-              <w:spacing w:before="60" w:after="60"/>
-              <w:rPr>
-                <w:lang w:val="vi-VN"/>
-              </w:rPr>
-            </w:pPr>
-            <w:r>
-              <w:rPr>
-                <w:lang w:val="vi-VN"/>
-              </w:rPr>
-              <w:t>2</w:t>
-            </w:r>
-          </w:p>
-        </w:tc>
-        <w:tc>
-          <w:tcPr>
-            <w:tcW w:w="3200" w:type="dxa"/>
-            <w:tcBorders>
-              <w:top w:val="single" w:sz="2" w:space="0" w:color="CCCCCC"/>
-              <w:left w:val="single" w:sz="2" w:space="0" w:color="CCCCCC"/>
-              <w:bottom w:val="single" w:sz="2" w:space="0" w:color="CCCCCC"/>
-              <w:right w:val="single" w:sz="2" w:space="0" w:color="CCCCCC"/>
-            </w:tcBorders>
-            <w:tcMar>
-              <w:top w:w="80" w:type="dxa"/>
-              <w:left w:w="120" w:type="dxa"/>
-              <w:bottom w:w="80" w:type="dxa"/>
-              <w:right w:w="120" w:type="dxa"/>
-            </w:tcMar>
-            <w:vAlign w:val="center"/>
-          </w:tcPr>
-          <w:p>
-            <w:pPr>
-              <w:spacing w:before="60" w:after="60"/>
-            </w:pPr>
-            <w:r>
-              <w:rPr>
-                <w:rFonts w:cs="Times New Roman"/>
-                <w:color w:val="000000"/>
-                <w:sz w:val="20"/>
-                <w:szCs w:val="20"/>
-              </w:rPr>
-              <w:t xml:space="preserve">Create station, </w:t>
-            </w:r>
-            <w:proofErr w:type="gramStart"/>
-            <w:r>
-              <w:rPr>
-                <w:rFonts w:cs="Times New Roman"/>
-                <w:color w:val="000000"/>
-                <w:sz w:val="20"/>
-                <w:szCs w:val="20"/>
-              </w:rPr>
-              <w:t>Read</w:t>
-            </w:r>
-            <w:proofErr w:type="gramEnd"/>
-            <w:r>
-              <w:rPr>
-                <w:rFonts w:cs="Times New Roman"/>
-                <w:color w:val="000000"/>
-                <w:sz w:val="20"/>
-                <w:szCs w:val="20"/>
-              </w:rPr>
-              <w:t xml:space="preserve"> station list + capacity, Update station details, Delete station</w:t>
-            </w:r>
-          </w:p>
-        </w:tc>
-      </w:tr>
-      <w:tr>
-        <w:tc>
-          <w:tcPr>
-            <w:tcW w:w="900" w:type="dxa"/>
-            <w:tcBorders>
-              <w:top w:val="single" w:sz="2" w:space="0" w:color="CCCCCC"/>
-              <w:left w:val="single" w:sz="2" w:space="0" w:color="CCCCCC"/>
-              <w:bottom w:val="single" w:sz="2" w:space="0" w:color="CCCCCC"/>
-              <w:right w:val="single" w:sz="2" w:space="0" w:color="CCCCCC"/>
-            </w:tcBorders>
-            <w:shd w:val="clear" w:color="auto" w:fill="F2F2F2"/>
-            <w:tcMar>
-              <w:top w:w="80" w:type="dxa"/>
-              <w:left w:w="120" w:type="dxa"/>
-              <w:bottom w:w="80" w:type="dxa"/>
-              <w:right w:w="120" w:type="dxa"/>
-            </w:tcMar>
-            <w:vAlign w:val="center"/>
-          </w:tcPr>
-          <w:p>
-            <w:pPr>
-              <w:spacing w:before="60" w:after="60"/>
-              <w:jc w:val="center"/>
-            </w:pPr>
-            <w:r>
-              <w:rPr>
-                <w:rFonts w:cs="Times New Roman"/>
-                <w:b/>
-                <w:bCs/>
-                <w:color w:val="000000"/>
-                <w:sz w:val="20"/>
-                <w:szCs w:val="20"/>
-              </w:rPr>
-              <w:t>UC4</w:t>
-            </w:r>
-          </w:p>
-        </w:tc>
-        <w:tc>
-          <w:tcPr>
-            <w:tcW w:w="2200" w:type="dxa"/>
-            <w:tcBorders>
-              <w:top w:val="single" w:sz="2" w:space="0" w:color="CCCCCC"/>
-              <w:left w:val="single" w:sz="2" w:space="0" w:color="CCCCCC"/>
-              <w:bottom w:val="single" w:sz="2" w:space="0" w:color="CCCCCC"/>
-              <w:right w:val="single" w:sz="2" w:space="0" w:color="CCCCCC"/>
-            </w:tcBorders>
-            <w:tcMar>
-              <w:top w:w="80" w:type="dxa"/>
-              <w:left w:w="120" w:type="dxa"/>
-              <w:bottom w:w="80" w:type="dxa"/>
-              <w:right w:w="120" w:type="dxa"/>
-            </w:tcMar>
-            <w:vAlign w:val="center"/>
-          </w:tcPr>
-          <w:p>
-            <w:pPr>
-              <w:spacing w:before="60" w:after="60"/>
-            </w:pPr>
-            <w:r>
-              <w:rPr>
-                <w:rFonts w:cs="Times New Roman"/>
-                <w:b/>
-                <w:bCs/>
-                <w:color w:val="000000"/>
-                <w:sz w:val="20"/>
-                <w:szCs w:val="20"/>
-              </w:rPr>
-              <w:t>Manage Users</w:t>
-            </w:r>
-          </w:p>
-        </w:tc>
-        <w:tc>
-          <w:tcPr>
-            <w:tcW w:w="2626" w:type="dxa"/>
-            <w:tcBorders>
-              <w:top w:val="single" w:sz="2" w:space="0" w:color="CCCCCC"/>
-              <w:left w:val="single" w:sz="2" w:space="0" w:color="CCCCCC"/>
-              <w:bottom w:val="single" w:sz="2" w:space="0" w:color="CCCCCC"/>
-              <w:right w:val="single" w:sz="2" w:space="0" w:color="CCCCCC"/>
-            </w:tcBorders>
-            <w:shd w:val="clear" w:color="auto" w:fill="D1ECE4"/>
-            <w:tcMar>
-              <w:top w:w="80" w:type="dxa"/>
-              <w:left w:w="120" w:type="dxa"/>
-              <w:bottom w:w="80" w:type="dxa"/>
-              <w:right w:w="120" w:type="dxa"/>
-            </w:tcMar>
-            <w:vAlign w:val="center"/>
-          </w:tcPr>
-          <w:p>
-            <w:pPr>
-              <w:spacing w:before="60" w:after="60"/>
-              <w:rPr>
-                <w:lang w:val="vi-VN"/>
-              </w:rPr>
-            </w:pPr>
-            <w:r>
-              <w:rPr>
-                <w:lang w:val="vi-VN"/>
-              </w:rPr>
-              <w:t>2</w:t>
-            </w:r>
-          </w:p>
-        </w:tc>
-        <w:tc>
-          <w:tcPr>
-            <w:tcW w:w="3200" w:type="dxa"/>
-            <w:tcBorders>
-              <w:top w:val="single" w:sz="2" w:space="0" w:color="CCCCCC"/>
-              <w:left w:val="single" w:sz="2" w:space="0" w:color="CCCCCC"/>
-              <w:bottom w:val="single" w:sz="2" w:space="0" w:color="CCCCCC"/>
-              <w:right w:val="single" w:sz="2" w:space="0" w:color="CCCCCC"/>
-            </w:tcBorders>
-            <w:tcMar>
-              <w:top w:w="80" w:type="dxa"/>
-              <w:left w:w="120" w:type="dxa"/>
-              <w:bottom w:w="80" w:type="dxa"/>
-              <w:right w:w="120" w:type="dxa"/>
-            </w:tcMar>
-            <w:vAlign w:val="center"/>
-          </w:tcPr>
-          <w:p>
-            <w:pPr>
-              <w:spacing w:before="60" w:after="60"/>
-            </w:pPr>
-            <w:r>
-              <w:rPr>
-                <w:rFonts w:cs="Times New Roman"/>
-                <w:color w:val="000000"/>
-                <w:sz w:val="20"/>
-                <w:szCs w:val="20"/>
-              </w:rPr>
-              <w:t xml:space="preserve">Create user account, </w:t>
-            </w:r>
-            <w:proofErr w:type="gramStart"/>
-            <w:r>
-              <w:rPr>
-                <w:rFonts w:cs="Times New Roman"/>
-                <w:color w:val="000000"/>
-                <w:sz w:val="20"/>
-                <w:szCs w:val="20"/>
-              </w:rPr>
-              <w:t>Read</w:t>
-            </w:r>
-            <w:proofErr w:type="gramEnd"/>
-            <w:r>
-              <w:rPr>
-                <w:rFonts w:cs="Times New Roman"/>
-                <w:color w:val="000000"/>
-                <w:sz w:val="20"/>
-                <w:szCs w:val="20"/>
-              </w:rPr>
-              <w:t xml:space="preserve"> user profile, </w:t>
-            </w:r>
-            <w:proofErr w:type="gramStart"/>
-            <w:r>
-              <w:rPr>
-                <w:rFonts w:cs="Times New Roman"/>
-                <w:color w:val="000000"/>
-                <w:sz w:val="20"/>
-                <w:szCs w:val="20"/>
-              </w:rPr>
-              <w:t>Update</w:t>
-            </w:r>
-            <w:proofErr w:type="gramEnd"/>
-            <w:r>
-              <w:rPr>
-                <w:rFonts w:cs="Times New Roman"/>
-                <w:color w:val="000000"/>
-                <w:sz w:val="20"/>
-                <w:szCs w:val="20"/>
-              </w:rPr>
-              <w:t xml:space="preserve"> user details, Delete user account</w:t>
             </w:r>
           </w:p>
         </w:tc>
       </w:tr>
     </w:tbl>
     <w:p>
-      <w:r>
-        <w:br w:type="page"/>
-      </w:r>
-    </w:p>
-    <w:p>
-      <w:pPr>
-        <w:shd w:val="clear" w:color="auto" w:fill="1F4E8C"/>
-        <w:spacing w:before="280"/>
-      </w:pPr>
-      <w:r>
+      <w:pPr>
         <w:rPr>
-          <w:rFonts w:cs="Times New Roman"/>
-          <w:b/>
-          <w:bCs/>
-          <w:color w:val="FFFFFF"/>
-          <w:sz w:val="28"/>
-          <w:szCs w:val="28"/>
+          <w:lang w:val="vi-VN"/>
         </w:rPr>
-        <w:lastRenderedPageBreak/>
-        <w:t xml:space="preserve"> Appendix  Generative AI Usage Declaration </w:t>
-      </w:r>
-    </w:p>
-    <w:p>
-      <w:pPr>
-        <w:spacing w:before="80" w:after="80"/>
-      </w:pPr>
-    </w:p>
-    <w:p>
-      <w:pPr>
-        <w:spacing w:before="60" w:after="60"/>
-        <w:jc w:val="both"/>
-      </w:pPr>
-      <w:r>
-        <w:rPr>
-          <w:rFonts w:cs="Times New Roman"/>
-          <w:color w:val="000000"/>
-        </w:rPr>
-        <w:t>In compliance with the course academic integrity policy, the following log documents all use of Generative AI tools during the preparation of this document. Full prompts and outputs must be attached as a separate Appendix.pdf.</w:t>
-      </w:r>
-    </w:p>
-    <w:p>
-      <w:pPr>
-        <w:spacing w:before="40" w:after="40"/>
-      </w:pPr>
-    </w:p>
-    <w:tbl>
-      <w:tblPr>
-        <w:tblW w:w="8926" w:type="dxa"/>
-        <w:tblBorders>
-          <w:insideH w:val="single" w:sz="2" w:space="0" w:color="CCCCCC"/>
-          <w:insideV w:val="single" w:sz="2" w:space="0" w:color="CCCCCC"/>
-        </w:tblBorders>
-        <w:tblLook w:val="04A0" w:firstRow="1" w:lastRow="0" w:firstColumn="1" w:lastColumn="0" w:noHBand="0" w:noVBand="1"/>
-      </w:tblPr>
-      <w:tblGrid>
-        <w:gridCol w:w="1500"/>
-        <w:gridCol w:w="2500"/>
-        <w:gridCol w:w="4926"/>
-      </w:tblGrid>
-      <w:tr>
-        <w:tc>
-          <w:tcPr>
-            <w:tcW w:w="1500" w:type="dxa"/>
-            <w:tcBorders>
-              <w:top w:val="single" w:sz="2" w:space="0" w:color="CCCCCC"/>
-              <w:left w:val="single" w:sz="2" w:space="0" w:color="CCCCCC"/>
-              <w:bottom w:val="single" w:sz="2" w:space="0" w:color="CCCCCC"/>
-              <w:right w:val="single" w:sz="2" w:space="0" w:color="CCCCCC"/>
-            </w:tcBorders>
-            <w:shd w:val="clear" w:color="auto" w:fill="1F4E8C"/>
-            <w:tcMar>
-              <w:top w:w="80" w:type="dxa"/>
-              <w:left w:w="120" w:type="dxa"/>
-              <w:bottom w:w="80" w:type="dxa"/>
-              <w:right w:w="120" w:type="dxa"/>
-            </w:tcMar>
-            <w:vAlign w:val="center"/>
-          </w:tcPr>
-          <w:p>
-            <w:pPr>
-              <w:spacing w:before="80" w:after="80"/>
-              <w:jc w:val="center"/>
-            </w:pPr>
-            <w:r>
-              <w:rPr>
-                <w:rFonts w:cs="Times New Roman"/>
-                <w:b/>
-                <w:bCs/>
-                <w:color w:val="FFFFFF"/>
-                <w:sz w:val="20"/>
-                <w:szCs w:val="20"/>
-              </w:rPr>
-              <w:t>Tool Used</w:t>
-            </w:r>
-          </w:p>
-        </w:tc>
-        <w:tc>
-          <w:tcPr>
-            <w:tcW w:w="2500" w:type="dxa"/>
-            <w:tcBorders>
-              <w:top w:val="single" w:sz="2" w:space="0" w:color="CCCCCC"/>
-              <w:left w:val="single" w:sz="2" w:space="0" w:color="CCCCCC"/>
-              <w:bottom w:val="single" w:sz="2" w:space="0" w:color="CCCCCC"/>
-              <w:right w:val="single" w:sz="2" w:space="0" w:color="CCCCCC"/>
-            </w:tcBorders>
-            <w:shd w:val="clear" w:color="auto" w:fill="1F4E8C"/>
-            <w:tcMar>
-              <w:top w:w="80" w:type="dxa"/>
-              <w:left w:w="120" w:type="dxa"/>
-              <w:bottom w:w="80" w:type="dxa"/>
-              <w:right w:w="120" w:type="dxa"/>
-            </w:tcMar>
-            <w:vAlign w:val="center"/>
-          </w:tcPr>
-          <w:p>
-            <w:pPr>
-              <w:spacing w:before="80" w:after="80"/>
-              <w:jc w:val="center"/>
-            </w:pPr>
-            <w:r>
-              <w:rPr>
-                <w:rFonts w:cs="Times New Roman"/>
-                <w:b/>
-                <w:bCs/>
-                <w:color w:val="FFFFFF"/>
-                <w:sz w:val="20"/>
-                <w:szCs w:val="20"/>
-              </w:rPr>
-              <w:t>Purpose</w:t>
-            </w:r>
-          </w:p>
-        </w:tc>
-        <w:tc>
-          <w:tcPr>
-            <w:tcW w:w="4926" w:type="dxa"/>
-            <w:tcBorders>
-              <w:top w:val="single" w:sz="2" w:space="0" w:color="CCCCCC"/>
-              <w:left w:val="single" w:sz="2" w:space="0" w:color="CCCCCC"/>
-              <w:bottom w:val="single" w:sz="2" w:space="0" w:color="CCCCCC"/>
-              <w:right w:val="single" w:sz="2" w:space="0" w:color="CCCCCC"/>
-            </w:tcBorders>
-            <w:shd w:val="clear" w:color="auto" w:fill="1F4E8C"/>
-            <w:tcMar>
-              <w:top w:w="80" w:type="dxa"/>
-              <w:left w:w="120" w:type="dxa"/>
-              <w:bottom w:w="80" w:type="dxa"/>
-              <w:right w:w="120" w:type="dxa"/>
-            </w:tcMar>
-            <w:vAlign w:val="center"/>
-          </w:tcPr>
-          <w:p>
-            <w:pPr>
-              <w:spacing w:before="80" w:after="80"/>
-              <w:jc w:val="center"/>
-            </w:pPr>
-            <w:r>
-              <w:rPr>
-                <w:rFonts w:cs="Times New Roman"/>
-                <w:b/>
-                <w:bCs/>
-                <w:color w:val="FFFFFF"/>
-                <w:sz w:val="20"/>
-                <w:szCs w:val="20"/>
-              </w:rPr>
-              <w:t>Sections Affected</w:t>
-            </w:r>
-          </w:p>
-        </w:tc>
-      </w:tr>
-      <w:tr>
-        <w:tc>
-          <w:tcPr>
-            <w:tcW w:w="1500" w:type="dxa"/>
-            <w:tcBorders>
-              <w:top w:val="single" w:sz="2" w:space="0" w:color="CCCCCC"/>
-              <w:left w:val="single" w:sz="2" w:space="0" w:color="CCCCCC"/>
-              <w:bottom w:val="single" w:sz="2" w:space="0" w:color="CCCCCC"/>
-              <w:right w:val="single" w:sz="2" w:space="0" w:color="CCCCCC"/>
-            </w:tcBorders>
-            <w:tcMar>
-              <w:top w:w="80" w:type="dxa"/>
-              <w:left w:w="120" w:type="dxa"/>
-              <w:bottom w:w="80" w:type="dxa"/>
-              <w:right w:w="120" w:type="dxa"/>
-            </w:tcMar>
-            <w:vAlign w:val="center"/>
-          </w:tcPr>
-          <w:p>
-            <w:pPr>
-              <w:spacing w:before="60" w:after="60"/>
-              <w:rPr>
-                <w:lang w:val="vi-VN"/>
-              </w:rPr>
-            </w:pPr>
-            <w:r>
-              <w:rPr>
-                <w:lang w:val="vi-VN"/>
-              </w:rPr>
-              <w:t>Claude</w:t>
-            </w:r>
-          </w:p>
-        </w:tc>
-        <w:tc>
-          <w:tcPr>
-            <w:tcW w:w="2500" w:type="dxa"/>
-            <w:tcBorders>
-              <w:top w:val="single" w:sz="2" w:space="0" w:color="CCCCCC"/>
-              <w:left w:val="single" w:sz="2" w:space="0" w:color="CCCCCC"/>
-              <w:bottom w:val="single" w:sz="2" w:space="0" w:color="CCCCCC"/>
-              <w:right w:val="single" w:sz="2" w:space="0" w:color="CCCCCC"/>
-            </w:tcBorders>
-            <w:tcMar>
-              <w:top w:w="80" w:type="dxa"/>
-              <w:left w:w="120" w:type="dxa"/>
-              <w:bottom w:w="80" w:type="dxa"/>
-              <w:right w:w="120" w:type="dxa"/>
-            </w:tcMar>
-            <w:vAlign w:val="center"/>
-          </w:tcPr>
-          <w:p>
-            <w:pPr>
-              <w:spacing w:before="60" w:after="60"/>
-              <w:rPr>
-                <w:lang w:val="vi-VN"/>
-              </w:rPr>
-            </w:pPr>
-            <w:r>
-              <w:rPr>
-                <w:lang w:val="vi-VN"/>
-              </w:rPr>
-              <w:t>Workflow management</w:t>
-            </w:r>
-          </w:p>
-        </w:tc>
-        <w:tc>
-          <w:tcPr>
-            <w:tcW w:w="4926" w:type="dxa"/>
-            <w:tcBorders>
-              <w:top w:val="single" w:sz="2" w:space="0" w:color="CCCCCC"/>
-              <w:left w:val="single" w:sz="2" w:space="0" w:color="CCCCCC"/>
-              <w:bottom w:val="single" w:sz="2" w:space="0" w:color="CCCCCC"/>
-              <w:right w:val="single" w:sz="2" w:space="0" w:color="CCCCCC"/>
-            </w:tcBorders>
-            <w:tcMar>
-              <w:top w:w="80" w:type="dxa"/>
-              <w:left w:w="120" w:type="dxa"/>
-              <w:bottom w:w="80" w:type="dxa"/>
-              <w:right w:w="120" w:type="dxa"/>
-            </w:tcMar>
-            <w:vAlign w:val="center"/>
-          </w:tcPr>
-          <w:p>
-            <w:pPr>
-              <w:spacing w:before="60" w:after="60"/>
-              <w:rPr>
-                <w:lang w:val="vi-VN"/>
-              </w:rPr>
-            </w:pPr>
-          </w:p>
-        </w:tc>
-      </w:tr>
-      <w:tr>
-        <w:tc>
-          <w:tcPr>
-            <w:tcW w:w="1500" w:type="dxa"/>
-            <w:tcBorders>
-              <w:top w:val="single" w:sz="2" w:space="0" w:color="CCCCCC"/>
-              <w:left w:val="single" w:sz="2" w:space="0" w:color="CCCCCC"/>
-              <w:bottom w:val="single" w:sz="2" w:space="0" w:color="CCCCCC"/>
-              <w:right w:val="single" w:sz="2" w:space="0" w:color="CCCCCC"/>
-            </w:tcBorders>
-            <w:tcMar>
-              <w:top w:w="80" w:type="dxa"/>
-              <w:left w:w="120" w:type="dxa"/>
-              <w:bottom w:w="80" w:type="dxa"/>
-              <w:right w:w="120" w:type="dxa"/>
-            </w:tcMar>
-            <w:vAlign w:val="center"/>
-          </w:tcPr>
-          <w:p>
-            <w:pPr>
-              <w:spacing w:before="60" w:after="60"/>
-            </w:pPr>
-            <w:r>
-              <w:rPr>
-                <w:rFonts w:cs="Times New Roman"/>
-                <w:color w:val="BBBBBB"/>
-                <w:sz w:val="20"/>
-                <w:szCs w:val="20"/>
-              </w:rPr>
-              <w:t>[Add more rows as needed]</w:t>
-            </w:r>
-          </w:p>
-        </w:tc>
-        <w:tc>
-          <w:tcPr>
-            <w:tcW w:w="2500" w:type="dxa"/>
-            <w:tcBorders>
-              <w:top w:val="single" w:sz="2" w:space="0" w:color="CCCCCC"/>
-              <w:left w:val="single" w:sz="2" w:space="0" w:color="CCCCCC"/>
-              <w:bottom w:val="single" w:sz="2" w:space="0" w:color="CCCCCC"/>
-              <w:right w:val="single" w:sz="2" w:space="0" w:color="CCCCCC"/>
-            </w:tcBorders>
-            <w:tcMar>
-              <w:top w:w="80" w:type="dxa"/>
-              <w:left w:w="120" w:type="dxa"/>
-              <w:bottom w:w="80" w:type="dxa"/>
-              <w:right w:w="120" w:type="dxa"/>
-            </w:tcMar>
-            <w:vAlign w:val="center"/>
-          </w:tcPr>
-          <w:p>
-            <w:pPr>
-              <w:spacing w:before="60" w:after="60"/>
-            </w:pPr>
-          </w:p>
-        </w:tc>
-        <w:tc>
-          <w:tcPr>
-            <w:tcW w:w="4926" w:type="dxa"/>
-            <w:tcBorders>
-              <w:top w:val="single" w:sz="2" w:space="0" w:color="CCCCCC"/>
-              <w:left w:val="single" w:sz="2" w:space="0" w:color="CCCCCC"/>
-              <w:bottom w:val="single" w:sz="2" w:space="0" w:color="CCCCCC"/>
-              <w:right w:val="single" w:sz="2" w:space="0" w:color="CCCCCC"/>
-            </w:tcBorders>
-            <w:tcMar>
-              <w:top w:w="80" w:type="dxa"/>
-              <w:left w:w="120" w:type="dxa"/>
-              <w:bottom w:w="80" w:type="dxa"/>
-              <w:right w:w="120" w:type="dxa"/>
-            </w:tcMar>
-            <w:vAlign w:val="center"/>
-          </w:tcPr>
-          <w:p>
-            <w:pPr>
-              <w:spacing w:before="60" w:after="60"/>
-            </w:pPr>
-          </w:p>
-        </w:tc>
-      </w:tr>
-    </w:tbl>
-    <w:p>
-      <w:pPr>
-        <w:spacing w:before="40" w:after="40"/>
-      </w:pPr>
-    </w:p>
-    <w:p>
-      <w:pPr>
-        <w:spacing w:before="60" w:after="60"/>
-        <w:jc w:val="both"/>
-      </w:pPr>
-      <w:r>
-        <w:rPr>
-          <w:rFonts w:cs="Times New Roman"/>
-          <w:i/>
-          <w:iCs/>
-          <w:color w:val="777777"/>
-        </w:rPr>
-        <w:t>Note: Failure to declare AI usage will be treated as a breach of academic integrity per the course specification.</w:t>
-      </w:r>
+      </w:pPr>
     </w:p>
     <w:sectPr>
       <w:pgSz w:w="11906" w:h="16838"/>
